--- a/report/Academic_Helpdesk_Agent_Report.docx
+++ b/report/Academic_Helpdesk_Agent_Report.docx
@@ -103,231 +103,40 @@
         <w:t xml:space="preserve">Submitted by</w:t>
       </w:r>
     </w:p>
-    <w:tbl>
-      <w:tblPr>
-        <w:tblW w:type="dxa" w:w="5200"/>
+    <w:p>
+      <w:pPr>
+        <w:spacing w:after="80"/>
         <w:jc w:val="center"/>
-        <w:tblBorders>
-          <w:top w:val="single" w:color="auto" w:sz="4"/>
-          <w:left w:val="single" w:color="auto" w:sz="4"/>
-          <w:bottom w:val="single" w:color="auto" w:sz="4"/>
-          <w:right w:val="single" w:color="auto" w:sz="4"/>
-          <w:insideH w:val="single" w:color="auto" w:sz="4"/>
-          <w:insideV w:val="single" w:color="auto" w:sz="4"/>
-        </w:tblBorders>
-        <w:tblLayout w:type="fixed"/>
-      </w:tblPr>
-      <w:tblGrid>
-        <w:gridCol w:w="3200"/>
-        <w:gridCol w:w="2000"/>
-      </w:tblGrid>
-      <w:tr>
-        <w:tc>
-          <w:tcPr>
-            <w:tcW w:type="dxa" w:w="3200"/>
-            <w:tcBorders>
-              <w:top w:val="single" w:color="BFC8D2" w:sz="4"/>
-              <w:left w:val="single" w:color="BFC8D2" w:sz="4"/>
-              <w:bottom w:val="single" w:color="BFC8D2" w:sz="4"/>
-              <w:right w:val="single" w:color="BFC8D2" w:sz="4"/>
-            </w:tcBorders>
-            <w:shd w:fill="DCE6F2" w:color="auto" w:val="clear"/>
-            <w:tcMar>
-              <w:top w:type="dxa" w:w="80"/>
-              <w:left w:type="dxa" w:w="120"/>
-              <w:bottom w:type="dxa" w:w="80"/>
-              <w:right w:type="dxa" w:w="120"/>
-            </w:tcMar>
-          </w:tcPr>
-          <w:p>
-            <w:pPr>
-              <w:jc w:val="center"/>
-            </w:pPr>
-            <w:r>
-              <w:rPr>
-                <w:rFonts w:ascii="Calibri" w:cs="Calibri" w:eastAsia="Calibri" w:hAnsi="Calibri"/>
-                <w:b/>
-                <w:bCs/>
-                <w:color w:val="1F2933"/>
-                <w:sz w:val="22"/>
-                <w:szCs w:val="22"/>
-              </w:rPr>
-              <w:t xml:space="preserve">Name</w:t>
-            </w:r>
-          </w:p>
-        </w:tc>
-        <w:tc>
-          <w:tcPr>
-            <w:tcW w:type="dxa" w:w="2000"/>
-            <w:tcBorders>
-              <w:top w:val="single" w:color="BFC8D2" w:sz="4"/>
-              <w:left w:val="single" w:color="BFC8D2" w:sz="4"/>
-              <w:bottom w:val="single" w:color="BFC8D2" w:sz="4"/>
-              <w:right w:val="single" w:color="BFC8D2" w:sz="4"/>
-            </w:tcBorders>
-            <w:shd w:fill="DCE6F2" w:color="auto" w:val="clear"/>
-            <w:tcMar>
-              <w:top w:type="dxa" w:w="80"/>
-              <w:left w:type="dxa" w:w="120"/>
-              <w:bottom w:type="dxa" w:w="80"/>
-              <w:right w:type="dxa" w:w="120"/>
-            </w:tcMar>
-          </w:tcPr>
-          <w:p>
-            <w:pPr>
-              <w:jc w:val="center"/>
-            </w:pPr>
-            <w:r>
-              <w:rPr>
-                <w:rFonts w:ascii="Calibri" w:cs="Calibri" w:eastAsia="Calibri" w:hAnsi="Calibri"/>
-                <w:b/>
-                <w:bCs/>
-                <w:color w:val="1F2933"/>
-                <w:sz w:val="22"/>
-                <w:szCs w:val="22"/>
-              </w:rPr>
-              <w:t xml:space="preserve">Roll number</w:t>
-            </w:r>
-          </w:p>
-        </w:tc>
-      </w:tr>
-      <w:tr>
-        <w:tc>
-          <w:tcPr>
-            <w:tcW w:type="dxa" w:w="3200"/>
-            <w:tcBorders>
-              <w:top w:val="single" w:color="BFC8D2" w:sz="4"/>
-              <w:left w:val="single" w:color="BFC8D2" w:sz="4"/>
-              <w:bottom w:val="single" w:color="BFC8D2" w:sz="4"/>
-              <w:right w:val="single" w:color="BFC8D2" w:sz="4"/>
-            </w:tcBorders>
-            <w:tcMar>
-              <w:top w:type="dxa" w:w="80"/>
-              <w:left w:type="dxa" w:w="120"/>
-              <w:bottom w:type="dxa" w:w="80"/>
-              <w:right w:type="dxa" w:w="120"/>
-            </w:tcMar>
-          </w:tcPr>
-          <w:p>
-            <w:pPr>
-              <w:jc w:val="center"/>
-            </w:pPr>
-            <w:r>
-              <w:rPr>
-                <w:rFonts w:ascii="Calibri" w:cs="Calibri" w:eastAsia="Calibri" w:hAnsi="Calibri"/>
-                <w:b w:val="false"/>
-                <w:bCs w:val="false"/>
-                <w:color w:val="1F2933"/>
-                <w:sz w:val="22"/>
-                <w:szCs w:val="22"/>
-              </w:rPr>
-              <w:t xml:space="preserve">ANSHIKA ROLYA</w:t>
-            </w:r>
-          </w:p>
-        </w:tc>
-        <w:tc>
-          <w:tcPr>
-            <w:tcW w:type="dxa" w:w="2000"/>
-            <w:tcBorders>
-              <w:top w:val="single" w:color="BFC8D2" w:sz="4"/>
-              <w:left w:val="single" w:color="BFC8D2" w:sz="4"/>
-              <w:bottom w:val="single" w:color="BFC8D2" w:sz="4"/>
-              <w:right w:val="single" w:color="BFC8D2" w:sz="4"/>
-            </w:tcBorders>
-            <w:tcMar>
-              <w:top w:type="dxa" w:w="80"/>
-              <w:left w:type="dxa" w:w="120"/>
-              <w:bottom w:type="dxa" w:w="80"/>
-              <w:right w:type="dxa" w:w="120"/>
-            </w:tcMar>
-          </w:tcPr>
-          <w:p>
-            <w:pPr>
-              <w:jc w:val="center"/>
-            </w:pPr>
-            <w:r>
-              <w:rPr>
-                <w:rFonts w:ascii="Calibri" w:cs="Calibri" w:eastAsia="Calibri" w:hAnsi="Calibri"/>
-                <w:b w:val="false"/>
-                <w:bCs w:val="false"/>
-                <w:color w:val="1F2933"/>
-                <w:sz w:val="22"/>
-                <w:szCs w:val="22"/>
-              </w:rPr>
-              <w:t xml:space="preserve">B23CH1003</w:t>
-            </w:r>
-          </w:p>
-        </w:tc>
-      </w:tr>
-      <w:tr>
-        <w:tc>
-          <w:tcPr>
-            <w:tcW w:type="dxa" w:w="3200"/>
-            <w:tcBorders>
-              <w:top w:val="single" w:color="BFC8D2" w:sz="4"/>
-              <w:left w:val="single" w:color="BFC8D2" w:sz="4"/>
-              <w:bottom w:val="single" w:color="BFC8D2" w:sz="4"/>
-              <w:right w:val="single" w:color="BFC8D2" w:sz="4"/>
-            </w:tcBorders>
-            <w:tcMar>
-              <w:top w:type="dxa" w:w="80"/>
-              <w:left w:type="dxa" w:w="120"/>
-              <w:bottom w:type="dxa" w:w="80"/>
-              <w:right w:type="dxa" w:w="120"/>
-            </w:tcMar>
-          </w:tcPr>
-          <w:p>
-            <w:pPr>
-              <w:jc w:val="center"/>
-            </w:pPr>
-            <w:r>
-              <w:rPr>
-                <w:rFonts w:ascii="Calibri" w:cs="Calibri" w:eastAsia="Calibri" w:hAnsi="Calibri"/>
-                <w:b w:val="false"/>
-                <w:bCs w:val="false"/>
-                <w:color w:val="1F2933"/>
-                <w:sz w:val="22"/>
-                <w:szCs w:val="22"/>
-              </w:rPr>
-              <w:t xml:space="preserve">BRUNDHA DEVI A</w:t>
-            </w:r>
-          </w:p>
-        </w:tc>
-        <w:tc>
-          <w:tcPr>
-            <w:tcW w:type="dxa" w:w="2000"/>
-            <w:tcBorders>
-              <w:top w:val="single" w:color="BFC8D2" w:sz="4"/>
-              <w:left w:val="single" w:color="BFC8D2" w:sz="4"/>
-              <w:bottom w:val="single" w:color="BFC8D2" w:sz="4"/>
-              <w:right w:val="single" w:color="BFC8D2" w:sz="4"/>
-            </w:tcBorders>
-            <w:tcMar>
-              <w:top w:type="dxa" w:w="80"/>
-              <w:left w:type="dxa" w:w="120"/>
-              <w:bottom w:type="dxa" w:w="80"/>
-              <w:right w:type="dxa" w:w="120"/>
-            </w:tcMar>
-          </w:tcPr>
-          <w:p>
-            <w:pPr>
-              <w:jc w:val="center"/>
-            </w:pPr>
-            <w:r>
-              <w:rPr>
-                <w:rFonts w:ascii="Calibri" w:cs="Calibri" w:eastAsia="Calibri" w:hAnsi="Calibri"/>
-                <w:b w:val="false"/>
-                <w:bCs w:val="false"/>
-                <w:color w:val="1F2933"/>
-                <w:sz w:val="22"/>
-                <w:szCs w:val="22"/>
-              </w:rPr>
-              <w:t xml:space="preserve">B23CH1015</w:t>
-            </w:r>
-          </w:p>
-        </w:tc>
-      </w:tr>
-    </w:tbl>
+      </w:pPr>
+      <w:r>
+        <w:rPr>
+          <w:rFonts w:ascii="Calibri" w:cs="Calibri" w:eastAsia="Calibri" w:hAnsi="Calibri"/>
+          <w:b/>
+          <w:bCs/>
+          <w:color w:val="1F2933"/>
+          <w:sz w:val="24"/>
+          <w:szCs w:val="24"/>
+        </w:rPr>
+        <w:t xml:space="preserve">ANSHIKA ROLYA (B23CH1003)</w:t>
+      </w:r>
+    </w:p>
+    <w:p>
+      <w:pPr>
+        <w:spacing w:after="80"/>
+        <w:jc w:val="center"/>
+      </w:pPr>
+      <w:r>
+        <w:rPr>
+          <w:rFonts w:ascii="Calibri" w:cs="Calibri" w:eastAsia="Calibri" w:hAnsi="Calibri"/>
+          <w:b/>
+          <w:bCs/>
+          <w:color w:val="1F2933"/>
+          <w:sz w:val="24"/>
+          <w:szCs w:val="24"/>
+        </w:rPr>
+        <w:t xml:space="preserve">BRUNDHA DEVI A (B23CH1015)</w:t>
+      </w:r>
+    </w:p>
     <w:p>
       <w:pPr>
         <w:spacing w:before="900"/>
@@ -355,8 +164,20 @@
           <w:sz w:val="20"/>
           <w:szCs w:val="20"/>
         </w:rPr>
-        <w:t xml:space="preserve">Code repository: github.com/brundhaiitj/AS_A2_Acadamic-Helpdesk-Agent_1015_1003</w:t>
+        <w:t xml:space="preserve">Code repository: </w:t>
       </w:r>
+      <w:hyperlink w:history="1" r:id="rId7blxor5nkjiashnodyds_">
+        <w:r>
+          <w:rPr>
+            <w:rFonts w:ascii="Calibri" w:cs="Calibri" w:eastAsia="Calibri" w:hAnsi="Calibri"/>
+            <w:color w:val="1155CC"/>
+            <w:sz w:val="20"/>
+            <w:szCs w:val="20"/>
+            <w:u w:val="single"/>
+          </w:rPr>
+          <w:t xml:space="preserve">https://github.com/brundhaiitj/AS_A2_Acadamic-Helpdesk-Agent_1015_1003</w:t>
+        </w:r>
+      </w:hyperlink>
     </w:p>
     <w:p>
       <w:r>
@@ -19141,6 +18962,32 @@
         </w:rPr>
         <w:t xml:space="preserve">13. Code repository and how to run</w:t>
       </w:r>
+    </w:p>
+    <w:p>
+      <w:pPr>
+        <w:spacing w:after="120"/>
+      </w:pPr>
+      <w:r>
+        <w:rPr>
+          <w:rFonts w:ascii="Calibri" w:cs="Calibri" w:eastAsia="Calibri" w:hAnsi="Calibri"/>
+          <w:color w:val="1F2933"/>
+          <w:sz w:val="21"/>
+          <w:szCs w:val="21"/>
+        </w:rPr>
+        <w:t xml:space="preserve">Repository: </w:t>
+      </w:r>
+      <w:hyperlink w:history="1" r:id="rIdli-ojldpywkyeuthxgai3">
+        <w:r>
+          <w:rPr>
+            <w:rFonts w:ascii="Calibri" w:cs="Calibri" w:eastAsia="Calibri" w:hAnsi="Calibri"/>
+            <w:color w:val="1155CC"/>
+            <w:sz w:val="21"/>
+            <w:szCs w:val="21"/>
+            <w:u w:val="single"/>
+          </w:rPr>
+          <w:t xml:space="preserve">https://github.com/brundhaiitj/AS_A2_Acadamic-Helpdesk-Agent_1015_1003</w:t>
+        </w:r>
+      </w:hyperlink>
     </w:p>
     <w:tbl>
       <w:tblPr>

--- a/report/Academic_Helpdesk_Agent_Report.docx
+++ b/report/Academic_Helpdesk_Agent_Report.docx
@@ -166,7 +166,7 @@
         </w:rPr>
         <w:t xml:space="preserve">Code repository: </w:t>
       </w:r>
-      <w:hyperlink w:history="1" r:id="rId7blxor5nkjiashnodyds_">
+      <w:hyperlink w:history="1" r:id="rIdhh5saro-z287lwytvyrdw">
         <w:r>
           <w:rPr>
             <w:rFonts w:ascii="Calibri" w:cs="Calibri" w:eastAsia="Calibri" w:hAnsi="Calibri"/>
@@ -11136,7 +11136,7 @@
           <w:sz w:val="21"/>
           <w:szCs w:val="21"/>
         </w:rPr>
-        <w:t xml:space="preserve">The set includes all seven examples from the assignment. Each question has an expected answer, an expected source document and an expected tool. eval/answer_keys.csv lists, for each question, the key facts the answer must contain and the specialist agent that should handle it. The full list is in Appendix A.</w:t>
+        <w:t xml:space="preserve">The set includes all seven examples from the assignment. Each question has an expected answer, an expected source document and an expected tool. eval/answer_keys.csv lists, for each question, the key facts the answer must contain and the specialist agent that should handle it. The full list of questions is in eval/questions.csv in the repository.</w:t>
       </w:r>
     </w:p>
     <w:p>
@@ -18976,7 +18976,7 @@
         </w:rPr>
         <w:t xml:space="preserve">Repository: </w:t>
       </w:r>
-      <w:hyperlink w:history="1" r:id="rIdli-ojldpywkyeuthxgai3">
+      <w:hyperlink w:history="1" r:id="rIdyd4znq4516pxpozxy8l6o">
         <w:r>
           <w:rPr>
             <w:rFonts w:ascii="Calibri" w:cs="Calibri" w:eastAsia="Calibri" w:hAnsi="Calibri"/>
@@ -19959,7442 +19959,6 @@
         <w:t xml:space="preserve">python eval/run_eval.py --agent multi --model qwen3:8b; python eval/score.py; python eval/final_tables.py</w:t>
       </w:r>
     </w:p>
-    <w:p>
-      <w:r>
-        <w:br w:type="page"/>
-      </w:r>
-    </w:p>
-    <w:p>
-      <w:pPr>
-        <w:pStyle w:val="Heading1"/>
-        <w:keepNext/>
-        <w:spacing w:after="140" w:before="280"/>
-      </w:pPr>
-      <w:r>
-        <w:rPr>
-          <w:rFonts w:ascii="Calibri" w:cs="Calibri" w:eastAsia="Calibri" w:hAnsi="Calibri"/>
-          <w:b/>
-          <w:bCs/>
-          <w:color w:val="1F4E79"/>
-          <w:sz w:val="30"/>
-          <w:szCs w:val="30"/>
-        </w:rPr>
-        <w:t xml:space="preserve">Appendix A. Evaluation questions and results per question</w:t>
-      </w:r>
-    </w:p>
-    <w:p>
-      <w:pPr>
-        <w:spacing w:after="120" w:line="276"/>
-        <w:jc w:val="both"/>
-      </w:pPr>
-      <w:r>
-        <w:rPr>
-          <w:rFonts w:ascii="Calibri" w:cs="Calibri" w:eastAsia="Calibri" w:hAnsi="Calibri"/>
-          <w:color w:val="1F2933"/>
-          <w:sz w:val="21"/>
-          <w:szCs w:val="21"/>
-        </w:rPr>
-        <w:t xml:space="preserve">1 = correct, 0 = wrong (run 1, after manual review). Expected answers and sources are in eval/questions.csv; all answers are in results/scored_all.csv.</w:t>
-      </w:r>
-    </w:p>
-    <w:tbl>
-      <w:tblPr>
-        <w:tblW w:type="dxa" w:w="9412"/>
-        <w:tblBorders>
-          <w:top w:val="single" w:color="auto" w:sz="4"/>
-          <w:left w:val="single" w:color="auto" w:sz="4"/>
-          <w:bottom w:val="single" w:color="auto" w:sz="4"/>
-          <w:right w:val="single" w:color="auto" w:sz="4"/>
-          <w:insideH w:val="single" w:color="auto" w:sz="4"/>
-          <w:insideV w:val="single" w:color="auto" w:sz="4"/>
-        </w:tblBorders>
-        <w:tblLayout w:type="fixed"/>
-      </w:tblPr>
-      <w:tblGrid>
-        <w:gridCol w:w="517"/>
-        <w:gridCol w:w="1034"/>
-        <w:gridCol w:w="4758"/>
-        <w:gridCol w:w="776"/>
-        <w:gridCol w:w="776"/>
-        <w:gridCol w:w="776"/>
-        <w:gridCol w:w="775"/>
-      </w:tblGrid>
-      <w:tr>
-        <w:trPr>
-          <w:tblHeader/>
-        </w:trPr>
-        <w:tc>
-          <w:tcPr>
-            <w:tcW w:type="dxa" w:w="517"/>
-            <w:tcBorders>
-              <w:top w:val="single" w:color="BFC8D2" w:sz="4"/>
-              <w:left w:val="single" w:color="BFC8D2" w:sz="4"/>
-              <w:bottom w:val="single" w:color="BFC8D2" w:sz="4"/>
-              <w:right w:val="single" w:color="BFC8D2" w:sz="4"/>
-            </w:tcBorders>
-            <w:shd w:fill="DCE6F2" w:color="auto" w:val="clear"/>
-            <w:tcMar>
-              <w:top w:type="dxa" w:w="50"/>
-              <w:left w:type="dxa" w:w="80"/>
-              <w:bottom w:type="dxa" w:w="50"/>
-              <w:right w:type="dxa" w:w="80"/>
-            </w:tcMar>
-          </w:tcPr>
-          <w:p>
-            <w:pPr>
-              <w:spacing w:after="0" w:line="240"/>
-              <w:jc w:val="left"/>
-            </w:pPr>
-            <w:r>
-              <w:rPr>
-                <w:rFonts w:ascii="Calibri" w:cs="Calibri" w:eastAsia="Calibri" w:hAnsi="Calibri"/>
-                <w:b/>
-                <w:bCs/>
-                <w:color w:val="1F2933"/>
-                <w:sz w:val="16"/>
-                <w:szCs w:val="16"/>
-              </w:rPr>
-              <w:t xml:space="preserve">ID</w:t>
-            </w:r>
-          </w:p>
-        </w:tc>
-        <w:tc>
-          <w:tcPr>
-            <w:tcW w:type="dxa" w:w="1034"/>
-            <w:tcBorders>
-              <w:top w:val="single" w:color="BFC8D2" w:sz="4"/>
-              <w:left w:val="single" w:color="BFC8D2" w:sz="4"/>
-              <w:bottom w:val="single" w:color="BFC8D2" w:sz="4"/>
-              <w:right w:val="single" w:color="BFC8D2" w:sz="4"/>
-            </w:tcBorders>
-            <w:shd w:fill="DCE6F2" w:color="auto" w:val="clear"/>
-            <w:tcMar>
-              <w:top w:type="dxa" w:w="50"/>
-              <w:left w:type="dxa" w:w="80"/>
-              <w:bottom w:type="dxa" w:w="50"/>
-              <w:right w:type="dxa" w:w="80"/>
-            </w:tcMar>
-          </w:tcPr>
-          <w:p>
-            <w:pPr>
-              <w:spacing w:after="0" w:line="240"/>
-              <w:jc w:val="left"/>
-            </w:pPr>
-            <w:r>
-              <w:rPr>
-                <w:rFonts w:ascii="Calibri" w:cs="Calibri" w:eastAsia="Calibri" w:hAnsi="Calibri"/>
-                <w:b/>
-                <w:bCs/>
-                <w:color w:val="1F2933"/>
-                <w:sz w:val="16"/>
-                <w:szCs w:val="16"/>
-              </w:rPr>
-              <w:t xml:space="preserve">Category</w:t>
-            </w:r>
-          </w:p>
-        </w:tc>
-        <w:tc>
-          <w:tcPr>
-            <w:tcW w:type="dxa" w:w="4758"/>
-            <w:tcBorders>
-              <w:top w:val="single" w:color="BFC8D2" w:sz="4"/>
-              <w:left w:val="single" w:color="BFC8D2" w:sz="4"/>
-              <w:bottom w:val="single" w:color="BFC8D2" w:sz="4"/>
-              <w:right w:val="single" w:color="BFC8D2" w:sz="4"/>
-            </w:tcBorders>
-            <w:shd w:fill="DCE6F2" w:color="auto" w:val="clear"/>
-            <w:tcMar>
-              <w:top w:type="dxa" w:w="50"/>
-              <w:left w:type="dxa" w:w="80"/>
-              <w:bottom w:type="dxa" w:w="50"/>
-              <w:right w:type="dxa" w:w="80"/>
-            </w:tcMar>
-          </w:tcPr>
-          <w:p>
-            <w:pPr>
-              <w:spacing w:after="0" w:line="240"/>
-              <w:jc w:val="left"/>
-            </w:pPr>
-            <w:r>
-              <w:rPr>
-                <w:rFonts w:ascii="Calibri" w:cs="Calibri" w:eastAsia="Calibri" w:hAnsi="Calibri"/>
-                <w:b/>
-                <w:bCs/>
-                <w:color w:val="1F2933"/>
-                <w:sz w:val="16"/>
-                <w:szCs w:val="16"/>
-              </w:rPr>
-              <w:t xml:space="preserve">Question</w:t>
-            </w:r>
-          </w:p>
-        </w:tc>
-        <w:tc>
-          <w:tcPr>
-            <w:tcW w:type="dxa" w:w="776"/>
-            <w:tcBorders>
-              <w:top w:val="single" w:color="BFC8D2" w:sz="4"/>
-              <w:left w:val="single" w:color="BFC8D2" w:sz="4"/>
-              <w:bottom w:val="single" w:color="BFC8D2" w:sz="4"/>
-              <w:right w:val="single" w:color="BFC8D2" w:sz="4"/>
-            </w:tcBorders>
-            <w:shd w:fill="DCE6F2" w:color="auto" w:val="clear"/>
-            <w:tcMar>
-              <w:top w:type="dxa" w:w="50"/>
-              <w:left w:type="dxa" w:w="80"/>
-              <w:bottom w:type="dxa" w:w="50"/>
-              <w:right w:type="dxa" w:w="80"/>
-            </w:tcMar>
-          </w:tcPr>
-          <w:p>
-            <w:pPr>
-              <w:spacing w:after="0" w:line="240"/>
-              <w:jc w:val="left"/>
-            </w:pPr>
-            <w:r>
-              <w:rPr>
-                <w:rFonts w:ascii="Calibri" w:cs="Calibri" w:eastAsia="Calibri" w:hAnsi="Calibri"/>
-                <w:b/>
-                <w:bCs/>
-                <w:color w:val="1F2933"/>
-                <w:sz w:val="16"/>
-                <w:szCs w:val="16"/>
-              </w:rPr>
-              <w:t xml:space="preserve">Single Qwen3</w:t>
-            </w:r>
-          </w:p>
-        </w:tc>
-        <w:tc>
-          <w:tcPr>
-            <w:tcW w:type="dxa" w:w="776"/>
-            <w:tcBorders>
-              <w:top w:val="single" w:color="BFC8D2" w:sz="4"/>
-              <w:left w:val="single" w:color="BFC8D2" w:sz="4"/>
-              <w:bottom w:val="single" w:color="BFC8D2" w:sz="4"/>
-              <w:right w:val="single" w:color="BFC8D2" w:sz="4"/>
-            </w:tcBorders>
-            <w:shd w:fill="DCE6F2" w:color="auto" w:val="clear"/>
-            <w:tcMar>
-              <w:top w:type="dxa" w:w="50"/>
-              <w:left w:type="dxa" w:w="80"/>
-              <w:bottom w:type="dxa" w:w="50"/>
-              <w:right w:type="dxa" w:w="80"/>
-            </w:tcMar>
-          </w:tcPr>
-          <w:p>
-            <w:pPr>
-              <w:spacing w:after="0" w:line="240"/>
-              <w:jc w:val="left"/>
-            </w:pPr>
-            <w:r>
-              <w:rPr>
-                <w:rFonts w:ascii="Calibri" w:cs="Calibri" w:eastAsia="Calibri" w:hAnsi="Calibri"/>
-                <w:b/>
-                <w:bCs/>
-                <w:color w:val="1F2933"/>
-                <w:sz w:val="16"/>
-                <w:szCs w:val="16"/>
-              </w:rPr>
-              <w:t xml:space="preserve">Multi Qwen3</w:t>
-            </w:r>
-          </w:p>
-        </w:tc>
-        <w:tc>
-          <w:tcPr>
-            <w:tcW w:type="dxa" w:w="776"/>
-            <w:tcBorders>
-              <w:top w:val="single" w:color="BFC8D2" w:sz="4"/>
-              <w:left w:val="single" w:color="BFC8D2" w:sz="4"/>
-              <w:bottom w:val="single" w:color="BFC8D2" w:sz="4"/>
-              <w:right w:val="single" w:color="BFC8D2" w:sz="4"/>
-            </w:tcBorders>
-            <w:shd w:fill="DCE6F2" w:color="auto" w:val="clear"/>
-            <w:tcMar>
-              <w:top w:type="dxa" w:w="50"/>
-              <w:left w:type="dxa" w:w="80"/>
-              <w:bottom w:type="dxa" w:w="50"/>
-              <w:right w:type="dxa" w:w="80"/>
-            </w:tcMar>
-          </w:tcPr>
-          <w:p>
-            <w:pPr>
-              <w:spacing w:after="0" w:line="240"/>
-              <w:jc w:val="left"/>
-            </w:pPr>
-            <w:r>
-              <w:rPr>
-                <w:rFonts w:ascii="Calibri" w:cs="Calibri" w:eastAsia="Calibri" w:hAnsi="Calibri"/>
-                <w:b/>
-                <w:bCs/>
-                <w:color w:val="1F2933"/>
-                <w:sz w:val="16"/>
-                <w:szCs w:val="16"/>
-              </w:rPr>
-              <w:t xml:space="preserve">Single Llama</w:t>
-            </w:r>
-          </w:p>
-        </w:tc>
-        <w:tc>
-          <w:tcPr>
-            <w:tcW w:type="dxa" w:w="775"/>
-            <w:tcBorders>
-              <w:top w:val="single" w:color="BFC8D2" w:sz="4"/>
-              <w:left w:val="single" w:color="BFC8D2" w:sz="4"/>
-              <w:bottom w:val="single" w:color="BFC8D2" w:sz="4"/>
-              <w:right w:val="single" w:color="BFC8D2" w:sz="4"/>
-            </w:tcBorders>
-            <w:shd w:fill="DCE6F2" w:color="auto" w:val="clear"/>
-            <w:tcMar>
-              <w:top w:type="dxa" w:w="50"/>
-              <w:left w:type="dxa" w:w="80"/>
-              <w:bottom w:type="dxa" w:w="50"/>
-              <w:right w:type="dxa" w:w="80"/>
-            </w:tcMar>
-          </w:tcPr>
-          <w:p>
-            <w:pPr>
-              <w:spacing w:after="0" w:line="240"/>
-              <w:jc w:val="left"/>
-            </w:pPr>
-            <w:r>
-              <w:rPr>
-                <w:rFonts w:ascii="Calibri" w:cs="Calibri" w:eastAsia="Calibri" w:hAnsi="Calibri"/>
-                <w:b/>
-                <w:bCs/>
-                <w:color w:val="1F2933"/>
-                <w:sz w:val="16"/>
-                <w:szCs w:val="16"/>
-              </w:rPr>
-              <w:t xml:space="preserve">Multi Llama</w:t>
-            </w:r>
-          </w:p>
-        </w:tc>
-      </w:tr>
-      <w:tr>
-        <w:trPr>
-          <w:cantSplit/>
-        </w:trPr>
-        <w:tc>
-          <w:tcPr>
-            <w:tcW w:type="dxa" w:w="517"/>
-            <w:tcBorders>
-              <w:top w:val="single" w:color="BFC8D2" w:sz="4"/>
-              <w:left w:val="single" w:color="BFC8D2" w:sz="4"/>
-              <w:bottom w:val="single" w:color="BFC8D2" w:sz="4"/>
-              <w:right w:val="single" w:color="BFC8D2" w:sz="4"/>
-            </w:tcBorders>
-            <w:tcMar>
-              <w:top w:type="dxa" w:w="50"/>
-              <w:left w:type="dxa" w:w="80"/>
-              <w:bottom w:type="dxa" w:w="50"/>
-              <w:right w:type="dxa" w:w="80"/>
-            </w:tcMar>
-          </w:tcPr>
-          <w:p>
-            <w:pPr>
-              <w:spacing w:after="0" w:line="240"/>
-              <w:jc w:val="center"/>
-            </w:pPr>
-            <w:r>
-              <w:rPr>
-                <w:rFonts w:ascii="Calibri" w:cs="Calibri" w:eastAsia="Calibri" w:hAnsi="Calibri"/>
-                <w:color w:val="1F2933"/>
-                <w:sz w:val="16"/>
-                <w:szCs w:val="16"/>
-              </w:rPr>
-              <w:t xml:space="preserve">Q01</w:t>
-            </w:r>
-          </w:p>
-        </w:tc>
-        <w:tc>
-          <w:tcPr>
-            <w:tcW w:type="dxa" w:w="1034"/>
-            <w:tcBorders>
-              <w:top w:val="single" w:color="BFC8D2" w:sz="4"/>
-              <w:left w:val="single" w:color="BFC8D2" w:sz="4"/>
-              <w:bottom w:val="single" w:color="BFC8D2" w:sz="4"/>
-              <w:right w:val="single" w:color="BFC8D2" w:sz="4"/>
-            </w:tcBorders>
-            <w:tcMar>
-              <w:top w:type="dxa" w:w="50"/>
-              <w:left w:type="dxa" w:w="80"/>
-              <w:bottom w:type="dxa" w:w="50"/>
-              <w:right w:type="dxa" w:w="80"/>
-            </w:tcMar>
-          </w:tcPr>
-          <w:p>
-            <w:pPr>
-              <w:spacing w:after="0" w:line="240"/>
-              <w:jc w:val="left"/>
-            </w:pPr>
-            <w:r>
-              <w:rPr>
-                <w:rFonts w:ascii="Calibri" w:cs="Calibri" w:eastAsia="Calibri" w:hAnsi="Calibri"/>
-                <w:color w:val="1F2933"/>
-                <w:sz w:val="16"/>
-                <w:szCs w:val="16"/>
-              </w:rPr>
-              <w:t xml:space="preserve">Policy</w:t>
-            </w:r>
-          </w:p>
-        </w:tc>
-        <w:tc>
-          <w:tcPr>
-            <w:tcW w:type="dxa" w:w="4758"/>
-            <w:tcBorders>
-              <w:top w:val="single" w:color="BFC8D2" w:sz="4"/>
-              <w:left w:val="single" w:color="BFC8D2" w:sz="4"/>
-              <w:bottom w:val="single" w:color="BFC8D2" w:sz="4"/>
-              <w:right w:val="single" w:color="BFC8D2" w:sz="4"/>
-            </w:tcBorders>
-            <w:tcMar>
-              <w:top w:type="dxa" w:w="50"/>
-              <w:left w:type="dxa" w:w="80"/>
-              <w:bottom w:type="dxa" w:w="50"/>
-              <w:right w:type="dxa" w:w="80"/>
-            </w:tcMar>
-          </w:tcPr>
-          <w:p>
-            <w:pPr>
-              <w:spacing w:after="0" w:line="240"/>
-              <w:jc w:val="left"/>
-            </w:pPr>
-            <w:r>
-              <w:rPr>
-                <w:rFonts w:ascii="Calibri" w:cs="Calibri" w:eastAsia="Calibri" w:hAnsi="Calibri"/>
-                <w:color w:val="1F2933"/>
-                <w:sz w:val="16"/>
-                <w:szCs w:val="16"/>
-              </w:rPr>
-              <w:t xml:space="preserve">What is the attendance requirement to sit in the Major exam?</w:t>
-            </w:r>
-          </w:p>
-        </w:tc>
-        <w:tc>
-          <w:tcPr>
-            <w:tcW w:type="dxa" w:w="776"/>
-            <w:tcBorders>
-              <w:top w:val="single" w:color="BFC8D2" w:sz="4"/>
-              <w:left w:val="single" w:color="BFC8D2" w:sz="4"/>
-              <w:bottom w:val="single" w:color="BFC8D2" w:sz="4"/>
-              <w:right w:val="single" w:color="BFC8D2" w:sz="4"/>
-            </w:tcBorders>
-            <w:shd w:fill="FBEBEB" w:color="auto" w:val="clear"/>
-            <w:tcMar>
-              <w:top w:type="dxa" w:w="50"/>
-              <w:left w:type="dxa" w:w="80"/>
-              <w:bottom w:type="dxa" w:w="50"/>
-              <w:right w:type="dxa" w:w="80"/>
-            </w:tcMar>
-          </w:tcPr>
-          <w:p>
-            <w:pPr>
-              <w:spacing w:after="0" w:line="240"/>
-              <w:jc w:val="center"/>
-            </w:pPr>
-            <w:r>
-              <w:rPr>
-                <w:rFonts w:ascii="Calibri" w:cs="Calibri" w:eastAsia="Calibri" w:hAnsi="Calibri"/>
-                <w:color w:val="1F2933"/>
-                <w:sz w:val="16"/>
-                <w:szCs w:val="16"/>
-              </w:rPr>
-              <w:t xml:space="preserve">0</w:t>
-            </w:r>
-          </w:p>
-        </w:tc>
-        <w:tc>
-          <w:tcPr>
-            <w:tcW w:type="dxa" w:w="776"/>
-            <w:tcBorders>
-              <w:top w:val="single" w:color="BFC8D2" w:sz="4"/>
-              <w:left w:val="single" w:color="BFC8D2" w:sz="4"/>
-              <w:bottom w:val="single" w:color="BFC8D2" w:sz="4"/>
-              <w:right w:val="single" w:color="BFC8D2" w:sz="4"/>
-            </w:tcBorders>
-            <w:shd w:fill="FBEBEB" w:color="auto" w:val="clear"/>
-            <w:tcMar>
-              <w:top w:type="dxa" w:w="50"/>
-              <w:left w:type="dxa" w:w="80"/>
-              <w:bottom w:type="dxa" w:w="50"/>
-              <w:right w:type="dxa" w:w="80"/>
-            </w:tcMar>
-          </w:tcPr>
-          <w:p>
-            <w:pPr>
-              <w:spacing w:after="0" w:line="240"/>
-              <w:jc w:val="center"/>
-            </w:pPr>
-            <w:r>
-              <w:rPr>
-                <w:rFonts w:ascii="Calibri" w:cs="Calibri" w:eastAsia="Calibri" w:hAnsi="Calibri"/>
-                <w:color w:val="1F2933"/>
-                <w:sz w:val="16"/>
-                <w:szCs w:val="16"/>
-              </w:rPr>
-              <w:t xml:space="preserve">0</w:t>
-            </w:r>
-          </w:p>
-        </w:tc>
-        <w:tc>
-          <w:tcPr>
-            <w:tcW w:type="dxa" w:w="776"/>
-            <w:tcBorders>
-              <w:top w:val="single" w:color="BFC8D2" w:sz="4"/>
-              <w:left w:val="single" w:color="BFC8D2" w:sz="4"/>
-              <w:bottom w:val="single" w:color="BFC8D2" w:sz="4"/>
-              <w:right w:val="single" w:color="BFC8D2" w:sz="4"/>
-            </w:tcBorders>
-            <w:shd w:fill="FBEBEB" w:color="auto" w:val="clear"/>
-            <w:tcMar>
-              <w:top w:type="dxa" w:w="50"/>
-              <w:left w:type="dxa" w:w="80"/>
-              <w:bottom w:type="dxa" w:w="50"/>
-              <w:right w:type="dxa" w:w="80"/>
-            </w:tcMar>
-          </w:tcPr>
-          <w:p>
-            <w:pPr>
-              <w:spacing w:after="0" w:line="240"/>
-              <w:jc w:val="center"/>
-            </w:pPr>
-            <w:r>
-              <w:rPr>
-                <w:rFonts w:ascii="Calibri" w:cs="Calibri" w:eastAsia="Calibri" w:hAnsi="Calibri"/>
-                <w:color w:val="1F2933"/>
-                <w:sz w:val="16"/>
-                <w:szCs w:val="16"/>
-              </w:rPr>
-              <w:t xml:space="preserve">0</w:t>
-            </w:r>
-          </w:p>
-        </w:tc>
-        <w:tc>
-          <w:tcPr>
-            <w:tcW w:type="dxa" w:w="775"/>
-            <w:tcBorders>
-              <w:top w:val="single" w:color="BFC8D2" w:sz="4"/>
-              <w:left w:val="single" w:color="BFC8D2" w:sz="4"/>
-              <w:bottom w:val="single" w:color="BFC8D2" w:sz="4"/>
-              <w:right w:val="single" w:color="BFC8D2" w:sz="4"/>
-            </w:tcBorders>
-            <w:shd w:fill="FBEBEB" w:color="auto" w:val="clear"/>
-            <w:tcMar>
-              <w:top w:type="dxa" w:w="50"/>
-              <w:left w:type="dxa" w:w="80"/>
-              <w:bottom w:type="dxa" w:w="50"/>
-              <w:right w:type="dxa" w:w="80"/>
-            </w:tcMar>
-          </w:tcPr>
-          <w:p>
-            <w:pPr>
-              <w:spacing w:after="0" w:line="240"/>
-              <w:jc w:val="center"/>
-            </w:pPr>
-            <w:r>
-              <w:rPr>
-                <w:rFonts w:ascii="Calibri" w:cs="Calibri" w:eastAsia="Calibri" w:hAnsi="Calibri"/>
-                <w:color w:val="1F2933"/>
-                <w:sz w:val="16"/>
-                <w:szCs w:val="16"/>
-              </w:rPr>
-              <w:t xml:space="preserve">0</w:t>
-            </w:r>
-          </w:p>
-        </w:tc>
-      </w:tr>
-      <w:tr>
-        <w:trPr>
-          <w:cantSplit/>
-        </w:trPr>
-        <w:tc>
-          <w:tcPr>
-            <w:tcW w:type="dxa" w:w="517"/>
-            <w:tcBorders>
-              <w:top w:val="single" w:color="BFC8D2" w:sz="4"/>
-              <w:left w:val="single" w:color="BFC8D2" w:sz="4"/>
-              <w:bottom w:val="single" w:color="BFC8D2" w:sz="4"/>
-              <w:right w:val="single" w:color="BFC8D2" w:sz="4"/>
-            </w:tcBorders>
-            <w:tcMar>
-              <w:top w:type="dxa" w:w="50"/>
-              <w:left w:type="dxa" w:w="80"/>
-              <w:bottom w:type="dxa" w:w="50"/>
-              <w:right w:type="dxa" w:w="80"/>
-            </w:tcMar>
-          </w:tcPr>
-          <w:p>
-            <w:pPr>
-              <w:spacing w:after="0" w:line="240"/>
-              <w:jc w:val="center"/>
-            </w:pPr>
-            <w:r>
-              <w:rPr>
-                <w:rFonts w:ascii="Calibri" w:cs="Calibri" w:eastAsia="Calibri" w:hAnsi="Calibri"/>
-                <w:color w:val="1F2933"/>
-                <w:sz w:val="16"/>
-                <w:szCs w:val="16"/>
-              </w:rPr>
-              <w:t xml:space="preserve">Q02</w:t>
-            </w:r>
-          </w:p>
-        </w:tc>
-        <w:tc>
-          <w:tcPr>
-            <w:tcW w:type="dxa" w:w="1034"/>
-            <w:tcBorders>
-              <w:top w:val="single" w:color="BFC8D2" w:sz="4"/>
-              <w:left w:val="single" w:color="BFC8D2" w:sz="4"/>
-              <w:bottom w:val="single" w:color="BFC8D2" w:sz="4"/>
-              <w:right w:val="single" w:color="BFC8D2" w:sz="4"/>
-            </w:tcBorders>
-            <w:tcMar>
-              <w:top w:type="dxa" w:w="50"/>
-              <w:left w:type="dxa" w:w="80"/>
-              <w:bottom w:type="dxa" w:w="50"/>
-              <w:right w:type="dxa" w:w="80"/>
-            </w:tcMar>
-          </w:tcPr>
-          <w:p>
-            <w:pPr>
-              <w:spacing w:after="0" w:line="240"/>
-              <w:jc w:val="left"/>
-            </w:pPr>
-            <w:r>
-              <w:rPr>
-                <w:rFonts w:ascii="Calibri" w:cs="Calibri" w:eastAsia="Calibri" w:hAnsi="Calibri"/>
-                <w:color w:val="1F2933"/>
-                <w:sz w:val="16"/>
-                <w:szCs w:val="16"/>
-              </w:rPr>
-              <w:t xml:space="preserve">Policy</w:t>
-            </w:r>
-          </w:p>
-        </w:tc>
-        <w:tc>
-          <w:tcPr>
-            <w:tcW w:type="dxa" w:w="4758"/>
-            <w:tcBorders>
-              <w:top w:val="single" w:color="BFC8D2" w:sz="4"/>
-              <w:left w:val="single" w:color="BFC8D2" w:sz="4"/>
-              <w:bottom w:val="single" w:color="BFC8D2" w:sz="4"/>
-              <w:right w:val="single" w:color="BFC8D2" w:sz="4"/>
-            </w:tcBorders>
-            <w:tcMar>
-              <w:top w:type="dxa" w:w="50"/>
-              <w:left w:type="dxa" w:w="80"/>
-              <w:bottom w:type="dxa" w:w="50"/>
-              <w:right w:type="dxa" w:w="80"/>
-            </w:tcMar>
-          </w:tcPr>
-          <w:p>
-            <w:pPr>
-              <w:spacing w:after="0" w:line="240"/>
-              <w:jc w:val="left"/>
-            </w:pPr>
-            <w:r>
-              <w:rPr>
-                <w:rFonts w:ascii="Calibri" w:cs="Calibri" w:eastAsia="Calibri" w:hAnsi="Calibri"/>
-                <w:color w:val="1F2933"/>
-                <w:sz w:val="16"/>
-                <w:szCs w:val="16"/>
-              </w:rPr>
-              <w:t xml:space="preserve">How many Open Elective credits do I need to earn in order to get a B.Tech. degree?</w:t>
-            </w:r>
-          </w:p>
-        </w:tc>
-        <w:tc>
-          <w:tcPr>
-            <w:tcW w:type="dxa" w:w="776"/>
-            <w:tcBorders>
-              <w:top w:val="single" w:color="BFC8D2" w:sz="4"/>
-              <w:left w:val="single" w:color="BFC8D2" w:sz="4"/>
-              <w:bottom w:val="single" w:color="BFC8D2" w:sz="4"/>
-              <w:right w:val="single" w:color="BFC8D2" w:sz="4"/>
-            </w:tcBorders>
-            <w:tcMar>
-              <w:top w:type="dxa" w:w="50"/>
-              <w:left w:type="dxa" w:w="80"/>
-              <w:bottom w:type="dxa" w:w="50"/>
-              <w:right w:type="dxa" w:w="80"/>
-            </w:tcMar>
-          </w:tcPr>
-          <w:p>
-            <w:pPr>
-              <w:spacing w:after="0" w:line="240"/>
-              <w:jc w:val="center"/>
-            </w:pPr>
-            <w:r>
-              <w:rPr>
-                <w:rFonts w:ascii="Calibri" w:cs="Calibri" w:eastAsia="Calibri" w:hAnsi="Calibri"/>
-                <w:color w:val="1F2933"/>
-                <w:sz w:val="16"/>
-                <w:szCs w:val="16"/>
-              </w:rPr>
-              <w:t xml:space="preserve">1</w:t>
-            </w:r>
-          </w:p>
-        </w:tc>
-        <w:tc>
-          <w:tcPr>
-            <w:tcW w:type="dxa" w:w="776"/>
-            <w:tcBorders>
-              <w:top w:val="single" w:color="BFC8D2" w:sz="4"/>
-              <w:left w:val="single" w:color="BFC8D2" w:sz="4"/>
-              <w:bottom w:val="single" w:color="BFC8D2" w:sz="4"/>
-              <w:right w:val="single" w:color="BFC8D2" w:sz="4"/>
-            </w:tcBorders>
-            <w:tcMar>
-              <w:top w:type="dxa" w:w="50"/>
-              <w:left w:type="dxa" w:w="80"/>
-              <w:bottom w:type="dxa" w:w="50"/>
-              <w:right w:type="dxa" w:w="80"/>
-            </w:tcMar>
-          </w:tcPr>
-          <w:p>
-            <w:pPr>
-              <w:spacing w:after="0" w:line="240"/>
-              <w:jc w:val="center"/>
-            </w:pPr>
-            <w:r>
-              <w:rPr>
-                <w:rFonts w:ascii="Calibri" w:cs="Calibri" w:eastAsia="Calibri" w:hAnsi="Calibri"/>
-                <w:color w:val="1F2933"/>
-                <w:sz w:val="16"/>
-                <w:szCs w:val="16"/>
-              </w:rPr>
-              <w:t xml:space="preserve">1</w:t>
-            </w:r>
-          </w:p>
-        </w:tc>
-        <w:tc>
-          <w:tcPr>
-            <w:tcW w:type="dxa" w:w="776"/>
-            <w:tcBorders>
-              <w:top w:val="single" w:color="BFC8D2" w:sz="4"/>
-              <w:left w:val="single" w:color="BFC8D2" w:sz="4"/>
-              <w:bottom w:val="single" w:color="BFC8D2" w:sz="4"/>
-              <w:right w:val="single" w:color="BFC8D2" w:sz="4"/>
-            </w:tcBorders>
-            <w:tcMar>
-              <w:top w:type="dxa" w:w="50"/>
-              <w:left w:type="dxa" w:w="80"/>
-              <w:bottom w:type="dxa" w:w="50"/>
-              <w:right w:type="dxa" w:w="80"/>
-            </w:tcMar>
-          </w:tcPr>
-          <w:p>
-            <w:pPr>
-              <w:spacing w:after="0" w:line="240"/>
-              <w:jc w:val="center"/>
-            </w:pPr>
-            <w:r>
-              <w:rPr>
-                <w:rFonts w:ascii="Calibri" w:cs="Calibri" w:eastAsia="Calibri" w:hAnsi="Calibri"/>
-                <w:color w:val="1F2933"/>
-                <w:sz w:val="16"/>
-                <w:szCs w:val="16"/>
-              </w:rPr>
-              <w:t xml:space="preserve">1</w:t>
-            </w:r>
-          </w:p>
-        </w:tc>
-        <w:tc>
-          <w:tcPr>
-            <w:tcW w:type="dxa" w:w="775"/>
-            <w:tcBorders>
-              <w:top w:val="single" w:color="BFC8D2" w:sz="4"/>
-              <w:left w:val="single" w:color="BFC8D2" w:sz="4"/>
-              <w:bottom w:val="single" w:color="BFC8D2" w:sz="4"/>
-              <w:right w:val="single" w:color="BFC8D2" w:sz="4"/>
-            </w:tcBorders>
-            <w:tcMar>
-              <w:top w:type="dxa" w:w="50"/>
-              <w:left w:type="dxa" w:w="80"/>
-              <w:bottom w:type="dxa" w:w="50"/>
-              <w:right w:type="dxa" w:w="80"/>
-            </w:tcMar>
-          </w:tcPr>
-          <w:p>
-            <w:pPr>
-              <w:spacing w:after="0" w:line="240"/>
-              <w:jc w:val="center"/>
-            </w:pPr>
-            <w:r>
-              <w:rPr>
-                <w:rFonts w:ascii="Calibri" w:cs="Calibri" w:eastAsia="Calibri" w:hAnsi="Calibri"/>
-                <w:color w:val="1F2933"/>
-                <w:sz w:val="16"/>
-                <w:szCs w:val="16"/>
-              </w:rPr>
-              <w:t xml:space="preserve">1</w:t>
-            </w:r>
-          </w:p>
-        </w:tc>
-      </w:tr>
-      <w:tr>
-        <w:trPr>
-          <w:cantSplit/>
-        </w:trPr>
-        <w:tc>
-          <w:tcPr>
-            <w:tcW w:type="dxa" w:w="517"/>
-            <w:tcBorders>
-              <w:top w:val="single" w:color="BFC8D2" w:sz="4"/>
-              <w:left w:val="single" w:color="BFC8D2" w:sz="4"/>
-              <w:bottom w:val="single" w:color="BFC8D2" w:sz="4"/>
-              <w:right w:val="single" w:color="BFC8D2" w:sz="4"/>
-            </w:tcBorders>
-            <w:tcMar>
-              <w:top w:type="dxa" w:w="50"/>
-              <w:left w:type="dxa" w:w="80"/>
-              <w:bottom w:type="dxa" w:w="50"/>
-              <w:right w:type="dxa" w:w="80"/>
-            </w:tcMar>
-          </w:tcPr>
-          <w:p>
-            <w:pPr>
-              <w:spacing w:after="0" w:line="240"/>
-              <w:jc w:val="center"/>
-            </w:pPr>
-            <w:r>
-              <w:rPr>
-                <w:rFonts w:ascii="Calibri" w:cs="Calibri" w:eastAsia="Calibri" w:hAnsi="Calibri"/>
-                <w:color w:val="1F2933"/>
-                <w:sz w:val="16"/>
-                <w:szCs w:val="16"/>
-              </w:rPr>
-              <w:t xml:space="preserve">Q03</w:t>
-            </w:r>
-          </w:p>
-        </w:tc>
-        <w:tc>
-          <w:tcPr>
-            <w:tcW w:type="dxa" w:w="1034"/>
-            <w:tcBorders>
-              <w:top w:val="single" w:color="BFC8D2" w:sz="4"/>
-              <w:left w:val="single" w:color="BFC8D2" w:sz="4"/>
-              <w:bottom w:val="single" w:color="BFC8D2" w:sz="4"/>
-              <w:right w:val="single" w:color="BFC8D2" w:sz="4"/>
-            </w:tcBorders>
-            <w:tcMar>
-              <w:top w:type="dxa" w:w="50"/>
-              <w:left w:type="dxa" w:w="80"/>
-              <w:bottom w:type="dxa" w:w="50"/>
-              <w:right w:type="dxa" w:w="80"/>
-            </w:tcMar>
-          </w:tcPr>
-          <w:p>
-            <w:pPr>
-              <w:spacing w:after="0" w:line="240"/>
-              <w:jc w:val="left"/>
-            </w:pPr>
-            <w:r>
-              <w:rPr>
-                <w:rFonts w:ascii="Calibri" w:cs="Calibri" w:eastAsia="Calibri" w:hAnsi="Calibri"/>
-                <w:color w:val="1F2933"/>
-                <w:sz w:val="16"/>
-                <w:szCs w:val="16"/>
-              </w:rPr>
-              <w:t xml:space="preserve">Policy</w:t>
-            </w:r>
-          </w:p>
-        </w:tc>
-        <w:tc>
-          <w:tcPr>
-            <w:tcW w:type="dxa" w:w="4758"/>
-            <w:tcBorders>
-              <w:top w:val="single" w:color="BFC8D2" w:sz="4"/>
-              <w:left w:val="single" w:color="BFC8D2" w:sz="4"/>
-              <w:bottom w:val="single" w:color="BFC8D2" w:sz="4"/>
-              <w:right w:val="single" w:color="BFC8D2" w:sz="4"/>
-            </w:tcBorders>
-            <w:tcMar>
-              <w:top w:type="dxa" w:w="50"/>
-              <w:left w:type="dxa" w:w="80"/>
-              <w:bottom w:type="dxa" w:w="50"/>
-              <w:right w:type="dxa" w:w="80"/>
-            </w:tcMar>
-          </w:tcPr>
-          <w:p>
-            <w:pPr>
-              <w:spacing w:after="0" w:line="240"/>
-              <w:jc w:val="left"/>
-            </w:pPr>
-            <w:r>
-              <w:rPr>
-                <w:rFonts w:ascii="Calibri" w:cs="Calibri" w:eastAsia="Calibri" w:hAnsi="Calibri"/>
-                <w:color w:val="1F2933"/>
-                <w:sz w:val="16"/>
-                <w:szCs w:val="16"/>
-              </w:rPr>
-              <w:t xml:space="preserve">What are the minimum and maximum credits a UG student can register for in a semester?</w:t>
-            </w:r>
-          </w:p>
-        </w:tc>
-        <w:tc>
-          <w:tcPr>
-            <w:tcW w:type="dxa" w:w="776"/>
-            <w:tcBorders>
-              <w:top w:val="single" w:color="BFC8D2" w:sz="4"/>
-              <w:left w:val="single" w:color="BFC8D2" w:sz="4"/>
-              <w:bottom w:val="single" w:color="BFC8D2" w:sz="4"/>
-              <w:right w:val="single" w:color="BFC8D2" w:sz="4"/>
-            </w:tcBorders>
-            <w:tcMar>
-              <w:top w:type="dxa" w:w="50"/>
-              <w:left w:type="dxa" w:w="80"/>
-              <w:bottom w:type="dxa" w:w="50"/>
-              <w:right w:type="dxa" w:w="80"/>
-            </w:tcMar>
-          </w:tcPr>
-          <w:p>
-            <w:pPr>
-              <w:spacing w:after="0" w:line="240"/>
-              <w:jc w:val="center"/>
-            </w:pPr>
-            <w:r>
-              <w:rPr>
-                <w:rFonts w:ascii="Calibri" w:cs="Calibri" w:eastAsia="Calibri" w:hAnsi="Calibri"/>
-                <w:color w:val="1F2933"/>
-                <w:sz w:val="16"/>
-                <w:szCs w:val="16"/>
-              </w:rPr>
-              <w:t xml:space="preserve">1</w:t>
-            </w:r>
-          </w:p>
-        </w:tc>
-        <w:tc>
-          <w:tcPr>
-            <w:tcW w:type="dxa" w:w="776"/>
-            <w:tcBorders>
-              <w:top w:val="single" w:color="BFC8D2" w:sz="4"/>
-              <w:left w:val="single" w:color="BFC8D2" w:sz="4"/>
-              <w:bottom w:val="single" w:color="BFC8D2" w:sz="4"/>
-              <w:right w:val="single" w:color="BFC8D2" w:sz="4"/>
-            </w:tcBorders>
-            <w:tcMar>
-              <w:top w:type="dxa" w:w="50"/>
-              <w:left w:type="dxa" w:w="80"/>
-              <w:bottom w:type="dxa" w:w="50"/>
-              <w:right w:type="dxa" w:w="80"/>
-            </w:tcMar>
-          </w:tcPr>
-          <w:p>
-            <w:pPr>
-              <w:spacing w:after="0" w:line="240"/>
-              <w:jc w:val="center"/>
-            </w:pPr>
-            <w:r>
-              <w:rPr>
-                <w:rFonts w:ascii="Calibri" w:cs="Calibri" w:eastAsia="Calibri" w:hAnsi="Calibri"/>
-                <w:color w:val="1F2933"/>
-                <w:sz w:val="16"/>
-                <w:szCs w:val="16"/>
-              </w:rPr>
-              <w:t xml:space="preserve">1</w:t>
-            </w:r>
-          </w:p>
-        </w:tc>
-        <w:tc>
-          <w:tcPr>
-            <w:tcW w:type="dxa" w:w="776"/>
-            <w:tcBorders>
-              <w:top w:val="single" w:color="BFC8D2" w:sz="4"/>
-              <w:left w:val="single" w:color="BFC8D2" w:sz="4"/>
-              <w:bottom w:val="single" w:color="BFC8D2" w:sz="4"/>
-              <w:right w:val="single" w:color="BFC8D2" w:sz="4"/>
-            </w:tcBorders>
-            <w:tcMar>
-              <w:top w:type="dxa" w:w="50"/>
-              <w:left w:type="dxa" w:w="80"/>
-              <w:bottom w:type="dxa" w:w="50"/>
-              <w:right w:type="dxa" w:w="80"/>
-            </w:tcMar>
-          </w:tcPr>
-          <w:p>
-            <w:pPr>
-              <w:spacing w:after="0" w:line="240"/>
-              <w:jc w:val="center"/>
-            </w:pPr>
-            <w:r>
-              <w:rPr>
-                <w:rFonts w:ascii="Calibri" w:cs="Calibri" w:eastAsia="Calibri" w:hAnsi="Calibri"/>
-                <w:color w:val="1F2933"/>
-                <w:sz w:val="16"/>
-                <w:szCs w:val="16"/>
-              </w:rPr>
-              <w:t xml:space="preserve">1</w:t>
-            </w:r>
-          </w:p>
-        </w:tc>
-        <w:tc>
-          <w:tcPr>
-            <w:tcW w:type="dxa" w:w="775"/>
-            <w:tcBorders>
-              <w:top w:val="single" w:color="BFC8D2" w:sz="4"/>
-              <w:left w:val="single" w:color="BFC8D2" w:sz="4"/>
-              <w:bottom w:val="single" w:color="BFC8D2" w:sz="4"/>
-              <w:right w:val="single" w:color="BFC8D2" w:sz="4"/>
-            </w:tcBorders>
-            <w:tcMar>
-              <w:top w:type="dxa" w:w="50"/>
-              <w:left w:type="dxa" w:w="80"/>
-              <w:bottom w:type="dxa" w:w="50"/>
-              <w:right w:type="dxa" w:w="80"/>
-            </w:tcMar>
-          </w:tcPr>
-          <w:p>
-            <w:pPr>
-              <w:spacing w:after="0" w:line="240"/>
-              <w:jc w:val="center"/>
-            </w:pPr>
-            <w:r>
-              <w:rPr>
-                <w:rFonts w:ascii="Calibri" w:cs="Calibri" w:eastAsia="Calibri" w:hAnsi="Calibri"/>
-                <w:color w:val="1F2933"/>
-                <w:sz w:val="16"/>
-                <w:szCs w:val="16"/>
-              </w:rPr>
-              <w:t xml:space="preserve">1</w:t>
-            </w:r>
-          </w:p>
-        </w:tc>
-      </w:tr>
-      <w:tr>
-        <w:trPr>
-          <w:cantSplit/>
-        </w:trPr>
-        <w:tc>
-          <w:tcPr>
-            <w:tcW w:type="dxa" w:w="517"/>
-            <w:tcBorders>
-              <w:top w:val="single" w:color="BFC8D2" w:sz="4"/>
-              <w:left w:val="single" w:color="BFC8D2" w:sz="4"/>
-              <w:bottom w:val="single" w:color="BFC8D2" w:sz="4"/>
-              <w:right w:val="single" w:color="BFC8D2" w:sz="4"/>
-            </w:tcBorders>
-            <w:tcMar>
-              <w:top w:type="dxa" w:w="50"/>
-              <w:left w:type="dxa" w:w="80"/>
-              <w:bottom w:type="dxa" w:w="50"/>
-              <w:right w:type="dxa" w:w="80"/>
-            </w:tcMar>
-          </w:tcPr>
-          <w:p>
-            <w:pPr>
-              <w:spacing w:after="0" w:line="240"/>
-              <w:jc w:val="center"/>
-            </w:pPr>
-            <w:r>
-              <w:rPr>
-                <w:rFonts w:ascii="Calibri" w:cs="Calibri" w:eastAsia="Calibri" w:hAnsi="Calibri"/>
-                <w:color w:val="1F2933"/>
-                <w:sz w:val="16"/>
-                <w:szCs w:val="16"/>
-              </w:rPr>
-              <w:t xml:space="preserve">Q04</w:t>
-            </w:r>
-          </w:p>
-        </w:tc>
-        <w:tc>
-          <w:tcPr>
-            <w:tcW w:type="dxa" w:w="1034"/>
-            <w:tcBorders>
-              <w:top w:val="single" w:color="BFC8D2" w:sz="4"/>
-              <w:left w:val="single" w:color="BFC8D2" w:sz="4"/>
-              <w:bottom w:val="single" w:color="BFC8D2" w:sz="4"/>
-              <w:right w:val="single" w:color="BFC8D2" w:sz="4"/>
-            </w:tcBorders>
-            <w:tcMar>
-              <w:top w:type="dxa" w:w="50"/>
-              <w:left w:type="dxa" w:w="80"/>
-              <w:bottom w:type="dxa" w:w="50"/>
-              <w:right w:type="dxa" w:w="80"/>
-            </w:tcMar>
-          </w:tcPr>
-          <w:p>
-            <w:pPr>
-              <w:spacing w:after="0" w:line="240"/>
-              <w:jc w:val="left"/>
-            </w:pPr>
-            <w:r>
-              <w:rPr>
-                <w:rFonts w:ascii="Calibri" w:cs="Calibri" w:eastAsia="Calibri" w:hAnsi="Calibri"/>
-                <w:color w:val="1F2933"/>
-                <w:sz w:val="16"/>
-                <w:szCs w:val="16"/>
-              </w:rPr>
-              <w:t xml:space="preserve">Policy</w:t>
-            </w:r>
-          </w:p>
-        </w:tc>
-        <w:tc>
-          <w:tcPr>
-            <w:tcW w:type="dxa" w:w="4758"/>
-            <w:tcBorders>
-              <w:top w:val="single" w:color="BFC8D2" w:sz="4"/>
-              <w:left w:val="single" w:color="BFC8D2" w:sz="4"/>
-              <w:bottom w:val="single" w:color="BFC8D2" w:sz="4"/>
-              <w:right w:val="single" w:color="BFC8D2" w:sz="4"/>
-            </w:tcBorders>
-            <w:tcMar>
-              <w:top w:type="dxa" w:w="50"/>
-              <w:left w:type="dxa" w:w="80"/>
-              <w:bottom w:type="dxa" w:w="50"/>
-              <w:right w:type="dxa" w:w="80"/>
-            </w:tcMar>
-          </w:tcPr>
-          <w:p>
-            <w:pPr>
-              <w:spacing w:after="0" w:line="240"/>
-              <w:jc w:val="left"/>
-            </w:pPr>
-            <w:r>
-              <w:rPr>
-                <w:rFonts w:ascii="Calibri" w:cs="Calibri" w:eastAsia="Calibri" w:hAnsi="Calibri"/>
-                <w:color w:val="1F2933"/>
-                <w:sz w:val="16"/>
-                <w:szCs w:val="16"/>
-              </w:rPr>
-              <w:t xml:space="preserve">What is the maximum duration allowed to complete the B.Tech. program?</w:t>
-            </w:r>
-          </w:p>
-        </w:tc>
-        <w:tc>
-          <w:tcPr>
-            <w:tcW w:type="dxa" w:w="776"/>
-            <w:tcBorders>
-              <w:top w:val="single" w:color="BFC8D2" w:sz="4"/>
-              <w:left w:val="single" w:color="BFC8D2" w:sz="4"/>
-              <w:bottom w:val="single" w:color="BFC8D2" w:sz="4"/>
-              <w:right w:val="single" w:color="BFC8D2" w:sz="4"/>
-            </w:tcBorders>
-            <w:tcMar>
-              <w:top w:type="dxa" w:w="50"/>
-              <w:left w:type="dxa" w:w="80"/>
-              <w:bottom w:type="dxa" w:w="50"/>
-              <w:right w:type="dxa" w:w="80"/>
-            </w:tcMar>
-          </w:tcPr>
-          <w:p>
-            <w:pPr>
-              <w:spacing w:after="0" w:line="240"/>
-              <w:jc w:val="center"/>
-            </w:pPr>
-            <w:r>
-              <w:rPr>
-                <w:rFonts w:ascii="Calibri" w:cs="Calibri" w:eastAsia="Calibri" w:hAnsi="Calibri"/>
-                <w:color w:val="1F2933"/>
-                <w:sz w:val="16"/>
-                <w:szCs w:val="16"/>
-              </w:rPr>
-              <w:t xml:space="preserve">1</w:t>
-            </w:r>
-          </w:p>
-        </w:tc>
-        <w:tc>
-          <w:tcPr>
-            <w:tcW w:type="dxa" w:w="776"/>
-            <w:tcBorders>
-              <w:top w:val="single" w:color="BFC8D2" w:sz="4"/>
-              <w:left w:val="single" w:color="BFC8D2" w:sz="4"/>
-              <w:bottom w:val="single" w:color="BFC8D2" w:sz="4"/>
-              <w:right w:val="single" w:color="BFC8D2" w:sz="4"/>
-            </w:tcBorders>
-            <w:tcMar>
-              <w:top w:type="dxa" w:w="50"/>
-              <w:left w:type="dxa" w:w="80"/>
-              <w:bottom w:type="dxa" w:w="50"/>
-              <w:right w:type="dxa" w:w="80"/>
-            </w:tcMar>
-          </w:tcPr>
-          <w:p>
-            <w:pPr>
-              <w:spacing w:after="0" w:line="240"/>
-              <w:jc w:val="center"/>
-            </w:pPr>
-            <w:r>
-              <w:rPr>
-                <w:rFonts w:ascii="Calibri" w:cs="Calibri" w:eastAsia="Calibri" w:hAnsi="Calibri"/>
-                <w:color w:val="1F2933"/>
-                <w:sz w:val="16"/>
-                <w:szCs w:val="16"/>
-              </w:rPr>
-              <w:t xml:space="preserve">1</w:t>
-            </w:r>
-          </w:p>
-        </w:tc>
-        <w:tc>
-          <w:tcPr>
-            <w:tcW w:type="dxa" w:w="776"/>
-            <w:tcBorders>
-              <w:top w:val="single" w:color="BFC8D2" w:sz="4"/>
-              <w:left w:val="single" w:color="BFC8D2" w:sz="4"/>
-              <w:bottom w:val="single" w:color="BFC8D2" w:sz="4"/>
-              <w:right w:val="single" w:color="BFC8D2" w:sz="4"/>
-            </w:tcBorders>
-            <w:tcMar>
-              <w:top w:type="dxa" w:w="50"/>
-              <w:left w:type="dxa" w:w="80"/>
-              <w:bottom w:type="dxa" w:w="50"/>
-              <w:right w:type="dxa" w:w="80"/>
-            </w:tcMar>
-          </w:tcPr>
-          <w:p>
-            <w:pPr>
-              <w:spacing w:after="0" w:line="240"/>
-              <w:jc w:val="center"/>
-            </w:pPr>
-            <w:r>
-              <w:rPr>
-                <w:rFonts w:ascii="Calibri" w:cs="Calibri" w:eastAsia="Calibri" w:hAnsi="Calibri"/>
-                <w:color w:val="1F2933"/>
-                <w:sz w:val="16"/>
-                <w:szCs w:val="16"/>
-              </w:rPr>
-              <w:t xml:space="preserve">1</w:t>
-            </w:r>
-          </w:p>
-        </w:tc>
-        <w:tc>
-          <w:tcPr>
-            <w:tcW w:type="dxa" w:w="775"/>
-            <w:tcBorders>
-              <w:top w:val="single" w:color="BFC8D2" w:sz="4"/>
-              <w:left w:val="single" w:color="BFC8D2" w:sz="4"/>
-              <w:bottom w:val="single" w:color="BFC8D2" w:sz="4"/>
-              <w:right w:val="single" w:color="BFC8D2" w:sz="4"/>
-            </w:tcBorders>
-            <w:tcMar>
-              <w:top w:type="dxa" w:w="50"/>
-              <w:left w:type="dxa" w:w="80"/>
-              <w:bottom w:type="dxa" w:w="50"/>
-              <w:right w:type="dxa" w:w="80"/>
-            </w:tcMar>
-          </w:tcPr>
-          <w:p>
-            <w:pPr>
-              <w:spacing w:after="0" w:line="240"/>
-              <w:jc w:val="center"/>
-            </w:pPr>
-            <w:r>
-              <w:rPr>
-                <w:rFonts w:ascii="Calibri" w:cs="Calibri" w:eastAsia="Calibri" w:hAnsi="Calibri"/>
-                <w:color w:val="1F2933"/>
-                <w:sz w:val="16"/>
-                <w:szCs w:val="16"/>
-              </w:rPr>
-              <w:t xml:space="preserve">1</w:t>
-            </w:r>
-          </w:p>
-        </w:tc>
-      </w:tr>
-      <w:tr>
-        <w:trPr>
-          <w:cantSplit/>
-        </w:trPr>
-        <w:tc>
-          <w:tcPr>
-            <w:tcW w:type="dxa" w:w="517"/>
-            <w:tcBorders>
-              <w:top w:val="single" w:color="BFC8D2" w:sz="4"/>
-              <w:left w:val="single" w:color="BFC8D2" w:sz="4"/>
-              <w:bottom w:val="single" w:color="BFC8D2" w:sz="4"/>
-              <w:right w:val="single" w:color="BFC8D2" w:sz="4"/>
-            </w:tcBorders>
-            <w:tcMar>
-              <w:top w:type="dxa" w:w="50"/>
-              <w:left w:type="dxa" w:w="80"/>
-              <w:bottom w:type="dxa" w:w="50"/>
-              <w:right w:type="dxa" w:w="80"/>
-            </w:tcMar>
-          </w:tcPr>
-          <w:p>
-            <w:pPr>
-              <w:spacing w:after="0" w:line="240"/>
-              <w:jc w:val="center"/>
-            </w:pPr>
-            <w:r>
-              <w:rPr>
-                <w:rFonts w:ascii="Calibri" w:cs="Calibri" w:eastAsia="Calibri" w:hAnsi="Calibri"/>
-                <w:color w:val="1F2933"/>
-                <w:sz w:val="16"/>
-                <w:szCs w:val="16"/>
-              </w:rPr>
-              <w:t xml:space="preserve">Q05</w:t>
-            </w:r>
-          </w:p>
-        </w:tc>
-        <w:tc>
-          <w:tcPr>
-            <w:tcW w:type="dxa" w:w="1034"/>
-            <w:tcBorders>
-              <w:top w:val="single" w:color="BFC8D2" w:sz="4"/>
-              <w:left w:val="single" w:color="BFC8D2" w:sz="4"/>
-              <w:bottom w:val="single" w:color="BFC8D2" w:sz="4"/>
-              <w:right w:val="single" w:color="BFC8D2" w:sz="4"/>
-            </w:tcBorders>
-            <w:tcMar>
-              <w:top w:type="dxa" w:w="50"/>
-              <w:left w:type="dxa" w:w="80"/>
-              <w:bottom w:type="dxa" w:w="50"/>
-              <w:right w:type="dxa" w:w="80"/>
-            </w:tcMar>
-          </w:tcPr>
-          <w:p>
-            <w:pPr>
-              <w:spacing w:after="0" w:line="240"/>
-              <w:jc w:val="left"/>
-            </w:pPr>
-            <w:r>
-              <w:rPr>
-                <w:rFonts w:ascii="Calibri" w:cs="Calibri" w:eastAsia="Calibri" w:hAnsi="Calibri"/>
-                <w:color w:val="1F2933"/>
-                <w:sz w:val="16"/>
-                <w:szCs w:val="16"/>
-              </w:rPr>
-              <w:t xml:space="preserve">Policy</w:t>
-            </w:r>
-          </w:p>
-        </w:tc>
-        <w:tc>
-          <w:tcPr>
-            <w:tcW w:type="dxa" w:w="4758"/>
-            <w:tcBorders>
-              <w:top w:val="single" w:color="BFC8D2" w:sz="4"/>
-              <w:left w:val="single" w:color="BFC8D2" w:sz="4"/>
-              <w:bottom w:val="single" w:color="BFC8D2" w:sz="4"/>
-              <w:right w:val="single" w:color="BFC8D2" w:sz="4"/>
-            </w:tcBorders>
-            <w:tcMar>
-              <w:top w:type="dxa" w:w="50"/>
-              <w:left w:type="dxa" w:w="80"/>
-              <w:bottom w:type="dxa" w:w="50"/>
-              <w:right w:type="dxa" w:w="80"/>
-            </w:tcMar>
-          </w:tcPr>
-          <w:p>
-            <w:pPr>
-              <w:spacing w:after="0" w:line="240"/>
-              <w:jc w:val="left"/>
-            </w:pPr>
-            <w:r>
-              <w:rPr>
-                <w:rFonts w:ascii="Calibri" w:cs="Calibri" w:eastAsia="Calibri" w:hAnsi="Calibri"/>
-                <w:color w:val="1F2933"/>
-                <w:sz w:val="16"/>
-                <w:szCs w:val="16"/>
-              </w:rPr>
-              <w:t xml:space="preserve">Within how many days must I apply for a make-up examination and to whom?</w:t>
-            </w:r>
-          </w:p>
-        </w:tc>
-        <w:tc>
-          <w:tcPr>
-            <w:tcW w:type="dxa" w:w="776"/>
-            <w:tcBorders>
-              <w:top w:val="single" w:color="BFC8D2" w:sz="4"/>
-              <w:left w:val="single" w:color="BFC8D2" w:sz="4"/>
-              <w:bottom w:val="single" w:color="BFC8D2" w:sz="4"/>
-              <w:right w:val="single" w:color="BFC8D2" w:sz="4"/>
-            </w:tcBorders>
-            <w:tcMar>
-              <w:top w:type="dxa" w:w="50"/>
-              <w:left w:type="dxa" w:w="80"/>
-              <w:bottom w:type="dxa" w:w="50"/>
-              <w:right w:type="dxa" w:w="80"/>
-            </w:tcMar>
-          </w:tcPr>
-          <w:p>
-            <w:pPr>
-              <w:spacing w:after="0" w:line="240"/>
-              <w:jc w:val="center"/>
-            </w:pPr>
-            <w:r>
-              <w:rPr>
-                <w:rFonts w:ascii="Calibri" w:cs="Calibri" w:eastAsia="Calibri" w:hAnsi="Calibri"/>
-                <w:color w:val="1F2933"/>
-                <w:sz w:val="16"/>
-                <w:szCs w:val="16"/>
-              </w:rPr>
-              <w:t xml:space="preserve">1</w:t>
-            </w:r>
-          </w:p>
-        </w:tc>
-        <w:tc>
-          <w:tcPr>
-            <w:tcW w:type="dxa" w:w="776"/>
-            <w:tcBorders>
-              <w:top w:val="single" w:color="BFC8D2" w:sz="4"/>
-              <w:left w:val="single" w:color="BFC8D2" w:sz="4"/>
-              <w:bottom w:val="single" w:color="BFC8D2" w:sz="4"/>
-              <w:right w:val="single" w:color="BFC8D2" w:sz="4"/>
-            </w:tcBorders>
-            <w:tcMar>
-              <w:top w:type="dxa" w:w="50"/>
-              <w:left w:type="dxa" w:w="80"/>
-              <w:bottom w:type="dxa" w:w="50"/>
-              <w:right w:type="dxa" w:w="80"/>
-            </w:tcMar>
-          </w:tcPr>
-          <w:p>
-            <w:pPr>
-              <w:spacing w:after="0" w:line="240"/>
-              <w:jc w:val="center"/>
-            </w:pPr>
-            <w:r>
-              <w:rPr>
-                <w:rFonts w:ascii="Calibri" w:cs="Calibri" w:eastAsia="Calibri" w:hAnsi="Calibri"/>
-                <w:color w:val="1F2933"/>
-                <w:sz w:val="16"/>
-                <w:szCs w:val="16"/>
-              </w:rPr>
-              <w:t xml:space="preserve">1</w:t>
-            </w:r>
-          </w:p>
-        </w:tc>
-        <w:tc>
-          <w:tcPr>
-            <w:tcW w:type="dxa" w:w="776"/>
-            <w:tcBorders>
-              <w:top w:val="single" w:color="BFC8D2" w:sz="4"/>
-              <w:left w:val="single" w:color="BFC8D2" w:sz="4"/>
-              <w:bottom w:val="single" w:color="BFC8D2" w:sz="4"/>
-              <w:right w:val="single" w:color="BFC8D2" w:sz="4"/>
-            </w:tcBorders>
-            <w:tcMar>
-              <w:top w:type="dxa" w:w="50"/>
-              <w:left w:type="dxa" w:w="80"/>
-              <w:bottom w:type="dxa" w:w="50"/>
-              <w:right w:type="dxa" w:w="80"/>
-            </w:tcMar>
-          </w:tcPr>
-          <w:p>
-            <w:pPr>
-              <w:spacing w:after="0" w:line="240"/>
-              <w:jc w:val="center"/>
-            </w:pPr>
-            <w:r>
-              <w:rPr>
-                <w:rFonts w:ascii="Calibri" w:cs="Calibri" w:eastAsia="Calibri" w:hAnsi="Calibri"/>
-                <w:color w:val="1F2933"/>
-                <w:sz w:val="16"/>
-                <w:szCs w:val="16"/>
-              </w:rPr>
-              <w:t xml:space="preserve">1</w:t>
-            </w:r>
-          </w:p>
-        </w:tc>
-        <w:tc>
-          <w:tcPr>
-            <w:tcW w:type="dxa" w:w="775"/>
-            <w:tcBorders>
-              <w:top w:val="single" w:color="BFC8D2" w:sz="4"/>
-              <w:left w:val="single" w:color="BFC8D2" w:sz="4"/>
-              <w:bottom w:val="single" w:color="BFC8D2" w:sz="4"/>
-              <w:right w:val="single" w:color="BFC8D2" w:sz="4"/>
-            </w:tcBorders>
-            <w:tcMar>
-              <w:top w:type="dxa" w:w="50"/>
-              <w:left w:type="dxa" w:w="80"/>
-              <w:bottom w:type="dxa" w:w="50"/>
-              <w:right w:type="dxa" w:w="80"/>
-            </w:tcMar>
-          </w:tcPr>
-          <w:p>
-            <w:pPr>
-              <w:spacing w:after="0" w:line="240"/>
-              <w:jc w:val="center"/>
-            </w:pPr>
-            <w:r>
-              <w:rPr>
-                <w:rFonts w:ascii="Calibri" w:cs="Calibri" w:eastAsia="Calibri" w:hAnsi="Calibri"/>
-                <w:color w:val="1F2933"/>
-                <w:sz w:val="16"/>
-                <w:szCs w:val="16"/>
-              </w:rPr>
-              <w:t xml:space="preserve">1</w:t>
-            </w:r>
-          </w:p>
-        </w:tc>
-      </w:tr>
-      <w:tr>
-        <w:trPr>
-          <w:cantSplit/>
-        </w:trPr>
-        <w:tc>
-          <w:tcPr>
-            <w:tcW w:type="dxa" w:w="517"/>
-            <w:tcBorders>
-              <w:top w:val="single" w:color="BFC8D2" w:sz="4"/>
-              <w:left w:val="single" w:color="BFC8D2" w:sz="4"/>
-              <w:bottom w:val="single" w:color="BFC8D2" w:sz="4"/>
-              <w:right w:val="single" w:color="BFC8D2" w:sz="4"/>
-            </w:tcBorders>
-            <w:tcMar>
-              <w:top w:type="dxa" w:w="50"/>
-              <w:left w:type="dxa" w:w="80"/>
-              <w:bottom w:type="dxa" w:w="50"/>
-              <w:right w:type="dxa" w:w="80"/>
-            </w:tcMar>
-          </w:tcPr>
-          <w:p>
-            <w:pPr>
-              <w:spacing w:after="0" w:line="240"/>
-              <w:jc w:val="center"/>
-            </w:pPr>
-            <w:r>
-              <w:rPr>
-                <w:rFonts w:ascii="Calibri" w:cs="Calibri" w:eastAsia="Calibri" w:hAnsi="Calibri"/>
-                <w:color w:val="1F2933"/>
-                <w:sz w:val="16"/>
-                <w:szCs w:val="16"/>
-              </w:rPr>
-              <w:t xml:space="preserve">Q06</w:t>
-            </w:r>
-          </w:p>
-        </w:tc>
-        <w:tc>
-          <w:tcPr>
-            <w:tcW w:type="dxa" w:w="1034"/>
-            <w:tcBorders>
-              <w:top w:val="single" w:color="BFC8D2" w:sz="4"/>
-              <w:left w:val="single" w:color="BFC8D2" w:sz="4"/>
-              <w:bottom w:val="single" w:color="BFC8D2" w:sz="4"/>
-              <w:right w:val="single" w:color="BFC8D2" w:sz="4"/>
-            </w:tcBorders>
-            <w:tcMar>
-              <w:top w:type="dxa" w:w="50"/>
-              <w:left w:type="dxa" w:w="80"/>
-              <w:bottom w:type="dxa" w:w="50"/>
-              <w:right w:type="dxa" w:w="80"/>
-            </w:tcMar>
-          </w:tcPr>
-          <w:p>
-            <w:pPr>
-              <w:spacing w:after="0" w:line="240"/>
-              <w:jc w:val="left"/>
-            </w:pPr>
-            <w:r>
-              <w:rPr>
-                <w:rFonts w:ascii="Calibri" w:cs="Calibri" w:eastAsia="Calibri" w:hAnsi="Calibri"/>
-                <w:color w:val="1F2933"/>
-                <w:sz w:val="16"/>
-                <w:szCs w:val="16"/>
-              </w:rPr>
-              <w:t xml:space="preserve">Policy</w:t>
-            </w:r>
-          </w:p>
-        </w:tc>
-        <w:tc>
-          <w:tcPr>
-            <w:tcW w:type="dxa" w:w="4758"/>
-            <w:tcBorders>
-              <w:top w:val="single" w:color="BFC8D2" w:sz="4"/>
-              <w:left w:val="single" w:color="BFC8D2" w:sz="4"/>
-              <w:bottom w:val="single" w:color="BFC8D2" w:sz="4"/>
-              <w:right w:val="single" w:color="BFC8D2" w:sz="4"/>
-            </w:tcBorders>
-            <w:tcMar>
-              <w:top w:type="dxa" w:w="50"/>
-              <w:left w:type="dxa" w:w="80"/>
-              <w:bottom w:type="dxa" w:w="50"/>
-              <w:right w:type="dxa" w:w="80"/>
-            </w:tcMar>
-          </w:tcPr>
-          <w:p>
-            <w:pPr>
-              <w:spacing w:after="0" w:line="240"/>
-              <w:jc w:val="left"/>
-            </w:pPr>
-            <w:r>
-              <w:rPr>
-                <w:rFonts w:ascii="Calibri" w:cs="Calibri" w:eastAsia="Calibri" w:hAnsi="Calibri"/>
-                <w:color w:val="1F2933"/>
-                <w:sz w:val="16"/>
-                <w:szCs w:val="16"/>
-              </w:rPr>
-              <w:t xml:space="preserve">How many days of short leave can a UG student take on medical grounds?</w:t>
-            </w:r>
-          </w:p>
-        </w:tc>
-        <w:tc>
-          <w:tcPr>
-            <w:tcW w:type="dxa" w:w="776"/>
-            <w:tcBorders>
-              <w:top w:val="single" w:color="BFC8D2" w:sz="4"/>
-              <w:left w:val="single" w:color="BFC8D2" w:sz="4"/>
-              <w:bottom w:val="single" w:color="BFC8D2" w:sz="4"/>
-              <w:right w:val="single" w:color="BFC8D2" w:sz="4"/>
-            </w:tcBorders>
-            <w:tcMar>
-              <w:top w:type="dxa" w:w="50"/>
-              <w:left w:type="dxa" w:w="80"/>
-              <w:bottom w:type="dxa" w:w="50"/>
-              <w:right w:type="dxa" w:w="80"/>
-            </w:tcMar>
-          </w:tcPr>
-          <w:p>
-            <w:pPr>
-              <w:spacing w:after="0" w:line="240"/>
-              <w:jc w:val="center"/>
-            </w:pPr>
-            <w:r>
-              <w:rPr>
-                <w:rFonts w:ascii="Calibri" w:cs="Calibri" w:eastAsia="Calibri" w:hAnsi="Calibri"/>
-                <w:color w:val="1F2933"/>
-                <w:sz w:val="16"/>
-                <w:szCs w:val="16"/>
-              </w:rPr>
-              <w:t xml:space="preserve">1</w:t>
-            </w:r>
-          </w:p>
-        </w:tc>
-        <w:tc>
-          <w:tcPr>
-            <w:tcW w:type="dxa" w:w="776"/>
-            <w:tcBorders>
-              <w:top w:val="single" w:color="BFC8D2" w:sz="4"/>
-              <w:left w:val="single" w:color="BFC8D2" w:sz="4"/>
-              <w:bottom w:val="single" w:color="BFC8D2" w:sz="4"/>
-              <w:right w:val="single" w:color="BFC8D2" w:sz="4"/>
-            </w:tcBorders>
-            <w:shd w:fill="FBEBEB" w:color="auto" w:val="clear"/>
-            <w:tcMar>
-              <w:top w:type="dxa" w:w="50"/>
-              <w:left w:type="dxa" w:w="80"/>
-              <w:bottom w:type="dxa" w:w="50"/>
-              <w:right w:type="dxa" w:w="80"/>
-            </w:tcMar>
-          </w:tcPr>
-          <w:p>
-            <w:pPr>
-              <w:spacing w:after="0" w:line="240"/>
-              <w:jc w:val="center"/>
-            </w:pPr>
-            <w:r>
-              <w:rPr>
-                <w:rFonts w:ascii="Calibri" w:cs="Calibri" w:eastAsia="Calibri" w:hAnsi="Calibri"/>
-                <w:color w:val="1F2933"/>
-                <w:sz w:val="16"/>
-                <w:szCs w:val="16"/>
-              </w:rPr>
-              <w:t xml:space="preserve">0</w:t>
-            </w:r>
-          </w:p>
-        </w:tc>
-        <w:tc>
-          <w:tcPr>
-            <w:tcW w:type="dxa" w:w="776"/>
-            <w:tcBorders>
-              <w:top w:val="single" w:color="BFC8D2" w:sz="4"/>
-              <w:left w:val="single" w:color="BFC8D2" w:sz="4"/>
-              <w:bottom w:val="single" w:color="BFC8D2" w:sz="4"/>
-              <w:right w:val="single" w:color="BFC8D2" w:sz="4"/>
-            </w:tcBorders>
-            <w:tcMar>
-              <w:top w:type="dxa" w:w="50"/>
-              <w:left w:type="dxa" w:w="80"/>
-              <w:bottom w:type="dxa" w:w="50"/>
-              <w:right w:type="dxa" w:w="80"/>
-            </w:tcMar>
-          </w:tcPr>
-          <w:p>
-            <w:pPr>
-              <w:spacing w:after="0" w:line="240"/>
-              <w:jc w:val="center"/>
-            </w:pPr>
-            <w:r>
-              <w:rPr>
-                <w:rFonts w:ascii="Calibri" w:cs="Calibri" w:eastAsia="Calibri" w:hAnsi="Calibri"/>
-                <w:color w:val="1F2933"/>
-                <w:sz w:val="16"/>
-                <w:szCs w:val="16"/>
-              </w:rPr>
-              <w:t xml:space="preserve">1</w:t>
-            </w:r>
-          </w:p>
-        </w:tc>
-        <w:tc>
-          <w:tcPr>
-            <w:tcW w:type="dxa" w:w="775"/>
-            <w:tcBorders>
-              <w:top w:val="single" w:color="BFC8D2" w:sz="4"/>
-              <w:left w:val="single" w:color="BFC8D2" w:sz="4"/>
-              <w:bottom w:val="single" w:color="BFC8D2" w:sz="4"/>
-              <w:right w:val="single" w:color="BFC8D2" w:sz="4"/>
-            </w:tcBorders>
-            <w:tcMar>
-              <w:top w:type="dxa" w:w="50"/>
-              <w:left w:type="dxa" w:w="80"/>
-              <w:bottom w:type="dxa" w:w="50"/>
-              <w:right w:type="dxa" w:w="80"/>
-            </w:tcMar>
-          </w:tcPr>
-          <w:p>
-            <w:pPr>
-              <w:spacing w:after="0" w:line="240"/>
-              <w:jc w:val="center"/>
-            </w:pPr>
-            <w:r>
-              <w:rPr>
-                <w:rFonts w:ascii="Calibri" w:cs="Calibri" w:eastAsia="Calibri" w:hAnsi="Calibri"/>
-                <w:color w:val="1F2933"/>
-                <w:sz w:val="16"/>
-                <w:szCs w:val="16"/>
-              </w:rPr>
-              <w:t xml:space="preserve">1</w:t>
-            </w:r>
-          </w:p>
-        </w:tc>
-      </w:tr>
-      <w:tr>
-        <w:trPr>
-          <w:cantSplit/>
-        </w:trPr>
-        <w:tc>
-          <w:tcPr>
-            <w:tcW w:type="dxa" w:w="517"/>
-            <w:tcBorders>
-              <w:top w:val="single" w:color="BFC8D2" w:sz="4"/>
-              <w:left w:val="single" w:color="BFC8D2" w:sz="4"/>
-              <w:bottom w:val="single" w:color="BFC8D2" w:sz="4"/>
-              <w:right w:val="single" w:color="BFC8D2" w:sz="4"/>
-            </w:tcBorders>
-            <w:tcMar>
-              <w:top w:type="dxa" w:w="50"/>
-              <w:left w:type="dxa" w:w="80"/>
-              <w:bottom w:type="dxa" w:w="50"/>
-              <w:right w:type="dxa" w:w="80"/>
-            </w:tcMar>
-          </w:tcPr>
-          <w:p>
-            <w:pPr>
-              <w:spacing w:after="0" w:line="240"/>
-              <w:jc w:val="center"/>
-            </w:pPr>
-            <w:r>
-              <w:rPr>
-                <w:rFonts w:ascii="Calibri" w:cs="Calibri" w:eastAsia="Calibri" w:hAnsi="Calibri"/>
-                <w:color w:val="1F2933"/>
-                <w:sz w:val="16"/>
-                <w:szCs w:val="16"/>
-              </w:rPr>
-              <w:t xml:space="preserve">Q07</w:t>
-            </w:r>
-          </w:p>
-        </w:tc>
-        <w:tc>
-          <w:tcPr>
-            <w:tcW w:type="dxa" w:w="1034"/>
-            <w:tcBorders>
-              <w:top w:val="single" w:color="BFC8D2" w:sz="4"/>
-              <w:left w:val="single" w:color="BFC8D2" w:sz="4"/>
-              <w:bottom w:val="single" w:color="BFC8D2" w:sz="4"/>
-              <w:right w:val="single" w:color="BFC8D2" w:sz="4"/>
-            </w:tcBorders>
-            <w:tcMar>
-              <w:top w:type="dxa" w:w="50"/>
-              <w:left w:type="dxa" w:w="80"/>
-              <w:bottom w:type="dxa" w:w="50"/>
-              <w:right w:type="dxa" w:w="80"/>
-            </w:tcMar>
-          </w:tcPr>
-          <w:p>
-            <w:pPr>
-              <w:spacing w:after="0" w:line="240"/>
-              <w:jc w:val="left"/>
-            </w:pPr>
-            <w:r>
-              <w:rPr>
-                <w:rFonts w:ascii="Calibri" w:cs="Calibri" w:eastAsia="Calibri" w:hAnsi="Calibri"/>
-                <w:color w:val="1F2933"/>
-                <w:sz w:val="16"/>
-                <w:szCs w:val="16"/>
-              </w:rPr>
-              <w:t xml:space="preserve">Policy</w:t>
-            </w:r>
-          </w:p>
-        </w:tc>
-        <w:tc>
-          <w:tcPr>
-            <w:tcW w:type="dxa" w:w="4758"/>
-            <w:tcBorders>
-              <w:top w:val="single" w:color="BFC8D2" w:sz="4"/>
-              <w:left w:val="single" w:color="BFC8D2" w:sz="4"/>
-              <w:bottom w:val="single" w:color="BFC8D2" w:sz="4"/>
-              <w:right w:val="single" w:color="BFC8D2" w:sz="4"/>
-            </w:tcBorders>
-            <w:tcMar>
-              <w:top w:type="dxa" w:w="50"/>
-              <w:left w:type="dxa" w:w="80"/>
-              <w:bottom w:type="dxa" w:w="50"/>
-              <w:right w:type="dxa" w:w="80"/>
-            </w:tcMar>
-          </w:tcPr>
-          <w:p>
-            <w:pPr>
-              <w:spacing w:after="0" w:line="240"/>
-              <w:jc w:val="left"/>
-            </w:pPr>
-            <w:r>
-              <w:rPr>
-                <w:rFonts w:ascii="Calibri" w:cs="Calibri" w:eastAsia="Calibri" w:hAnsi="Calibri"/>
-                <w:color w:val="1F2933"/>
-                <w:sz w:val="16"/>
-                <w:szCs w:val="16"/>
-              </w:rPr>
-              <w:t xml:space="preserve">How many grade points is an A- grade worth?</w:t>
-            </w:r>
-          </w:p>
-        </w:tc>
-        <w:tc>
-          <w:tcPr>
-            <w:tcW w:type="dxa" w:w="776"/>
-            <w:tcBorders>
-              <w:top w:val="single" w:color="BFC8D2" w:sz="4"/>
-              <w:left w:val="single" w:color="BFC8D2" w:sz="4"/>
-              <w:bottom w:val="single" w:color="BFC8D2" w:sz="4"/>
-              <w:right w:val="single" w:color="BFC8D2" w:sz="4"/>
-            </w:tcBorders>
-            <w:tcMar>
-              <w:top w:type="dxa" w:w="50"/>
-              <w:left w:type="dxa" w:w="80"/>
-              <w:bottom w:type="dxa" w:w="50"/>
-              <w:right w:type="dxa" w:w="80"/>
-            </w:tcMar>
-          </w:tcPr>
-          <w:p>
-            <w:pPr>
-              <w:spacing w:after="0" w:line="240"/>
-              <w:jc w:val="center"/>
-            </w:pPr>
-            <w:r>
-              <w:rPr>
-                <w:rFonts w:ascii="Calibri" w:cs="Calibri" w:eastAsia="Calibri" w:hAnsi="Calibri"/>
-                <w:color w:val="1F2933"/>
-                <w:sz w:val="16"/>
-                <w:szCs w:val="16"/>
-              </w:rPr>
-              <w:t xml:space="preserve">1</w:t>
-            </w:r>
-          </w:p>
-        </w:tc>
-        <w:tc>
-          <w:tcPr>
-            <w:tcW w:type="dxa" w:w="776"/>
-            <w:tcBorders>
-              <w:top w:val="single" w:color="BFC8D2" w:sz="4"/>
-              <w:left w:val="single" w:color="BFC8D2" w:sz="4"/>
-              <w:bottom w:val="single" w:color="BFC8D2" w:sz="4"/>
-              <w:right w:val="single" w:color="BFC8D2" w:sz="4"/>
-            </w:tcBorders>
-            <w:tcMar>
-              <w:top w:type="dxa" w:w="50"/>
-              <w:left w:type="dxa" w:w="80"/>
-              <w:bottom w:type="dxa" w:w="50"/>
-              <w:right w:type="dxa" w:w="80"/>
-            </w:tcMar>
-          </w:tcPr>
-          <w:p>
-            <w:pPr>
-              <w:spacing w:after="0" w:line="240"/>
-              <w:jc w:val="center"/>
-            </w:pPr>
-            <w:r>
-              <w:rPr>
-                <w:rFonts w:ascii="Calibri" w:cs="Calibri" w:eastAsia="Calibri" w:hAnsi="Calibri"/>
-                <w:color w:val="1F2933"/>
-                <w:sz w:val="16"/>
-                <w:szCs w:val="16"/>
-              </w:rPr>
-              <w:t xml:space="preserve">1</w:t>
-            </w:r>
-          </w:p>
-        </w:tc>
-        <w:tc>
-          <w:tcPr>
-            <w:tcW w:type="dxa" w:w="776"/>
-            <w:tcBorders>
-              <w:top w:val="single" w:color="BFC8D2" w:sz="4"/>
-              <w:left w:val="single" w:color="BFC8D2" w:sz="4"/>
-              <w:bottom w:val="single" w:color="BFC8D2" w:sz="4"/>
-              <w:right w:val="single" w:color="BFC8D2" w:sz="4"/>
-            </w:tcBorders>
-            <w:tcMar>
-              <w:top w:type="dxa" w:w="50"/>
-              <w:left w:type="dxa" w:w="80"/>
-              <w:bottom w:type="dxa" w:w="50"/>
-              <w:right w:type="dxa" w:w="80"/>
-            </w:tcMar>
-          </w:tcPr>
-          <w:p>
-            <w:pPr>
-              <w:spacing w:after="0" w:line="240"/>
-              <w:jc w:val="center"/>
-            </w:pPr>
-            <w:r>
-              <w:rPr>
-                <w:rFonts w:ascii="Calibri" w:cs="Calibri" w:eastAsia="Calibri" w:hAnsi="Calibri"/>
-                <w:color w:val="1F2933"/>
-                <w:sz w:val="16"/>
-                <w:szCs w:val="16"/>
-              </w:rPr>
-              <w:t xml:space="preserve">1</w:t>
-            </w:r>
-          </w:p>
-        </w:tc>
-        <w:tc>
-          <w:tcPr>
-            <w:tcW w:type="dxa" w:w="775"/>
-            <w:tcBorders>
-              <w:top w:val="single" w:color="BFC8D2" w:sz="4"/>
-              <w:left w:val="single" w:color="BFC8D2" w:sz="4"/>
-              <w:bottom w:val="single" w:color="BFC8D2" w:sz="4"/>
-              <w:right w:val="single" w:color="BFC8D2" w:sz="4"/>
-            </w:tcBorders>
-            <w:tcMar>
-              <w:top w:type="dxa" w:w="50"/>
-              <w:left w:type="dxa" w:w="80"/>
-              <w:bottom w:type="dxa" w:w="50"/>
-              <w:right w:type="dxa" w:w="80"/>
-            </w:tcMar>
-          </w:tcPr>
-          <w:p>
-            <w:pPr>
-              <w:spacing w:after="0" w:line="240"/>
-              <w:jc w:val="center"/>
-            </w:pPr>
-            <w:r>
-              <w:rPr>
-                <w:rFonts w:ascii="Calibri" w:cs="Calibri" w:eastAsia="Calibri" w:hAnsi="Calibri"/>
-                <w:color w:val="1F2933"/>
-                <w:sz w:val="16"/>
-                <w:szCs w:val="16"/>
-              </w:rPr>
-              <w:t xml:space="preserve">1</w:t>
-            </w:r>
-          </w:p>
-        </w:tc>
-      </w:tr>
-      <w:tr>
-        <w:trPr>
-          <w:cantSplit/>
-        </w:trPr>
-        <w:tc>
-          <w:tcPr>
-            <w:tcW w:type="dxa" w:w="517"/>
-            <w:tcBorders>
-              <w:top w:val="single" w:color="BFC8D2" w:sz="4"/>
-              <w:left w:val="single" w:color="BFC8D2" w:sz="4"/>
-              <w:bottom w:val="single" w:color="BFC8D2" w:sz="4"/>
-              <w:right w:val="single" w:color="BFC8D2" w:sz="4"/>
-            </w:tcBorders>
-            <w:tcMar>
-              <w:top w:type="dxa" w:w="50"/>
-              <w:left w:type="dxa" w:w="80"/>
-              <w:bottom w:type="dxa" w:w="50"/>
-              <w:right w:type="dxa" w:w="80"/>
-            </w:tcMar>
-          </w:tcPr>
-          <w:p>
-            <w:pPr>
-              <w:spacing w:after="0" w:line="240"/>
-              <w:jc w:val="center"/>
-            </w:pPr>
-            <w:r>
-              <w:rPr>
-                <w:rFonts w:ascii="Calibri" w:cs="Calibri" w:eastAsia="Calibri" w:hAnsi="Calibri"/>
-                <w:color w:val="1F2933"/>
-                <w:sz w:val="16"/>
-                <w:szCs w:val="16"/>
-              </w:rPr>
-              <w:t xml:space="preserve">Q08</w:t>
-            </w:r>
-          </w:p>
-        </w:tc>
-        <w:tc>
-          <w:tcPr>
-            <w:tcW w:type="dxa" w:w="1034"/>
-            <w:tcBorders>
-              <w:top w:val="single" w:color="BFC8D2" w:sz="4"/>
-              <w:left w:val="single" w:color="BFC8D2" w:sz="4"/>
-              <w:bottom w:val="single" w:color="BFC8D2" w:sz="4"/>
-              <w:right w:val="single" w:color="BFC8D2" w:sz="4"/>
-            </w:tcBorders>
-            <w:tcMar>
-              <w:top w:type="dxa" w:w="50"/>
-              <w:left w:type="dxa" w:w="80"/>
-              <w:bottom w:type="dxa" w:w="50"/>
-              <w:right w:type="dxa" w:w="80"/>
-            </w:tcMar>
-          </w:tcPr>
-          <w:p>
-            <w:pPr>
-              <w:spacing w:after="0" w:line="240"/>
-              <w:jc w:val="left"/>
-            </w:pPr>
-            <w:r>
-              <w:rPr>
-                <w:rFonts w:ascii="Calibri" w:cs="Calibri" w:eastAsia="Calibri" w:hAnsi="Calibri"/>
-                <w:color w:val="1F2933"/>
-                <w:sz w:val="16"/>
-                <w:szCs w:val="16"/>
-              </w:rPr>
-              <w:t xml:space="preserve">Policy</w:t>
-            </w:r>
-          </w:p>
-        </w:tc>
-        <w:tc>
-          <w:tcPr>
-            <w:tcW w:type="dxa" w:w="4758"/>
-            <w:tcBorders>
-              <w:top w:val="single" w:color="BFC8D2" w:sz="4"/>
-              <w:left w:val="single" w:color="BFC8D2" w:sz="4"/>
-              <w:bottom w:val="single" w:color="BFC8D2" w:sz="4"/>
-              <w:right w:val="single" w:color="BFC8D2" w:sz="4"/>
-            </w:tcBorders>
-            <w:tcMar>
-              <w:top w:type="dxa" w:w="50"/>
-              <w:left w:type="dxa" w:w="80"/>
-              <w:bottom w:type="dxa" w:w="50"/>
-              <w:right w:type="dxa" w:w="80"/>
-            </w:tcMar>
-          </w:tcPr>
-          <w:p>
-            <w:pPr>
-              <w:spacing w:after="0" w:line="240"/>
-              <w:jc w:val="left"/>
-            </w:pPr>
-            <w:r>
-              <w:rPr>
-                <w:rFonts w:ascii="Calibri" w:cs="Calibri" w:eastAsia="Calibri" w:hAnsi="Calibri"/>
-                <w:color w:val="1F2933"/>
-                <w:sz w:val="16"/>
-                <w:szCs w:val="16"/>
-              </w:rPr>
-              <w:t xml:space="preserve">How many credits must a general category B.Tech student earn by the end of the second semester to continue in the program?</w:t>
-            </w:r>
-          </w:p>
-        </w:tc>
-        <w:tc>
-          <w:tcPr>
-            <w:tcW w:type="dxa" w:w="776"/>
-            <w:tcBorders>
-              <w:top w:val="single" w:color="BFC8D2" w:sz="4"/>
-              <w:left w:val="single" w:color="BFC8D2" w:sz="4"/>
-              <w:bottom w:val="single" w:color="BFC8D2" w:sz="4"/>
-              <w:right w:val="single" w:color="BFC8D2" w:sz="4"/>
-            </w:tcBorders>
-            <w:shd w:fill="FBEBEB" w:color="auto" w:val="clear"/>
-            <w:tcMar>
-              <w:top w:type="dxa" w:w="50"/>
-              <w:left w:type="dxa" w:w="80"/>
-              <w:bottom w:type="dxa" w:w="50"/>
-              <w:right w:type="dxa" w:w="80"/>
-            </w:tcMar>
-          </w:tcPr>
-          <w:p>
-            <w:pPr>
-              <w:spacing w:after="0" w:line="240"/>
-              <w:jc w:val="center"/>
-            </w:pPr>
-            <w:r>
-              <w:rPr>
-                <w:rFonts w:ascii="Calibri" w:cs="Calibri" w:eastAsia="Calibri" w:hAnsi="Calibri"/>
-                <w:color w:val="1F2933"/>
-                <w:sz w:val="16"/>
-                <w:szCs w:val="16"/>
-              </w:rPr>
-              <w:t xml:space="preserve">0</w:t>
-            </w:r>
-          </w:p>
-        </w:tc>
-        <w:tc>
-          <w:tcPr>
-            <w:tcW w:type="dxa" w:w="776"/>
-            <w:tcBorders>
-              <w:top w:val="single" w:color="BFC8D2" w:sz="4"/>
-              <w:left w:val="single" w:color="BFC8D2" w:sz="4"/>
-              <w:bottom w:val="single" w:color="BFC8D2" w:sz="4"/>
-              <w:right w:val="single" w:color="BFC8D2" w:sz="4"/>
-            </w:tcBorders>
-            <w:shd w:fill="FBEBEB" w:color="auto" w:val="clear"/>
-            <w:tcMar>
-              <w:top w:type="dxa" w:w="50"/>
-              <w:left w:type="dxa" w:w="80"/>
-              <w:bottom w:type="dxa" w:w="50"/>
-              <w:right w:type="dxa" w:w="80"/>
-            </w:tcMar>
-          </w:tcPr>
-          <w:p>
-            <w:pPr>
-              <w:spacing w:after="0" w:line="240"/>
-              <w:jc w:val="center"/>
-            </w:pPr>
-            <w:r>
-              <w:rPr>
-                <w:rFonts w:ascii="Calibri" w:cs="Calibri" w:eastAsia="Calibri" w:hAnsi="Calibri"/>
-                <w:color w:val="1F2933"/>
-                <w:sz w:val="16"/>
-                <w:szCs w:val="16"/>
-              </w:rPr>
-              <w:t xml:space="preserve">0</w:t>
-            </w:r>
-          </w:p>
-        </w:tc>
-        <w:tc>
-          <w:tcPr>
-            <w:tcW w:type="dxa" w:w="776"/>
-            <w:tcBorders>
-              <w:top w:val="single" w:color="BFC8D2" w:sz="4"/>
-              <w:left w:val="single" w:color="BFC8D2" w:sz="4"/>
-              <w:bottom w:val="single" w:color="BFC8D2" w:sz="4"/>
-              <w:right w:val="single" w:color="BFC8D2" w:sz="4"/>
-            </w:tcBorders>
-            <w:shd w:fill="FBEBEB" w:color="auto" w:val="clear"/>
-            <w:tcMar>
-              <w:top w:type="dxa" w:w="50"/>
-              <w:left w:type="dxa" w:w="80"/>
-              <w:bottom w:type="dxa" w:w="50"/>
-              <w:right w:type="dxa" w:w="80"/>
-            </w:tcMar>
-          </w:tcPr>
-          <w:p>
-            <w:pPr>
-              <w:spacing w:after="0" w:line="240"/>
-              <w:jc w:val="center"/>
-            </w:pPr>
-            <w:r>
-              <w:rPr>
-                <w:rFonts w:ascii="Calibri" w:cs="Calibri" w:eastAsia="Calibri" w:hAnsi="Calibri"/>
-                <w:color w:val="1F2933"/>
-                <w:sz w:val="16"/>
-                <w:szCs w:val="16"/>
-              </w:rPr>
-              <w:t xml:space="preserve">0</w:t>
-            </w:r>
-          </w:p>
-        </w:tc>
-        <w:tc>
-          <w:tcPr>
-            <w:tcW w:type="dxa" w:w="775"/>
-            <w:tcBorders>
-              <w:top w:val="single" w:color="BFC8D2" w:sz="4"/>
-              <w:left w:val="single" w:color="BFC8D2" w:sz="4"/>
-              <w:bottom w:val="single" w:color="BFC8D2" w:sz="4"/>
-              <w:right w:val="single" w:color="BFC8D2" w:sz="4"/>
-            </w:tcBorders>
-            <w:shd w:fill="FBEBEB" w:color="auto" w:val="clear"/>
-            <w:tcMar>
-              <w:top w:type="dxa" w:w="50"/>
-              <w:left w:type="dxa" w:w="80"/>
-              <w:bottom w:type="dxa" w:w="50"/>
-              <w:right w:type="dxa" w:w="80"/>
-            </w:tcMar>
-          </w:tcPr>
-          <w:p>
-            <w:pPr>
-              <w:spacing w:after="0" w:line="240"/>
-              <w:jc w:val="center"/>
-            </w:pPr>
-            <w:r>
-              <w:rPr>
-                <w:rFonts w:ascii="Calibri" w:cs="Calibri" w:eastAsia="Calibri" w:hAnsi="Calibri"/>
-                <w:color w:val="1F2933"/>
-                <w:sz w:val="16"/>
-                <w:szCs w:val="16"/>
-              </w:rPr>
-              <w:t xml:space="preserve">0</w:t>
-            </w:r>
-          </w:p>
-        </w:tc>
-      </w:tr>
-      <w:tr>
-        <w:trPr>
-          <w:cantSplit/>
-        </w:trPr>
-        <w:tc>
-          <w:tcPr>
-            <w:tcW w:type="dxa" w:w="517"/>
-            <w:tcBorders>
-              <w:top w:val="single" w:color="BFC8D2" w:sz="4"/>
-              <w:left w:val="single" w:color="BFC8D2" w:sz="4"/>
-              <w:bottom w:val="single" w:color="BFC8D2" w:sz="4"/>
-              <w:right w:val="single" w:color="BFC8D2" w:sz="4"/>
-            </w:tcBorders>
-            <w:tcMar>
-              <w:top w:type="dxa" w:w="50"/>
-              <w:left w:type="dxa" w:w="80"/>
-              <w:bottom w:type="dxa" w:w="50"/>
-              <w:right w:type="dxa" w:w="80"/>
-            </w:tcMar>
-          </w:tcPr>
-          <w:p>
-            <w:pPr>
-              <w:spacing w:after="0" w:line="240"/>
-              <w:jc w:val="center"/>
-            </w:pPr>
-            <w:r>
-              <w:rPr>
-                <w:rFonts w:ascii="Calibri" w:cs="Calibri" w:eastAsia="Calibri" w:hAnsi="Calibri"/>
-                <w:color w:val="1F2933"/>
-                <w:sz w:val="16"/>
-                <w:szCs w:val="16"/>
-              </w:rPr>
-              <w:t xml:space="preserve">Q09</w:t>
-            </w:r>
-          </w:p>
-        </w:tc>
-        <w:tc>
-          <w:tcPr>
-            <w:tcW w:type="dxa" w:w="1034"/>
-            <w:tcBorders>
-              <w:top w:val="single" w:color="BFC8D2" w:sz="4"/>
-              <w:left w:val="single" w:color="BFC8D2" w:sz="4"/>
-              <w:bottom w:val="single" w:color="BFC8D2" w:sz="4"/>
-              <w:right w:val="single" w:color="BFC8D2" w:sz="4"/>
-            </w:tcBorders>
-            <w:tcMar>
-              <w:top w:type="dxa" w:w="50"/>
-              <w:left w:type="dxa" w:w="80"/>
-              <w:bottom w:type="dxa" w:w="50"/>
-              <w:right w:type="dxa" w:w="80"/>
-            </w:tcMar>
-          </w:tcPr>
-          <w:p>
-            <w:pPr>
-              <w:spacing w:after="0" w:line="240"/>
-              <w:jc w:val="left"/>
-            </w:pPr>
-            <w:r>
-              <w:rPr>
-                <w:rFonts w:ascii="Calibri" w:cs="Calibri" w:eastAsia="Calibri" w:hAnsi="Calibri"/>
-                <w:color w:val="1F2933"/>
-                <w:sz w:val="16"/>
-                <w:szCs w:val="16"/>
-              </w:rPr>
-              <w:t xml:space="preserve">Policy</w:t>
-            </w:r>
-          </w:p>
-        </w:tc>
-        <w:tc>
-          <w:tcPr>
-            <w:tcW w:type="dxa" w:w="4758"/>
-            <w:tcBorders>
-              <w:top w:val="single" w:color="BFC8D2" w:sz="4"/>
-              <w:left w:val="single" w:color="BFC8D2" w:sz="4"/>
-              <w:bottom w:val="single" w:color="BFC8D2" w:sz="4"/>
-              <w:right w:val="single" w:color="BFC8D2" w:sz="4"/>
-            </w:tcBorders>
-            <w:tcMar>
-              <w:top w:type="dxa" w:w="50"/>
-              <w:left w:type="dxa" w:w="80"/>
-              <w:bottom w:type="dxa" w:w="50"/>
-              <w:right w:type="dxa" w:w="80"/>
-            </w:tcMar>
-          </w:tcPr>
-          <w:p>
-            <w:pPr>
-              <w:spacing w:after="0" w:line="240"/>
-              <w:jc w:val="left"/>
-            </w:pPr>
-            <w:r>
-              <w:rPr>
-                <w:rFonts w:ascii="Calibri" w:cs="Calibri" w:eastAsia="Calibri" w:hAnsi="Calibri"/>
-                <w:color w:val="1F2933"/>
-                <w:sz w:val="16"/>
-                <w:szCs w:val="16"/>
-              </w:rPr>
-              <w:t xml:space="preserve">What is the maximum number of credits I can register for in the summer term?</w:t>
-            </w:r>
-          </w:p>
-        </w:tc>
-        <w:tc>
-          <w:tcPr>
-            <w:tcW w:type="dxa" w:w="776"/>
-            <w:tcBorders>
-              <w:top w:val="single" w:color="BFC8D2" w:sz="4"/>
-              <w:left w:val="single" w:color="BFC8D2" w:sz="4"/>
-              <w:bottom w:val="single" w:color="BFC8D2" w:sz="4"/>
-              <w:right w:val="single" w:color="BFC8D2" w:sz="4"/>
-            </w:tcBorders>
-            <w:shd w:fill="FBEBEB" w:color="auto" w:val="clear"/>
-            <w:tcMar>
-              <w:top w:type="dxa" w:w="50"/>
-              <w:left w:type="dxa" w:w="80"/>
-              <w:bottom w:type="dxa" w:w="50"/>
-              <w:right w:type="dxa" w:w="80"/>
-            </w:tcMar>
-          </w:tcPr>
-          <w:p>
-            <w:pPr>
-              <w:spacing w:after="0" w:line="240"/>
-              <w:jc w:val="center"/>
-            </w:pPr>
-            <w:r>
-              <w:rPr>
-                <w:rFonts w:ascii="Calibri" w:cs="Calibri" w:eastAsia="Calibri" w:hAnsi="Calibri"/>
-                <w:color w:val="1F2933"/>
-                <w:sz w:val="16"/>
-                <w:szCs w:val="16"/>
-              </w:rPr>
-              <w:t xml:space="preserve">0</w:t>
-            </w:r>
-          </w:p>
-        </w:tc>
-        <w:tc>
-          <w:tcPr>
-            <w:tcW w:type="dxa" w:w="776"/>
-            <w:tcBorders>
-              <w:top w:val="single" w:color="BFC8D2" w:sz="4"/>
-              <w:left w:val="single" w:color="BFC8D2" w:sz="4"/>
-              <w:bottom w:val="single" w:color="BFC8D2" w:sz="4"/>
-              <w:right w:val="single" w:color="BFC8D2" w:sz="4"/>
-            </w:tcBorders>
-            <w:tcMar>
-              <w:top w:type="dxa" w:w="50"/>
-              <w:left w:type="dxa" w:w="80"/>
-              <w:bottom w:type="dxa" w:w="50"/>
-              <w:right w:type="dxa" w:w="80"/>
-            </w:tcMar>
-          </w:tcPr>
-          <w:p>
-            <w:pPr>
-              <w:spacing w:after="0" w:line="240"/>
-              <w:jc w:val="center"/>
-            </w:pPr>
-            <w:r>
-              <w:rPr>
-                <w:rFonts w:ascii="Calibri" w:cs="Calibri" w:eastAsia="Calibri" w:hAnsi="Calibri"/>
-                <w:color w:val="1F2933"/>
-                <w:sz w:val="16"/>
-                <w:szCs w:val="16"/>
-              </w:rPr>
-              <w:t xml:space="preserve">1</w:t>
-            </w:r>
-          </w:p>
-        </w:tc>
-        <w:tc>
-          <w:tcPr>
-            <w:tcW w:type="dxa" w:w="776"/>
-            <w:tcBorders>
-              <w:top w:val="single" w:color="BFC8D2" w:sz="4"/>
-              <w:left w:val="single" w:color="BFC8D2" w:sz="4"/>
-              <w:bottom w:val="single" w:color="BFC8D2" w:sz="4"/>
-              <w:right w:val="single" w:color="BFC8D2" w:sz="4"/>
-            </w:tcBorders>
-            <w:shd w:fill="FBEBEB" w:color="auto" w:val="clear"/>
-            <w:tcMar>
-              <w:top w:type="dxa" w:w="50"/>
-              <w:left w:type="dxa" w:w="80"/>
-              <w:bottom w:type="dxa" w:w="50"/>
-              <w:right w:type="dxa" w:w="80"/>
-            </w:tcMar>
-          </w:tcPr>
-          <w:p>
-            <w:pPr>
-              <w:spacing w:after="0" w:line="240"/>
-              <w:jc w:val="center"/>
-            </w:pPr>
-            <w:r>
-              <w:rPr>
-                <w:rFonts w:ascii="Calibri" w:cs="Calibri" w:eastAsia="Calibri" w:hAnsi="Calibri"/>
-                <w:color w:val="1F2933"/>
-                <w:sz w:val="16"/>
-                <w:szCs w:val="16"/>
-              </w:rPr>
-              <w:t xml:space="preserve">0</w:t>
-            </w:r>
-          </w:p>
-        </w:tc>
-        <w:tc>
-          <w:tcPr>
-            <w:tcW w:type="dxa" w:w="775"/>
-            <w:tcBorders>
-              <w:top w:val="single" w:color="BFC8D2" w:sz="4"/>
-              <w:left w:val="single" w:color="BFC8D2" w:sz="4"/>
-              <w:bottom w:val="single" w:color="BFC8D2" w:sz="4"/>
-              <w:right w:val="single" w:color="BFC8D2" w:sz="4"/>
-            </w:tcBorders>
-            <w:shd w:fill="FBEBEB" w:color="auto" w:val="clear"/>
-            <w:tcMar>
-              <w:top w:type="dxa" w:w="50"/>
-              <w:left w:type="dxa" w:w="80"/>
-              <w:bottom w:type="dxa" w:w="50"/>
-              <w:right w:type="dxa" w:w="80"/>
-            </w:tcMar>
-          </w:tcPr>
-          <w:p>
-            <w:pPr>
-              <w:spacing w:after="0" w:line="240"/>
-              <w:jc w:val="center"/>
-            </w:pPr>
-            <w:r>
-              <w:rPr>
-                <w:rFonts w:ascii="Calibri" w:cs="Calibri" w:eastAsia="Calibri" w:hAnsi="Calibri"/>
-                <w:color w:val="1F2933"/>
-                <w:sz w:val="16"/>
-                <w:szCs w:val="16"/>
-              </w:rPr>
-              <w:t xml:space="preserve">0</w:t>
-            </w:r>
-          </w:p>
-        </w:tc>
-      </w:tr>
-      <w:tr>
-        <w:trPr>
-          <w:cantSplit/>
-        </w:trPr>
-        <w:tc>
-          <w:tcPr>
-            <w:tcW w:type="dxa" w:w="517"/>
-            <w:tcBorders>
-              <w:top w:val="single" w:color="BFC8D2" w:sz="4"/>
-              <w:left w:val="single" w:color="BFC8D2" w:sz="4"/>
-              <w:bottom w:val="single" w:color="BFC8D2" w:sz="4"/>
-              <w:right w:val="single" w:color="BFC8D2" w:sz="4"/>
-            </w:tcBorders>
-            <w:tcMar>
-              <w:top w:type="dxa" w:w="50"/>
-              <w:left w:type="dxa" w:w="80"/>
-              <w:bottom w:type="dxa" w:w="50"/>
-              <w:right w:type="dxa" w:w="80"/>
-            </w:tcMar>
-          </w:tcPr>
-          <w:p>
-            <w:pPr>
-              <w:spacing w:after="0" w:line="240"/>
-              <w:jc w:val="center"/>
-            </w:pPr>
-            <w:r>
-              <w:rPr>
-                <w:rFonts w:ascii="Calibri" w:cs="Calibri" w:eastAsia="Calibri" w:hAnsi="Calibri"/>
-                <w:color w:val="1F2933"/>
-                <w:sz w:val="16"/>
-                <w:szCs w:val="16"/>
-              </w:rPr>
-              <w:t xml:space="preserve">Q10</w:t>
-            </w:r>
-          </w:p>
-        </w:tc>
-        <w:tc>
-          <w:tcPr>
-            <w:tcW w:type="dxa" w:w="1034"/>
-            <w:tcBorders>
-              <w:top w:val="single" w:color="BFC8D2" w:sz="4"/>
-              <w:left w:val="single" w:color="BFC8D2" w:sz="4"/>
-              <w:bottom w:val="single" w:color="BFC8D2" w:sz="4"/>
-              <w:right w:val="single" w:color="BFC8D2" w:sz="4"/>
-            </w:tcBorders>
-            <w:tcMar>
-              <w:top w:type="dxa" w:w="50"/>
-              <w:left w:type="dxa" w:w="80"/>
-              <w:bottom w:type="dxa" w:w="50"/>
-              <w:right w:type="dxa" w:w="80"/>
-            </w:tcMar>
-          </w:tcPr>
-          <w:p>
-            <w:pPr>
-              <w:spacing w:after="0" w:line="240"/>
-              <w:jc w:val="left"/>
-            </w:pPr>
-            <w:r>
-              <w:rPr>
-                <w:rFonts w:ascii="Calibri" w:cs="Calibri" w:eastAsia="Calibri" w:hAnsi="Calibri"/>
-                <w:color w:val="1F2933"/>
-                <w:sz w:val="16"/>
-                <w:szCs w:val="16"/>
-              </w:rPr>
-              <w:t xml:space="preserve">Policy</w:t>
-            </w:r>
-          </w:p>
-        </w:tc>
-        <w:tc>
-          <w:tcPr>
-            <w:tcW w:type="dxa" w:w="4758"/>
-            <w:tcBorders>
-              <w:top w:val="single" w:color="BFC8D2" w:sz="4"/>
-              <w:left w:val="single" w:color="BFC8D2" w:sz="4"/>
-              <w:bottom w:val="single" w:color="BFC8D2" w:sz="4"/>
-              <w:right w:val="single" w:color="BFC8D2" w:sz="4"/>
-            </w:tcBorders>
-            <w:tcMar>
-              <w:top w:type="dxa" w:w="50"/>
-              <w:left w:type="dxa" w:w="80"/>
-              <w:bottom w:type="dxa" w:w="50"/>
-              <w:right w:type="dxa" w:w="80"/>
-            </w:tcMar>
-          </w:tcPr>
-          <w:p>
-            <w:pPr>
-              <w:spacing w:after="0" w:line="240"/>
-              <w:jc w:val="left"/>
-            </w:pPr>
-            <w:r>
-              <w:rPr>
-                <w:rFonts w:ascii="Calibri" w:cs="Calibri" w:eastAsia="Calibri" w:hAnsi="Calibri"/>
-                <w:color w:val="1F2933"/>
-                <w:sz w:val="16"/>
-                <w:szCs w:val="16"/>
-              </w:rPr>
-              <w:t xml:space="preserve">Is branch change allowed for B.Tech students admitted in 2026?</w:t>
-            </w:r>
-          </w:p>
-        </w:tc>
-        <w:tc>
-          <w:tcPr>
-            <w:tcW w:type="dxa" w:w="776"/>
-            <w:tcBorders>
-              <w:top w:val="single" w:color="BFC8D2" w:sz="4"/>
-              <w:left w:val="single" w:color="BFC8D2" w:sz="4"/>
-              <w:bottom w:val="single" w:color="BFC8D2" w:sz="4"/>
-              <w:right w:val="single" w:color="BFC8D2" w:sz="4"/>
-            </w:tcBorders>
-            <w:shd w:fill="FBEBEB" w:color="auto" w:val="clear"/>
-            <w:tcMar>
-              <w:top w:type="dxa" w:w="50"/>
-              <w:left w:type="dxa" w:w="80"/>
-              <w:bottom w:type="dxa" w:w="50"/>
-              <w:right w:type="dxa" w:w="80"/>
-            </w:tcMar>
-          </w:tcPr>
-          <w:p>
-            <w:pPr>
-              <w:spacing w:after="0" w:line="240"/>
-              <w:jc w:val="center"/>
-            </w:pPr>
-            <w:r>
-              <w:rPr>
-                <w:rFonts w:ascii="Calibri" w:cs="Calibri" w:eastAsia="Calibri" w:hAnsi="Calibri"/>
-                <w:color w:val="1F2933"/>
-                <w:sz w:val="16"/>
-                <w:szCs w:val="16"/>
-              </w:rPr>
-              <w:t xml:space="preserve">0</w:t>
-            </w:r>
-          </w:p>
-        </w:tc>
-        <w:tc>
-          <w:tcPr>
-            <w:tcW w:type="dxa" w:w="776"/>
-            <w:tcBorders>
-              <w:top w:val="single" w:color="BFC8D2" w:sz="4"/>
-              <w:left w:val="single" w:color="BFC8D2" w:sz="4"/>
-              <w:bottom w:val="single" w:color="BFC8D2" w:sz="4"/>
-              <w:right w:val="single" w:color="BFC8D2" w:sz="4"/>
-            </w:tcBorders>
-            <w:shd w:fill="FBEBEB" w:color="auto" w:val="clear"/>
-            <w:tcMar>
-              <w:top w:type="dxa" w:w="50"/>
-              <w:left w:type="dxa" w:w="80"/>
-              <w:bottom w:type="dxa" w:w="50"/>
-              <w:right w:type="dxa" w:w="80"/>
-            </w:tcMar>
-          </w:tcPr>
-          <w:p>
-            <w:pPr>
-              <w:spacing w:after="0" w:line="240"/>
-              <w:jc w:val="center"/>
-            </w:pPr>
-            <w:r>
-              <w:rPr>
-                <w:rFonts w:ascii="Calibri" w:cs="Calibri" w:eastAsia="Calibri" w:hAnsi="Calibri"/>
-                <w:color w:val="1F2933"/>
-                <w:sz w:val="16"/>
-                <w:szCs w:val="16"/>
-              </w:rPr>
-              <w:t xml:space="preserve">0</w:t>
-            </w:r>
-          </w:p>
-        </w:tc>
-        <w:tc>
-          <w:tcPr>
-            <w:tcW w:type="dxa" w:w="776"/>
-            <w:tcBorders>
-              <w:top w:val="single" w:color="BFC8D2" w:sz="4"/>
-              <w:left w:val="single" w:color="BFC8D2" w:sz="4"/>
-              <w:bottom w:val="single" w:color="BFC8D2" w:sz="4"/>
-              <w:right w:val="single" w:color="BFC8D2" w:sz="4"/>
-            </w:tcBorders>
-            <w:tcMar>
-              <w:top w:type="dxa" w:w="50"/>
-              <w:left w:type="dxa" w:w="80"/>
-              <w:bottom w:type="dxa" w:w="50"/>
-              <w:right w:type="dxa" w:w="80"/>
-            </w:tcMar>
-          </w:tcPr>
-          <w:p>
-            <w:pPr>
-              <w:spacing w:after="0" w:line="240"/>
-              <w:jc w:val="center"/>
-            </w:pPr>
-            <w:r>
-              <w:rPr>
-                <w:rFonts w:ascii="Calibri" w:cs="Calibri" w:eastAsia="Calibri" w:hAnsi="Calibri"/>
-                <w:color w:val="1F2933"/>
-                <w:sz w:val="16"/>
-                <w:szCs w:val="16"/>
-              </w:rPr>
-              <w:t xml:space="preserve">1</w:t>
-            </w:r>
-          </w:p>
-        </w:tc>
-        <w:tc>
-          <w:tcPr>
-            <w:tcW w:type="dxa" w:w="775"/>
-            <w:tcBorders>
-              <w:top w:val="single" w:color="BFC8D2" w:sz="4"/>
-              <w:left w:val="single" w:color="BFC8D2" w:sz="4"/>
-              <w:bottom w:val="single" w:color="BFC8D2" w:sz="4"/>
-              <w:right w:val="single" w:color="BFC8D2" w:sz="4"/>
-            </w:tcBorders>
-            <w:tcMar>
-              <w:top w:type="dxa" w:w="50"/>
-              <w:left w:type="dxa" w:w="80"/>
-              <w:bottom w:type="dxa" w:w="50"/>
-              <w:right w:type="dxa" w:w="80"/>
-            </w:tcMar>
-          </w:tcPr>
-          <w:p>
-            <w:pPr>
-              <w:spacing w:after="0" w:line="240"/>
-              <w:jc w:val="center"/>
-            </w:pPr>
-            <w:r>
-              <w:rPr>
-                <w:rFonts w:ascii="Calibri" w:cs="Calibri" w:eastAsia="Calibri" w:hAnsi="Calibri"/>
-                <w:color w:val="1F2933"/>
-                <w:sz w:val="16"/>
-                <w:szCs w:val="16"/>
-              </w:rPr>
-              <w:t xml:space="preserve">1</w:t>
-            </w:r>
-          </w:p>
-        </w:tc>
-      </w:tr>
-      <w:tr>
-        <w:trPr>
-          <w:cantSplit/>
-        </w:trPr>
-        <w:tc>
-          <w:tcPr>
-            <w:tcW w:type="dxa" w:w="517"/>
-            <w:tcBorders>
-              <w:top w:val="single" w:color="BFC8D2" w:sz="4"/>
-              <w:left w:val="single" w:color="BFC8D2" w:sz="4"/>
-              <w:bottom w:val="single" w:color="BFC8D2" w:sz="4"/>
-              <w:right w:val="single" w:color="BFC8D2" w:sz="4"/>
-            </w:tcBorders>
-            <w:tcMar>
-              <w:top w:type="dxa" w:w="50"/>
-              <w:left w:type="dxa" w:w="80"/>
-              <w:bottom w:type="dxa" w:w="50"/>
-              <w:right w:type="dxa" w:w="80"/>
-            </w:tcMar>
-          </w:tcPr>
-          <w:p>
-            <w:pPr>
-              <w:spacing w:after="0" w:line="240"/>
-              <w:jc w:val="center"/>
-            </w:pPr>
-            <w:r>
-              <w:rPr>
-                <w:rFonts w:ascii="Calibri" w:cs="Calibri" w:eastAsia="Calibri" w:hAnsi="Calibri"/>
-                <w:color w:val="1F2933"/>
-                <w:sz w:val="16"/>
-                <w:szCs w:val="16"/>
-              </w:rPr>
-              <w:t xml:space="preserve">Q11</w:t>
-            </w:r>
-          </w:p>
-        </w:tc>
-        <w:tc>
-          <w:tcPr>
-            <w:tcW w:type="dxa" w:w="1034"/>
-            <w:tcBorders>
-              <w:top w:val="single" w:color="BFC8D2" w:sz="4"/>
-              <w:left w:val="single" w:color="BFC8D2" w:sz="4"/>
-              <w:bottom w:val="single" w:color="BFC8D2" w:sz="4"/>
-              <w:right w:val="single" w:color="BFC8D2" w:sz="4"/>
-            </w:tcBorders>
-            <w:tcMar>
-              <w:top w:type="dxa" w:w="50"/>
-              <w:left w:type="dxa" w:w="80"/>
-              <w:bottom w:type="dxa" w:w="50"/>
-              <w:right w:type="dxa" w:w="80"/>
-            </w:tcMar>
-          </w:tcPr>
-          <w:p>
-            <w:pPr>
-              <w:spacing w:after="0" w:line="240"/>
-              <w:jc w:val="left"/>
-            </w:pPr>
-            <w:r>
-              <w:rPr>
-                <w:rFonts w:ascii="Calibri" w:cs="Calibri" w:eastAsia="Calibri" w:hAnsi="Calibri"/>
-                <w:color w:val="1F2933"/>
-                <w:sz w:val="16"/>
-                <w:szCs w:val="16"/>
-              </w:rPr>
-              <w:t xml:space="preserve">Policy</w:t>
-            </w:r>
-          </w:p>
-        </w:tc>
-        <w:tc>
-          <w:tcPr>
-            <w:tcW w:type="dxa" w:w="4758"/>
-            <w:tcBorders>
-              <w:top w:val="single" w:color="BFC8D2" w:sz="4"/>
-              <w:left w:val="single" w:color="BFC8D2" w:sz="4"/>
-              <w:bottom w:val="single" w:color="BFC8D2" w:sz="4"/>
-              <w:right w:val="single" w:color="BFC8D2" w:sz="4"/>
-            </w:tcBorders>
-            <w:tcMar>
-              <w:top w:type="dxa" w:w="50"/>
-              <w:left w:type="dxa" w:w="80"/>
-              <w:bottom w:type="dxa" w:w="50"/>
-              <w:right w:type="dxa" w:w="80"/>
-            </w:tcMar>
-          </w:tcPr>
-          <w:p>
-            <w:pPr>
-              <w:spacing w:after="0" w:line="240"/>
-              <w:jc w:val="left"/>
-            </w:pPr>
-            <w:r>
-              <w:rPr>
-                <w:rFonts w:ascii="Calibri" w:cs="Calibri" w:eastAsia="Calibri" w:hAnsi="Calibri"/>
-                <w:color w:val="1F2933"/>
-                <w:sz w:val="16"/>
-                <w:szCs w:val="16"/>
-              </w:rPr>
-              <w:t xml:space="preserve">What happens if a student is absent for four or more weeks in a semester?</w:t>
-            </w:r>
-          </w:p>
-        </w:tc>
-        <w:tc>
-          <w:tcPr>
-            <w:tcW w:type="dxa" w:w="776"/>
-            <w:tcBorders>
-              <w:top w:val="single" w:color="BFC8D2" w:sz="4"/>
-              <w:left w:val="single" w:color="BFC8D2" w:sz="4"/>
-              <w:bottom w:val="single" w:color="BFC8D2" w:sz="4"/>
-              <w:right w:val="single" w:color="BFC8D2" w:sz="4"/>
-            </w:tcBorders>
-            <w:tcMar>
-              <w:top w:type="dxa" w:w="50"/>
-              <w:left w:type="dxa" w:w="80"/>
-              <w:bottom w:type="dxa" w:w="50"/>
-              <w:right w:type="dxa" w:w="80"/>
-            </w:tcMar>
-          </w:tcPr>
-          <w:p>
-            <w:pPr>
-              <w:spacing w:after="0" w:line="240"/>
-              <w:jc w:val="center"/>
-            </w:pPr>
-            <w:r>
-              <w:rPr>
-                <w:rFonts w:ascii="Calibri" w:cs="Calibri" w:eastAsia="Calibri" w:hAnsi="Calibri"/>
-                <w:color w:val="1F2933"/>
-                <w:sz w:val="16"/>
-                <w:szCs w:val="16"/>
-              </w:rPr>
-              <w:t xml:space="preserve">1</w:t>
-            </w:r>
-          </w:p>
-        </w:tc>
-        <w:tc>
-          <w:tcPr>
-            <w:tcW w:type="dxa" w:w="776"/>
-            <w:tcBorders>
-              <w:top w:val="single" w:color="BFC8D2" w:sz="4"/>
-              <w:left w:val="single" w:color="BFC8D2" w:sz="4"/>
-              <w:bottom w:val="single" w:color="BFC8D2" w:sz="4"/>
-              <w:right w:val="single" w:color="BFC8D2" w:sz="4"/>
-            </w:tcBorders>
-            <w:tcMar>
-              <w:top w:type="dxa" w:w="50"/>
-              <w:left w:type="dxa" w:w="80"/>
-              <w:bottom w:type="dxa" w:w="50"/>
-              <w:right w:type="dxa" w:w="80"/>
-            </w:tcMar>
-          </w:tcPr>
-          <w:p>
-            <w:pPr>
-              <w:spacing w:after="0" w:line="240"/>
-              <w:jc w:val="center"/>
-            </w:pPr>
-            <w:r>
-              <w:rPr>
-                <w:rFonts w:ascii="Calibri" w:cs="Calibri" w:eastAsia="Calibri" w:hAnsi="Calibri"/>
-                <w:color w:val="1F2933"/>
-                <w:sz w:val="16"/>
-                <w:szCs w:val="16"/>
-              </w:rPr>
-              <w:t xml:space="preserve">1</w:t>
-            </w:r>
-          </w:p>
-        </w:tc>
-        <w:tc>
-          <w:tcPr>
-            <w:tcW w:type="dxa" w:w="776"/>
-            <w:tcBorders>
-              <w:top w:val="single" w:color="BFC8D2" w:sz="4"/>
-              <w:left w:val="single" w:color="BFC8D2" w:sz="4"/>
-              <w:bottom w:val="single" w:color="BFC8D2" w:sz="4"/>
-              <w:right w:val="single" w:color="BFC8D2" w:sz="4"/>
-            </w:tcBorders>
-            <w:tcMar>
-              <w:top w:type="dxa" w:w="50"/>
-              <w:left w:type="dxa" w:w="80"/>
-              <w:bottom w:type="dxa" w:w="50"/>
-              <w:right w:type="dxa" w:w="80"/>
-            </w:tcMar>
-          </w:tcPr>
-          <w:p>
-            <w:pPr>
-              <w:spacing w:after="0" w:line="240"/>
-              <w:jc w:val="center"/>
-            </w:pPr>
-            <w:r>
-              <w:rPr>
-                <w:rFonts w:ascii="Calibri" w:cs="Calibri" w:eastAsia="Calibri" w:hAnsi="Calibri"/>
-                <w:color w:val="1F2933"/>
-                <w:sz w:val="16"/>
-                <w:szCs w:val="16"/>
-              </w:rPr>
-              <w:t xml:space="preserve">1</w:t>
-            </w:r>
-          </w:p>
-        </w:tc>
-        <w:tc>
-          <w:tcPr>
-            <w:tcW w:type="dxa" w:w="775"/>
-            <w:tcBorders>
-              <w:top w:val="single" w:color="BFC8D2" w:sz="4"/>
-              <w:left w:val="single" w:color="BFC8D2" w:sz="4"/>
-              <w:bottom w:val="single" w:color="BFC8D2" w:sz="4"/>
-              <w:right w:val="single" w:color="BFC8D2" w:sz="4"/>
-            </w:tcBorders>
-            <w:tcMar>
-              <w:top w:type="dxa" w:w="50"/>
-              <w:left w:type="dxa" w:w="80"/>
-              <w:bottom w:type="dxa" w:w="50"/>
-              <w:right w:type="dxa" w:w="80"/>
-            </w:tcMar>
-          </w:tcPr>
-          <w:p>
-            <w:pPr>
-              <w:spacing w:after="0" w:line="240"/>
-              <w:jc w:val="center"/>
-            </w:pPr>
-            <w:r>
-              <w:rPr>
-                <w:rFonts w:ascii="Calibri" w:cs="Calibri" w:eastAsia="Calibri" w:hAnsi="Calibri"/>
-                <w:color w:val="1F2933"/>
-                <w:sz w:val="16"/>
-                <w:szCs w:val="16"/>
-              </w:rPr>
-              <w:t xml:space="preserve">1</w:t>
-            </w:r>
-          </w:p>
-        </w:tc>
-      </w:tr>
-      <w:tr>
-        <w:trPr>
-          <w:cantSplit/>
-        </w:trPr>
-        <w:tc>
-          <w:tcPr>
-            <w:tcW w:type="dxa" w:w="517"/>
-            <w:tcBorders>
-              <w:top w:val="single" w:color="BFC8D2" w:sz="4"/>
-              <w:left w:val="single" w:color="BFC8D2" w:sz="4"/>
-              <w:bottom w:val="single" w:color="BFC8D2" w:sz="4"/>
-              <w:right w:val="single" w:color="BFC8D2" w:sz="4"/>
-            </w:tcBorders>
-            <w:tcMar>
-              <w:top w:type="dxa" w:w="50"/>
-              <w:left w:type="dxa" w:w="80"/>
-              <w:bottom w:type="dxa" w:w="50"/>
-              <w:right w:type="dxa" w:w="80"/>
-            </w:tcMar>
-          </w:tcPr>
-          <w:p>
-            <w:pPr>
-              <w:spacing w:after="0" w:line="240"/>
-              <w:jc w:val="center"/>
-            </w:pPr>
-            <w:r>
-              <w:rPr>
-                <w:rFonts w:ascii="Calibri" w:cs="Calibri" w:eastAsia="Calibri" w:hAnsi="Calibri"/>
-                <w:color w:val="1F2933"/>
-                <w:sz w:val="16"/>
-                <w:szCs w:val="16"/>
-              </w:rPr>
-              <w:t xml:space="preserve">Q12</w:t>
-            </w:r>
-          </w:p>
-        </w:tc>
-        <w:tc>
-          <w:tcPr>
-            <w:tcW w:type="dxa" w:w="1034"/>
-            <w:tcBorders>
-              <w:top w:val="single" w:color="BFC8D2" w:sz="4"/>
-              <w:left w:val="single" w:color="BFC8D2" w:sz="4"/>
-              <w:bottom w:val="single" w:color="BFC8D2" w:sz="4"/>
-              <w:right w:val="single" w:color="BFC8D2" w:sz="4"/>
-            </w:tcBorders>
-            <w:tcMar>
-              <w:top w:type="dxa" w:w="50"/>
-              <w:left w:type="dxa" w:w="80"/>
-              <w:bottom w:type="dxa" w:w="50"/>
-              <w:right w:type="dxa" w:w="80"/>
-            </w:tcMar>
-          </w:tcPr>
-          <w:p>
-            <w:pPr>
-              <w:spacing w:after="0" w:line="240"/>
-              <w:jc w:val="left"/>
-            </w:pPr>
-            <w:r>
-              <w:rPr>
-                <w:rFonts w:ascii="Calibri" w:cs="Calibri" w:eastAsia="Calibri" w:hAnsi="Calibri"/>
-                <w:color w:val="1F2933"/>
-                <w:sz w:val="16"/>
-                <w:szCs w:val="16"/>
-              </w:rPr>
-              <w:t xml:space="preserve">Policy</w:t>
-            </w:r>
-          </w:p>
-        </w:tc>
-        <w:tc>
-          <w:tcPr>
-            <w:tcW w:type="dxa" w:w="4758"/>
-            <w:tcBorders>
-              <w:top w:val="single" w:color="BFC8D2" w:sz="4"/>
-              <w:left w:val="single" w:color="BFC8D2" w:sz="4"/>
-              <w:bottom w:val="single" w:color="BFC8D2" w:sz="4"/>
-              <w:right w:val="single" w:color="BFC8D2" w:sz="4"/>
-            </w:tcBorders>
-            <w:tcMar>
-              <w:top w:type="dxa" w:w="50"/>
-              <w:left w:type="dxa" w:w="80"/>
-              <w:bottom w:type="dxa" w:w="50"/>
-              <w:right w:type="dxa" w:w="80"/>
-            </w:tcMar>
-          </w:tcPr>
-          <w:p>
-            <w:pPr>
-              <w:spacing w:after="0" w:line="240"/>
-              <w:jc w:val="left"/>
-            </w:pPr>
-            <w:r>
-              <w:rPr>
-                <w:rFonts w:ascii="Calibri" w:cs="Calibri" w:eastAsia="Calibri" w:hAnsi="Calibri"/>
-                <w:color w:val="1F2933"/>
-                <w:sz w:val="16"/>
-                <w:szCs w:val="16"/>
-              </w:rPr>
-              <w:t xml:space="preserve">How many total credits are required for the B.Tech. in Chemical Engineering under the latest curriculum?</w:t>
-            </w:r>
-          </w:p>
-        </w:tc>
-        <w:tc>
-          <w:tcPr>
-            <w:tcW w:type="dxa" w:w="776"/>
-            <w:tcBorders>
-              <w:top w:val="single" w:color="BFC8D2" w:sz="4"/>
-              <w:left w:val="single" w:color="BFC8D2" w:sz="4"/>
-              <w:bottom w:val="single" w:color="BFC8D2" w:sz="4"/>
-              <w:right w:val="single" w:color="BFC8D2" w:sz="4"/>
-            </w:tcBorders>
-            <w:tcMar>
-              <w:top w:type="dxa" w:w="50"/>
-              <w:left w:type="dxa" w:w="80"/>
-              <w:bottom w:type="dxa" w:w="50"/>
-              <w:right w:type="dxa" w:w="80"/>
-            </w:tcMar>
-          </w:tcPr>
-          <w:p>
-            <w:pPr>
-              <w:spacing w:after="0" w:line="240"/>
-              <w:jc w:val="center"/>
-            </w:pPr>
-            <w:r>
-              <w:rPr>
-                <w:rFonts w:ascii="Calibri" w:cs="Calibri" w:eastAsia="Calibri" w:hAnsi="Calibri"/>
-                <w:color w:val="1F2933"/>
-                <w:sz w:val="16"/>
-                <w:szCs w:val="16"/>
-              </w:rPr>
-              <w:t xml:space="preserve">1</w:t>
-            </w:r>
-          </w:p>
-        </w:tc>
-        <w:tc>
-          <w:tcPr>
-            <w:tcW w:type="dxa" w:w="776"/>
-            <w:tcBorders>
-              <w:top w:val="single" w:color="BFC8D2" w:sz="4"/>
-              <w:left w:val="single" w:color="BFC8D2" w:sz="4"/>
-              <w:bottom w:val="single" w:color="BFC8D2" w:sz="4"/>
-              <w:right w:val="single" w:color="BFC8D2" w:sz="4"/>
-            </w:tcBorders>
-            <w:tcMar>
-              <w:top w:type="dxa" w:w="50"/>
-              <w:left w:type="dxa" w:w="80"/>
-              <w:bottom w:type="dxa" w:w="50"/>
-              <w:right w:type="dxa" w:w="80"/>
-            </w:tcMar>
-          </w:tcPr>
-          <w:p>
-            <w:pPr>
-              <w:spacing w:after="0" w:line="240"/>
-              <w:jc w:val="center"/>
-            </w:pPr>
-            <w:r>
-              <w:rPr>
-                <w:rFonts w:ascii="Calibri" w:cs="Calibri" w:eastAsia="Calibri" w:hAnsi="Calibri"/>
-                <w:color w:val="1F2933"/>
-                <w:sz w:val="16"/>
-                <w:szCs w:val="16"/>
-              </w:rPr>
-              <w:t xml:space="preserve">1</w:t>
-            </w:r>
-          </w:p>
-        </w:tc>
-        <w:tc>
-          <w:tcPr>
-            <w:tcW w:type="dxa" w:w="776"/>
-            <w:tcBorders>
-              <w:top w:val="single" w:color="BFC8D2" w:sz="4"/>
-              <w:left w:val="single" w:color="BFC8D2" w:sz="4"/>
-              <w:bottom w:val="single" w:color="BFC8D2" w:sz="4"/>
-              <w:right w:val="single" w:color="BFC8D2" w:sz="4"/>
-            </w:tcBorders>
-            <w:tcMar>
-              <w:top w:type="dxa" w:w="50"/>
-              <w:left w:type="dxa" w:w="80"/>
-              <w:bottom w:type="dxa" w:w="50"/>
-              <w:right w:type="dxa" w:w="80"/>
-            </w:tcMar>
-          </w:tcPr>
-          <w:p>
-            <w:pPr>
-              <w:spacing w:after="0" w:line="240"/>
-              <w:jc w:val="center"/>
-            </w:pPr>
-            <w:r>
-              <w:rPr>
-                <w:rFonts w:ascii="Calibri" w:cs="Calibri" w:eastAsia="Calibri" w:hAnsi="Calibri"/>
-                <w:color w:val="1F2933"/>
-                <w:sz w:val="16"/>
-                <w:szCs w:val="16"/>
-              </w:rPr>
-              <w:t xml:space="preserve">1</w:t>
-            </w:r>
-          </w:p>
-        </w:tc>
-        <w:tc>
-          <w:tcPr>
-            <w:tcW w:type="dxa" w:w="775"/>
-            <w:tcBorders>
-              <w:top w:val="single" w:color="BFC8D2" w:sz="4"/>
-              <w:left w:val="single" w:color="BFC8D2" w:sz="4"/>
-              <w:bottom w:val="single" w:color="BFC8D2" w:sz="4"/>
-              <w:right w:val="single" w:color="BFC8D2" w:sz="4"/>
-            </w:tcBorders>
-            <w:tcMar>
-              <w:top w:type="dxa" w:w="50"/>
-              <w:left w:type="dxa" w:w="80"/>
-              <w:bottom w:type="dxa" w:w="50"/>
-              <w:right w:type="dxa" w:w="80"/>
-            </w:tcMar>
-          </w:tcPr>
-          <w:p>
-            <w:pPr>
-              <w:spacing w:after="0" w:line="240"/>
-              <w:jc w:val="center"/>
-            </w:pPr>
-            <w:r>
-              <w:rPr>
-                <w:rFonts w:ascii="Calibri" w:cs="Calibri" w:eastAsia="Calibri" w:hAnsi="Calibri"/>
-                <w:color w:val="1F2933"/>
-                <w:sz w:val="16"/>
-                <w:szCs w:val="16"/>
-              </w:rPr>
-              <w:t xml:space="preserve">1</w:t>
-            </w:r>
-          </w:p>
-        </w:tc>
-      </w:tr>
-      <w:tr>
-        <w:trPr>
-          <w:cantSplit/>
-        </w:trPr>
-        <w:tc>
-          <w:tcPr>
-            <w:tcW w:type="dxa" w:w="517"/>
-            <w:tcBorders>
-              <w:top w:val="single" w:color="BFC8D2" w:sz="4"/>
-              <w:left w:val="single" w:color="BFC8D2" w:sz="4"/>
-              <w:bottom w:val="single" w:color="BFC8D2" w:sz="4"/>
-              <w:right w:val="single" w:color="BFC8D2" w:sz="4"/>
-            </w:tcBorders>
-            <w:tcMar>
-              <w:top w:type="dxa" w:w="50"/>
-              <w:left w:type="dxa" w:w="80"/>
-              <w:bottom w:type="dxa" w:w="50"/>
-              <w:right w:type="dxa" w:w="80"/>
-            </w:tcMar>
-          </w:tcPr>
-          <w:p>
-            <w:pPr>
-              <w:spacing w:after="0" w:line="240"/>
-              <w:jc w:val="center"/>
-            </w:pPr>
-            <w:r>
-              <w:rPr>
-                <w:rFonts w:ascii="Calibri" w:cs="Calibri" w:eastAsia="Calibri" w:hAnsi="Calibri"/>
-                <w:color w:val="1F2933"/>
-                <w:sz w:val="16"/>
-                <w:szCs w:val="16"/>
-              </w:rPr>
-              <w:t xml:space="preserve">Q13</w:t>
-            </w:r>
-          </w:p>
-        </w:tc>
-        <w:tc>
-          <w:tcPr>
-            <w:tcW w:type="dxa" w:w="1034"/>
-            <w:tcBorders>
-              <w:top w:val="single" w:color="BFC8D2" w:sz="4"/>
-              <w:left w:val="single" w:color="BFC8D2" w:sz="4"/>
-              <w:bottom w:val="single" w:color="BFC8D2" w:sz="4"/>
-              <w:right w:val="single" w:color="BFC8D2" w:sz="4"/>
-            </w:tcBorders>
-            <w:tcMar>
-              <w:top w:type="dxa" w:w="50"/>
-              <w:left w:type="dxa" w:w="80"/>
-              <w:bottom w:type="dxa" w:w="50"/>
-              <w:right w:type="dxa" w:w="80"/>
-            </w:tcMar>
-          </w:tcPr>
-          <w:p>
-            <w:pPr>
-              <w:spacing w:after="0" w:line="240"/>
-              <w:jc w:val="left"/>
-            </w:pPr>
-            <w:r>
-              <w:rPr>
-                <w:rFonts w:ascii="Calibri" w:cs="Calibri" w:eastAsia="Calibri" w:hAnsi="Calibri"/>
-                <w:color w:val="1F2933"/>
-                <w:sz w:val="16"/>
-                <w:szCs w:val="16"/>
-              </w:rPr>
-              <w:t xml:space="preserve">Schedule</w:t>
-            </w:r>
-          </w:p>
-        </w:tc>
-        <w:tc>
-          <w:tcPr>
-            <w:tcW w:type="dxa" w:w="4758"/>
-            <w:tcBorders>
-              <w:top w:val="single" w:color="BFC8D2" w:sz="4"/>
-              <w:left w:val="single" w:color="BFC8D2" w:sz="4"/>
-              <w:bottom w:val="single" w:color="BFC8D2" w:sz="4"/>
-              <w:right w:val="single" w:color="BFC8D2" w:sz="4"/>
-            </w:tcBorders>
-            <w:tcMar>
-              <w:top w:type="dxa" w:w="50"/>
-              <w:left w:type="dxa" w:w="80"/>
-              <w:bottom w:type="dxa" w:w="50"/>
-              <w:right w:type="dxa" w:w="80"/>
-            </w:tcMar>
-          </w:tcPr>
-          <w:p>
-            <w:pPr>
-              <w:spacing w:after="0" w:line="240"/>
-              <w:jc w:val="left"/>
-            </w:pPr>
-            <w:r>
-              <w:rPr>
-                <w:rFonts w:ascii="Calibri" w:cs="Calibri" w:eastAsia="Calibri" w:hAnsi="Calibri"/>
-                <w:color w:val="1F2933"/>
-                <w:sz w:val="16"/>
-                <w:szCs w:val="16"/>
-              </w:rPr>
-              <w:t xml:space="preserve">What is the slot for the course Autonomous Systems?</w:t>
-            </w:r>
-          </w:p>
-        </w:tc>
-        <w:tc>
-          <w:tcPr>
-            <w:tcW w:type="dxa" w:w="776"/>
-            <w:tcBorders>
-              <w:top w:val="single" w:color="BFC8D2" w:sz="4"/>
-              <w:left w:val="single" w:color="BFC8D2" w:sz="4"/>
-              <w:bottom w:val="single" w:color="BFC8D2" w:sz="4"/>
-              <w:right w:val="single" w:color="BFC8D2" w:sz="4"/>
-            </w:tcBorders>
-            <w:tcMar>
-              <w:top w:type="dxa" w:w="50"/>
-              <w:left w:type="dxa" w:w="80"/>
-              <w:bottom w:type="dxa" w:w="50"/>
-              <w:right w:type="dxa" w:w="80"/>
-            </w:tcMar>
-          </w:tcPr>
-          <w:p>
-            <w:pPr>
-              <w:spacing w:after="0" w:line="240"/>
-              <w:jc w:val="center"/>
-            </w:pPr>
-            <w:r>
-              <w:rPr>
-                <w:rFonts w:ascii="Calibri" w:cs="Calibri" w:eastAsia="Calibri" w:hAnsi="Calibri"/>
-                <w:color w:val="1F2933"/>
-                <w:sz w:val="16"/>
-                <w:szCs w:val="16"/>
-              </w:rPr>
-              <w:t xml:space="preserve">1</w:t>
-            </w:r>
-          </w:p>
-        </w:tc>
-        <w:tc>
-          <w:tcPr>
-            <w:tcW w:type="dxa" w:w="776"/>
-            <w:tcBorders>
-              <w:top w:val="single" w:color="BFC8D2" w:sz="4"/>
-              <w:left w:val="single" w:color="BFC8D2" w:sz="4"/>
-              <w:bottom w:val="single" w:color="BFC8D2" w:sz="4"/>
-              <w:right w:val="single" w:color="BFC8D2" w:sz="4"/>
-            </w:tcBorders>
-            <w:tcMar>
-              <w:top w:type="dxa" w:w="50"/>
-              <w:left w:type="dxa" w:w="80"/>
-              <w:bottom w:type="dxa" w:w="50"/>
-              <w:right w:type="dxa" w:w="80"/>
-            </w:tcMar>
-          </w:tcPr>
-          <w:p>
-            <w:pPr>
-              <w:spacing w:after="0" w:line="240"/>
-              <w:jc w:val="center"/>
-            </w:pPr>
-            <w:r>
-              <w:rPr>
-                <w:rFonts w:ascii="Calibri" w:cs="Calibri" w:eastAsia="Calibri" w:hAnsi="Calibri"/>
-                <w:color w:val="1F2933"/>
-                <w:sz w:val="16"/>
-                <w:szCs w:val="16"/>
-              </w:rPr>
-              <w:t xml:space="preserve">1</w:t>
-            </w:r>
-          </w:p>
-        </w:tc>
-        <w:tc>
-          <w:tcPr>
-            <w:tcW w:type="dxa" w:w="776"/>
-            <w:tcBorders>
-              <w:top w:val="single" w:color="BFC8D2" w:sz="4"/>
-              <w:left w:val="single" w:color="BFC8D2" w:sz="4"/>
-              <w:bottom w:val="single" w:color="BFC8D2" w:sz="4"/>
-              <w:right w:val="single" w:color="BFC8D2" w:sz="4"/>
-            </w:tcBorders>
-            <w:tcMar>
-              <w:top w:type="dxa" w:w="50"/>
-              <w:left w:type="dxa" w:w="80"/>
-              <w:bottom w:type="dxa" w:w="50"/>
-              <w:right w:type="dxa" w:w="80"/>
-            </w:tcMar>
-          </w:tcPr>
-          <w:p>
-            <w:pPr>
-              <w:spacing w:after="0" w:line="240"/>
-              <w:jc w:val="center"/>
-            </w:pPr>
-            <w:r>
-              <w:rPr>
-                <w:rFonts w:ascii="Calibri" w:cs="Calibri" w:eastAsia="Calibri" w:hAnsi="Calibri"/>
-                <w:color w:val="1F2933"/>
-                <w:sz w:val="16"/>
-                <w:szCs w:val="16"/>
-              </w:rPr>
-              <w:t xml:space="preserve">1</w:t>
-            </w:r>
-          </w:p>
-        </w:tc>
-        <w:tc>
-          <w:tcPr>
-            <w:tcW w:type="dxa" w:w="775"/>
-            <w:tcBorders>
-              <w:top w:val="single" w:color="BFC8D2" w:sz="4"/>
-              <w:left w:val="single" w:color="BFC8D2" w:sz="4"/>
-              <w:bottom w:val="single" w:color="BFC8D2" w:sz="4"/>
-              <w:right w:val="single" w:color="BFC8D2" w:sz="4"/>
-            </w:tcBorders>
-            <w:tcMar>
-              <w:top w:type="dxa" w:w="50"/>
-              <w:left w:type="dxa" w:w="80"/>
-              <w:bottom w:type="dxa" w:w="50"/>
-              <w:right w:type="dxa" w:w="80"/>
-            </w:tcMar>
-          </w:tcPr>
-          <w:p>
-            <w:pPr>
-              <w:spacing w:after="0" w:line="240"/>
-              <w:jc w:val="center"/>
-            </w:pPr>
-            <w:r>
-              <w:rPr>
-                <w:rFonts w:ascii="Calibri" w:cs="Calibri" w:eastAsia="Calibri" w:hAnsi="Calibri"/>
-                <w:color w:val="1F2933"/>
-                <w:sz w:val="16"/>
-                <w:szCs w:val="16"/>
-              </w:rPr>
-              <w:t xml:space="preserve">1</w:t>
-            </w:r>
-          </w:p>
-        </w:tc>
-      </w:tr>
-      <w:tr>
-        <w:trPr>
-          <w:cantSplit/>
-        </w:trPr>
-        <w:tc>
-          <w:tcPr>
-            <w:tcW w:type="dxa" w:w="517"/>
-            <w:tcBorders>
-              <w:top w:val="single" w:color="BFC8D2" w:sz="4"/>
-              <w:left w:val="single" w:color="BFC8D2" w:sz="4"/>
-              <w:bottom w:val="single" w:color="BFC8D2" w:sz="4"/>
-              <w:right w:val="single" w:color="BFC8D2" w:sz="4"/>
-            </w:tcBorders>
-            <w:tcMar>
-              <w:top w:type="dxa" w:w="50"/>
-              <w:left w:type="dxa" w:w="80"/>
-              <w:bottom w:type="dxa" w:w="50"/>
-              <w:right w:type="dxa" w:w="80"/>
-            </w:tcMar>
-          </w:tcPr>
-          <w:p>
-            <w:pPr>
-              <w:spacing w:after="0" w:line="240"/>
-              <w:jc w:val="center"/>
-            </w:pPr>
-            <w:r>
-              <w:rPr>
-                <w:rFonts w:ascii="Calibri" w:cs="Calibri" w:eastAsia="Calibri" w:hAnsi="Calibri"/>
-                <w:color w:val="1F2933"/>
-                <w:sz w:val="16"/>
-                <w:szCs w:val="16"/>
-              </w:rPr>
-              <w:t xml:space="preserve">Q14</w:t>
-            </w:r>
-          </w:p>
-        </w:tc>
-        <w:tc>
-          <w:tcPr>
-            <w:tcW w:type="dxa" w:w="1034"/>
-            <w:tcBorders>
-              <w:top w:val="single" w:color="BFC8D2" w:sz="4"/>
-              <w:left w:val="single" w:color="BFC8D2" w:sz="4"/>
-              <w:bottom w:val="single" w:color="BFC8D2" w:sz="4"/>
-              <w:right w:val="single" w:color="BFC8D2" w:sz="4"/>
-            </w:tcBorders>
-            <w:tcMar>
-              <w:top w:type="dxa" w:w="50"/>
-              <w:left w:type="dxa" w:w="80"/>
-              <w:bottom w:type="dxa" w:w="50"/>
-              <w:right w:type="dxa" w:w="80"/>
-            </w:tcMar>
-          </w:tcPr>
-          <w:p>
-            <w:pPr>
-              <w:spacing w:after="0" w:line="240"/>
-              <w:jc w:val="left"/>
-            </w:pPr>
-            <w:r>
-              <w:rPr>
-                <w:rFonts w:ascii="Calibri" w:cs="Calibri" w:eastAsia="Calibri" w:hAnsi="Calibri"/>
-                <w:color w:val="1F2933"/>
-                <w:sz w:val="16"/>
-                <w:szCs w:val="16"/>
-              </w:rPr>
-              <w:t xml:space="preserve">Schedule</w:t>
-            </w:r>
-          </w:p>
-        </w:tc>
-        <w:tc>
-          <w:tcPr>
-            <w:tcW w:type="dxa" w:w="4758"/>
-            <w:tcBorders>
-              <w:top w:val="single" w:color="BFC8D2" w:sz="4"/>
-              <w:left w:val="single" w:color="BFC8D2" w:sz="4"/>
-              <w:bottom w:val="single" w:color="BFC8D2" w:sz="4"/>
-              <w:right w:val="single" w:color="BFC8D2" w:sz="4"/>
-            </w:tcBorders>
-            <w:tcMar>
-              <w:top w:type="dxa" w:w="50"/>
-              <w:left w:type="dxa" w:w="80"/>
-              <w:bottom w:type="dxa" w:w="50"/>
-              <w:right w:type="dxa" w:w="80"/>
-            </w:tcMar>
-          </w:tcPr>
-          <w:p>
-            <w:pPr>
-              <w:spacing w:after="0" w:line="240"/>
-              <w:jc w:val="left"/>
-            </w:pPr>
-            <w:r>
-              <w:rPr>
-                <w:rFonts w:ascii="Calibri" w:cs="Calibri" w:eastAsia="Calibri" w:hAnsi="Calibri"/>
-                <w:color w:val="1F2933"/>
-                <w:sz w:val="16"/>
-                <w:szCs w:val="16"/>
-              </w:rPr>
-              <w:t xml:space="preserve">When are the Minor examinations in Semester I of 2026-27?</w:t>
-            </w:r>
-          </w:p>
-        </w:tc>
-        <w:tc>
-          <w:tcPr>
-            <w:tcW w:type="dxa" w:w="776"/>
-            <w:tcBorders>
-              <w:top w:val="single" w:color="BFC8D2" w:sz="4"/>
-              <w:left w:val="single" w:color="BFC8D2" w:sz="4"/>
-              <w:bottom w:val="single" w:color="BFC8D2" w:sz="4"/>
-              <w:right w:val="single" w:color="BFC8D2" w:sz="4"/>
-            </w:tcBorders>
-            <w:shd w:fill="FBEBEB" w:color="auto" w:val="clear"/>
-            <w:tcMar>
-              <w:top w:type="dxa" w:w="50"/>
-              <w:left w:type="dxa" w:w="80"/>
-              <w:bottom w:type="dxa" w:w="50"/>
-              <w:right w:type="dxa" w:w="80"/>
-            </w:tcMar>
-          </w:tcPr>
-          <w:p>
-            <w:pPr>
-              <w:spacing w:after="0" w:line="240"/>
-              <w:jc w:val="center"/>
-            </w:pPr>
-            <w:r>
-              <w:rPr>
-                <w:rFonts w:ascii="Calibri" w:cs="Calibri" w:eastAsia="Calibri" w:hAnsi="Calibri"/>
-                <w:color w:val="1F2933"/>
-                <w:sz w:val="16"/>
-                <w:szCs w:val="16"/>
-              </w:rPr>
-              <w:t xml:space="preserve">0</w:t>
-            </w:r>
-          </w:p>
-        </w:tc>
-        <w:tc>
-          <w:tcPr>
-            <w:tcW w:type="dxa" w:w="776"/>
-            <w:tcBorders>
-              <w:top w:val="single" w:color="BFC8D2" w:sz="4"/>
-              <w:left w:val="single" w:color="BFC8D2" w:sz="4"/>
-              <w:bottom w:val="single" w:color="BFC8D2" w:sz="4"/>
-              <w:right w:val="single" w:color="BFC8D2" w:sz="4"/>
-            </w:tcBorders>
-            <w:shd w:fill="FBEBEB" w:color="auto" w:val="clear"/>
-            <w:tcMar>
-              <w:top w:type="dxa" w:w="50"/>
-              <w:left w:type="dxa" w:w="80"/>
-              <w:bottom w:type="dxa" w:w="50"/>
-              <w:right w:type="dxa" w:w="80"/>
-            </w:tcMar>
-          </w:tcPr>
-          <w:p>
-            <w:pPr>
-              <w:spacing w:after="0" w:line="240"/>
-              <w:jc w:val="center"/>
-            </w:pPr>
-            <w:r>
-              <w:rPr>
-                <w:rFonts w:ascii="Calibri" w:cs="Calibri" w:eastAsia="Calibri" w:hAnsi="Calibri"/>
-                <w:color w:val="1F2933"/>
-                <w:sz w:val="16"/>
-                <w:szCs w:val="16"/>
-              </w:rPr>
-              <w:t xml:space="preserve">0</w:t>
-            </w:r>
-          </w:p>
-        </w:tc>
-        <w:tc>
-          <w:tcPr>
-            <w:tcW w:type="dxa" w:w="776"/>
-            <w:tcBorders>
-              <w:top w:val="single" w:color="BFC8D2" w:sz="4"/>
-              <w:left w:val="single" w:color="BFC8D2" w:sz="4"/>
-              <w:bottom w:val="single" w:color="BFC8D2" w:sz="4"/>
-              <w:right w:val="single" w:color="BFC8D2" w:sz="4"/>
-            </w:tcBorders>
-            <w:shd w:fill="FBEBEB" w:color="auto" w:val="clear"/>
-            <w:tcMar>
-              <w:top w:type="dxa" w:w="50"/>
-              <w:left w:type="dxa" w:w="80"/>
-              <w:bottom w:type="dxa" w:w="50"/>
-              <w:right w:type="dxa" w:w="80"/>
-            </w:tcMar>
-          </w:tcPr>
-          <w:p>
-            <w:pPr>
-              <w:spacing w:after="0" w:line="240"/>
-              <w:jc w:val="center"/>
-            </w:pPr>
-            <w:r>
-              <w:rPr>
-                <w:rFonts w:ascii="Calibri" w:cs="Calibri" w:eastAsia="Calibri" w:hAnsi="Calibri"/>
-                <w:color w:val="1F2933"/>
-                <w:sz w:val="16"/>
-                <w:szCs w:val="16"/>
-              </w:rPr>
-              <w:t xml:space="preserve">0</w:t>
-            </w:r>
-          </w:p>
-        </w:tc>
-        <w:tc>
-          <w:tcPr>
-            <w:tcW w:type="dxa" w:w="775"/>
-            <w:tcBorders>
-              <w:top w:val="single" w:color="BFC8D2" w:sz="4"/>
-              <w:left w:val="single" w:color="BFC8D2" w:sz="4"/>
-              <w:bottom w:val="single" w:color="BFC8D2" w:sz="4"/>
-              <w:right w:val="single" w:color="BFC8D2" w:sz="4"/>
-            </w:tcBorders>
-            <w:shd w:fill="FBEBEB" w:color="auto" w:val="clear"/>
-            <w:tcMar>
-              <w:top w:type="dxa" w:w="50"/>
-              <w:left w:type="dxa" w:w="80"/>
-              <w:bottom w:type="dxa" w:w="50"/>
-              <w:right w:type="dxa" w:w="80"/>
-            </w:tcMar>
-          </w:tcPr>
-          <w:p>
-            <w:pPr>
-              <w:spacing w:after="0" w:line="240"/>
-              <w:jc w:val="center"/>
-            </w:pPr>
-            <w:r>
-              <w:rPr>
-                <w:rFonts w:ascii="Calibri" w:cs="Calibri" w:eastAsia="Calibri" w:hAnsi="Calibri"/>
-                <w:color w:val="1F2933"/>
-                <w:sz w:val="16"/>
-                <w:szCs w:val="16"/>
-              </w:rPr>
-              <w:t xml:space="preserve">0</w:t>
-            </w:r>
-          </w:p>
-        </w:tc>
-      </w:tr>
-      <w:tr>
-        <w:trPr>
-          <w:cantSplit/>
-        </w:trPr>
-        <w:tc>
-          <w:tcPr>
-            <w:tcW w:type="dxa" w:w="517"/>
-            <w:tcBorders>
-              <w:top w:val="single" w:color="BFC8D2" w:sz="4"/>
-              <w:left w:val="single" w:color="BFC8D2" w:sz="4"/>
-              <w:bottom w:val="single" w:color="BFC8D2" w:sz="4"/>
-              <w:right w:val="single" w:color="BFC8D2" w:sz="4"/>
-            </w:tcBorders>
-            <w:tcMar>
-              <w:top w:type="dxa" w:w="50"/>
-              <w:left w:type="dxa" w:w="80"/>
-              <w:bottom w:type="dxa" w:w="50"/>
-              <w:right w:type="dxa" w:w="80"/>
-            </w:tcMar>
-          </w:tcPr>
-          <w:p>
-            <w:pPr>
-              <w:spacing w:after="0" w:line="240"/>
-              <w:jc w:val="center"/>
-            </w:pPr>
-            <w:r>
-              <w:rPr>
-                <w:rFonts w:ascii="Calibri" w:cs="Calibri" w:eastAsia="Calibri" w:hAnsi="Calibri"/>
-                <w:color w:val="1F2933"/>
-                <w:sz w:val="16"/>
-                <w:szCs w:val="16"/>
-              </w:rPr>
-              <w:t xml:space="preserve">Q15</w:t>
-            </w:r>
-          </w:p>
-        </w:tc>
-        <w:tc>
-          <w:tcPr>
-            <w:tcW w:type="dxa" w:w="1034"/>
-            <w:tcBorders>
-              <w:top w:val="single" w:color="BFC8D2" w:sz="4"/>
-              <w:left w:val="single" w:color="BFC8D2" w:sz="4"/>
-              <w:bottom w:val="single" w:color="BFC8D2" w:sz="4"/>
-              <w:right w:val="single" w:color="BFC8D2" w:sz="4"/>
-            </w:tcBorders>
-            <w:tcMar>
-              <w:top w:type="dxa" w:w="50"/>
-              <w:left w:type="dxa" w:w="80"/>
-              <w:bottom w:type="dxa" w:w="50"/>
-              <w:right w:type="dxa" w:w="80"/>
-            </w:tcMar>
-          </w:tcPr>
-          <w:p>
-            <w:pPr>
-              <w:spacing w:after="0" w:line="240"/>
-              <w:jc w:val="left"/>
-            </w:pPr>
-            <w:r>
-              <w:rPr>
-                <w:rFonts w:ascii="Calibri" w:cs="Calibri" w:eastAsia="Calibri" w:hAnsi="Calibri"/>
-                <w:color w:val="1F2933"/>
-                <w:sz w:val="16"/>
-                <w:szCs w:val="16"/>
-              </w:rPr>
-              <w:t xml:space="preserve">Schedule</w:t>
-            </w:r>
-          </w:p>
-        </w:tc>
-        <w:tc>
-          <w:tcPr>
-            <w:tcW w:type="dxa" w:w="4758"/>
-            <w:tcBorders>
-              <w:top w:val="single" w:color="BFC8D2" w:sz="4"/>
-              <w:left w:val="single" w:color="BFC8D2" w:sz="4"/>
-              <w:bottom w:val="single" w:color="BFC8D2" w:sz="4"/>
-              <w:right w:val="single" w:color="BFC8D2" w:sz="4"/>
-            </w:tcBorders>
-            <w:tcMar>
-              <w:top w:type="dxa" w:w="50"/>
-              <w:left w:type="dxa" w:w="80"/>
-              <w:bottom w:type="dxa" w:w="50"/>
-              <w:right w:type="dxa" w:w="80"/>
-            </w:tcMar>
-          </w:tcPr>
-          <w:p>
-            <w:pPr>
-              <w:spacing w:after="0" w:line="240"/>
-              <w:jc w:val="left"/>
-            </w:pPr>
-            <w:r>
-              <w:rPr>
-                <w:rFonts w:ascii="Calibri" w:cs="Calibri" w:eastAsia="Calibri" w:hAnsi="Calibri"/>
-                <w:color w:val="1F2933"/>
-                <w:sz w:val="16"/>
-                <w:szCs w:val="16"/>
-              </w:rPr>
-              <w:t xml:space="preserve">When are the Major examinations for Semester I 2026-27?</w:t>
-            </w:r>
-          </w:p>
-        </w:tc>
-        <w:tc>
-          <w:tcPr>
-            <w:tcW w:type="dxa" w:w="776"/>
-            <w:tcBorders>
-              <w:top w:val="single" w:color="BFC8D2" w:sz="4"/>
-              <w:left w:val="single" w:color="BFC8D2" w:sz="4"/>
-              <w:bottom w:val="single" w:color="BFC8D2" w:sz="4"/>
-              <w:right w:val="single" w:color="BFC8D2" w:sz="4"/>
-            </w:tcBorders>
-            <w:shd w:fill="FBEBEB" w:color="auto" w:val="clear"/>
-            <w:tcMar>
-              <w:top w:type="dxa" w:w="50"/>
-              <w:left w:type="dxa" w:w="80"/>
-              <w:bottom w:type="dxa" w:w="50"/>
-              <w:right w:type="dxa" w:w="80"/>
-            </w:tcMar>
-          </w:tcPr>
-          <w:p>
-            <w:pPr>
-              <w:spacing w:after="0" w:line="240"/>
-              <w:jc w:val="center"/>
-            </w:pPr>
-            <w:r>
-              <w:rPr>
-                <w:rFonts w:ascii="Calibri" w:cs="Calibri" w:eastAsia="Calibri" w:hAnsi="Calibri"/>
-                <w:color w:val="1F2933"/>
-                <w:sz w:val="16"/>
-                <w:szCs w:val="16"/>
-              </w:rPr>
-              <w:t xml:space="preserve">0</w:t>
-            </w:r>
-          </w:p>
-        </w:tc>
-        <w:tc>
-          <w:tcPr>
-            <w:tcW w:type="dxa" w:w="776"/>
-            <w:tcBorders>
-              <w:top w:val="single" w:color="BFC8D2" w:sz="4"/>
-              <w:left w:val="single" w:color="BFC8D2" w:sz="4"/>
-              <w:bottom w:val="single" w:color="BFC8D2" w:sz="4"/>
-              <w:right w:val="single" w:color="BFC8D2" w:sz="4"/>
-            </w:tcBorders>
-            <w:shd w:fill="FBEBEB" w:color="auto" w:val="clear"/>
-            <w:tcMar>
-              <w:top w:type="dxa" w:w="50"/>
-              <w:left w:type="dxa" w:w="80"/>
-              <w:bottom w:type="dxa" w:w="50"/>
-              <w:right w:type="dxa" w:w="80"/>
-            </w:tcMar>
-          </w:tcPr>
-          <w:p>
-            <w:pPr>
-              <w:spacing w:after="0" w:line="240"/>
-              <w:jc w:val="center"/>
-            </w:pPr>
-            <w:r>
-              <w:rPr>
-                <w:rFonts w:ascii="Calibri" w:cs="Calibri" w:eastAsia="Calibri" w:hAnsi="Calibri"/>
-                <w:color w:val="1F2933"/>
-                <w:sz w:val="16"/>
-                <w:szCs w:val="16"/>
-              </w:rPr>
-              <w:t xml:space="preserve">0</w:t>
-            </w:r>
-          </w:p>
-        </w:tc>
-        <w:tc>
-          <w:tcPr>
-            <w:tcW w:type="dxa" w:w="776"/>
-            <w:tcBorders>
-              <w:top w:val="single" w:color="BFC8D2" w:sz="4"/>
-              <w:left w:val="single" w:color="BFC8D2" w:sz="4"/>
-              <w:bottom w:val="single" w:color="BFC8D2" w:sz="4"/>
-              <w:right w:val="single" w:color="BFC8D2" w:sz="4"/>
-            </w:tcBorders>
-            <w:shd w:fill="FBEBEB" w:color="auto" w:val="clear"/>
-            <w:tcMar>
-              <w:top w:type="dxa" w:w="50"/>
-              <w:left w:type="dxa" w:w="80"/>
-              <w:bottom w:type="dxa" w:w="50"/>
-              <w:right w:type="dxa" w:w="80"/>
-            </w:tcMar>
-          </w:tcPr>
-          <w:p>
-            <w:pPr>
-              <w:spacing w:after="0" w:line="240"/>
-              <w:jc w:val="center"/>
-            </w:pPr>
-            <w:r>
-              <w:rPr>
-                <w:rFonts w:ascii="Calibri" w:cs="Calibri" w:eastAsia="Calibri" w:hAnsi="Calibri"/>
-                <w:color w:val="1F2933"/>
-                <w:sz w:val="16"/>
-                <w:szCs w:val="16"/>
-              </w:rPr>
-              <w:t xml:space="preserve">0</w:t>
-            </w:r>
-          </w:p>
-        </w:tc>
-        <w:tc>
-          <w:tcPr>
-            <w:tcW w:type="dxa" w:w="775"/>
-            <w:tcBorders>
-              <w:top w:val="single" w:color="BFC8D2" w:sz="4"/>
-              <w:left w:val="single" w:color="BFC8D2" w:sz="4"/>
-              <w:bottom w:val="single" w:color="BFC8D2" w:sz="4"/>
-              <w:right w:val="single" w:color="BFC8D2" w:sz="4"/>
-            </w:tcBorders>
-            <w:shd w:fill="FBEBEB" w:color="auto" w:val="clear"/>
-            <w:tcMar>
-              <w:top w:type="dxa" w:w="50"/>
-              <w:left w:type="dxa" w:w="80"/>
-              <w:bottom w:type="dxa" w:w="50"/>
-              <w:right w:type="dxa" w:w="80"/>
-            </w:tcMar>
-          </w:tcPr>
-          <w:p>
-            <w:pPr>
-              <w:spacing w:after="0" w:line="240"/>
-              <w:jc w:val="center"/>
-            </w:pPr>
-            <w:r>
-              <w:rPr>
-                <w:rFonts w:ascii="Calibri" w:cs="Calibri" w:eastAsia="Calibri" w:hAnsi="Calibri"/>
-                <w:color w:val="1F2933"/>
-                <w:sz w:val="16"/>
-                <w:szCs w:val="16"/>
-              </w:rPr>
-              <w:t xml:space="preserve">0</w:t>
-            </w:r>
-          </w:p>
-        </w:tc>
-      </w:tr>
-      <w:tr>
-        <w:trPr>
-          <w:cantSplit/>
-        </w:trPr>
-        <w:tc>
-          <w:tcPr>
-            <w:tcW w:type="dxa" w:w="517"/>
-            <w:tcBorders>
-              <w:top w:val="single" w:color="BFC8D2" w:sz="4"/>
-              <w:left w:val="single" w:color="BFC8D2" w:sz="4"/>
-              <w:bottom w:val="single" w:color="BFC8D2" w:sz="4"/>
-              <w:right w:val="single" w:color="BFC8D2" w:sz="4"/>
-            </w:tcBorders>
-            <w:tcMar>
-              <w:top w:type="dxa" w:w="50"/>
-              <w:left w:type="dxa" w:w="80"/>
-              <w:bottom w:type="dxa" w:w="50"/>
-              <w:right w:type="dxa" w:w="80"/>
-            </w:tcMar>
-          </w:tcPr>
-          <w:p>
-            <w:pPr>
-              <w:spacing w:after="0" w:line="240"/>
-              <w:jc w:val="center"/>
-            </w:pPr>
-            <w:r>
-              <w:rPr>
-                <w:rFonts w:ascii="Calibri" w:cs="Calibri" w:eastAsia="Calibri" w:hAnsi="Calibri"/>
-                <w:color w:val="1F2933"/>
-                <w:sz w:val="16"/>
-                <w:szCs w:val="16"/>
-              </w:rPr>
-              <w:t xml:space="preserve">Q16</w:t>
-            </w:r>
-          </w:p>
-        </w:tc>
-        <w:tc>
-          <w:tcPr>
-            <w:tcW w:type="dxa" w:w="1034"/>
-            <w:tcBorders>
-              <w:top w:val="single" w:color="BFC8D2" w:sz="4"/>
-              <w:left w:val="single" w:color="BFC8D2" w:sz="4"/>
-              <w:bottom w:val="single" w:color="BFC8D2" w:sz="4"/>
-              <w:right w:val="single" w:color="BFC8D2" w:sz="4"/>
-            </w:tcBorders>
-            <w:tcMar>
-              <w:top w:type="dxa" w:w="50"/>
-              <w:left w:type="dxa" w:w="80"/>
-              <w:bottom w:type="dxa" w:w="50"/>
-              <w:right w:type="dxa" w:w="80"/>
-            </w:tcMar>
-          </w:tcPr>
-          <w:p>
-            <w:pPr>
-              <w:spacing w:after="0" w:line="240"/>
-              <w:jc w:val="left"/>
-            </w:pPr>
-            <w:r>
-              <w:rPr>
-                <w:rFonts w:ascii="Calibri" w:cs="Calibri" w:eastAsia="Calibri" w:hAnsi="Calibri"/>
-                <w:color w:val="1F2933"/>
-                <w:sz w:val="16"/>
-                <w:szCs w:val="16"/>
-              </w:rPr>
-              <w:t xml:space="preserve">Schedule</w:t>
-            </w:r>
-          </w:p>
-        </w:tc>
-        <w:tc>
-          <w:tcPr>
-            <w:tcW w:type="dxa" w:w="4758"/>
-            <w:tcBorders>
-              <w:top w:val="single" w:color="BFC8D2" w:sz="4"/>
-              <w:left w:val="single" w:color="BFC8D2" w:sz="4"/>
-              <w:bottom w:val="single" w:color="BFC8D2" w:sz="4"/>
-              <w:right w:val="single" w:color="BFC8D2" w:sz="4"/>
-            </w:tcBorders>
-            <w:tcMar>
-              <w:top w:type="dxa" w:w="50"/>
-              <w:left w:type="dxa" w:w="80"/>
-              <w:bottom w:type="dxa" w:w="50"/>
-              <w:right w:type="dxa" w:w="80"/>
-            </w:tcMar>
-          </w:tcPr>
-          <w:p>
-            <w:pPr>
-              <w:spacing w:after="0" w:line="240"/>
-              <w:jc w:val="left"/>
-            </w:pPr>
-            <w:r>
-              <w:rPr>
-                <w:rFonts w:ascii="Calibri" w:cs="Calibri" w:eastAsia="Calibri" w:hAnsi="Calibri"/>
-                <w:color w:val="1F2933"/>
-                <w:sz w:val="16"/>
-                <w:szCs w:val="16"/>
-              </w:rPr>
-              <w:t xml:space="preserve">When do classes begin for Semester II of 2026-27?</w:t>
-            </w:r>
-          </w:p>
-        </w:tc>
-        <w:tc>
-          <w:tcPr>
-            <w:tcW w:type="dxa" w:w="776"/>
-            <w:tcBorders>
-              <w:top w:val="single" w:color="BFC8D2" w:sz="4"/>
-              <w:left w:val="single" w:color="BFC8D2" w:sz="4"/>
-              <w:bottom w:val="single" w:color="BFC8D2" w:sz="4"/>
-              <w:right w:val="single" w:color="BFC8D2" w:sz="4"/>
-            </w:tcBorders>
-            <w:shd w:fill="FBEBEB" w:color="auto" w:val="clear"/>
-            <w:tcMar>
-              <w:top w:type="dxa" w:w="50"/>
-              <w:left w:type="dxa" w:w="80"/>
-              <w:bottom w:type="dxa" w:w="50"/>
-              <w:right w:type="dxa" w:w="80"/>
-            </w:tcMar>
-          </w:tcPr>
-          <w:p>
-            <w:pPr>
-              <w:spacing w:after="0" w:line="240"/>
-              <w:jc w:val="center"/>
-            </w:pPr>
-            <w:r>
-              <w:rPr>
-                <w:rFonts w:ascii="Calibri" w:cs="Calibri" w:eastAsia="Calibri" w:hAnsi="Calibri"/>
-                <w:color w:val="1F2933"/>
-                <w:sz w:val="16"/>
-                <w:szCs w:val="16"/>
-              </w:rPr>
-              <w:t xml:space="preserve">0</w:t>
-            </w:r>
-          </w:p>
-        </w:tc>
-        <w:tc>
-          <w:tcPr>
-            <w:tcW w:type="dxa" w:w="776"/>
-            <w:tcBorders>
-              <w:top w:val="single" w:color="BFC8D2" w:sz="4"/>
-              <w:left w:val="single" w:color="BFC8D2" w:sz="4"/>
-              <w:bottom w:val="single" w:color="BFC8D2" w:sz="4"/>
-              <w:right w:val="single" w:color="BFC8D2" w:sz="4"/>
-            </w:tcBorders>
-            <w:shd w:fill="FBEBEB" w:color="auto" w:val="clear"/>
-            <w:tcMar>
-              <w:top w:type="dxa" w:w="50"/>
-              <w:left w:type="dxa" w:w="80"/>
-              <w:bottom w:type="dxa" w:w="50"/>
-              <w:right w:type="dxa" w:w="80"/>
-            </w:tcMar>
-          </w:tcPr>
-          <w:p>
-            <w:pPr>
-              <w:spacing w:after="0" w:line="240"/>
-              <w:jc w:val="center"/>
-            </w:pPr>
-            <w:r>
-              <w:rPr>
-                <w:rFonts w:ascii="Calibri" w:cs="Calibri" w:eastAsia="Calibri" w:hAnsi="Calibri"/>
-                <w:color w:val="1F2933"/>
-                <w:sz w:val="16"/>
-                <w:szCs w:val="16"/>
-              </w:rPr>
-              <w:t xml:space="preserve">0</w:t>
-            </w:r>
-          </w:p>
-        </w:tc>
-        <w:tc>
-          <w:tcPr>
-            <w:tcW w:type="dxa" w:w="776"/>
-            <w:tcBorders>
-              <w:top w:val="single" w:color="BFC8D2" w:sz="4"/>
-              <w:left w:val="single" w:color="BFC8D2" w:sz="4"/>
-              <w:bottom w:val="single" w:color="BFC8D2" w:sz="4"/>
-              <w:right w:val="single" w:color="BFC8D2" w:sz="4"/>
-            </w:tcBorders>
-            <w:shd w:fill="FBEBEB" w:color="auto" w:val="clear"/>
-            <w:tcMar>
-              <w:top w:type="dxa" w:w="50"/>
-              <w:left w:type="dxa" w:w="80"/>
-              <w:bottom w:type="dxa" w:w="50"/>
-              <w:right w:type="dxa" w:w="80"/>
-            </w:tcMar>
-          </w:tcPr>
-          <w:p>
-            <w:pPr>
-              <w:spacing w:after="0" w:line="240"/>
-              <w:jc w:val="center"/>
-            </w:pPr>
-            <w:r>
-              <w:rPr>
-                <w:rFonts w:ascii="Calibri" w:cs="Calibri" w:eastAsia="Calibri" w:hAnsi="Calibri"/>
-                <w:color w:val="1F2933"/>
-                <w:sz w:val="16"/>
-                <w:szCs w:val="16"/>
-              </w:rPr>
-              <w:t xml:space="preserve">0</w:t>
-            </w:r>
-          </w:p>
-        </w:tc>
-        <w:tc>
-          <w:tcPr>
-            <w:tcW w:type="dxa" w:w="775"/>
-            <w:tcBorders>
-              <w:top w:val="single" w:color="BFC8D2" w:sz="4"/>
-              <w:left w:val="single" w:color="BFC8D2" w:sz="4"/>
-              <w:bottom w:val="single" w:color="BFC8D2" w:sz="4"/>
-              <w:right w:val="single" w:color="BFC8D2" w:sz="4"/>
-            </w:tcBorders>
-            <w:shd w:fill="FBEBEB" w:color="auto" w:val="clear"/>
-            <w:tcMar>
-              <w:top w:type="dxa" w:w="50"/>
-              <w:left w:type="dxa" w:w="80"/>
-              <w:bottom w:type="dxa" w:w="50"/>
-              <w:right w:type="dxa" w:w="80"/>
-            </w:tcMar>
-          </w:tcPr>
-          <w:p>
-            <w:pPr>
-              <w:spacing w:after="0" w:line="240"/>
-              <w:jc w:val="center"/>
-            </w:pPr>
-            <w:r>
-              <w:rPr>
-                <w:rFonts w:ascii="Calibri" w:cs="Calibri" w:eastAsia="Calibri" w:hAnsi="Calibri"/>
-                <w:color w:val="1F2933"/>
-                <w:sz w:val="16"/>
-                <w:szCs w:val="16"/>
-              </w:rPr>
-              <w:t xml:space="preserve">0</w:t>
-            </w:r>
-          </w:p>
-        </w:tc>
-      </w:tr>
-      <w:tr>
-        <w:trPr>
-          <w:cantSplit/>
-        </w:trPr>
-        <w:tc>
-          <w:tcPr>
-            <w:tcW w:type="dxa" w:w="517"/>
-            <w:tcBorders>
-              <w:top w:val="single" w:color="BFC8D2" w:sz="4"/>
-              <w:left w:val="single" w:color="BFC8D2" w:sz="4"/>
-              <w:bottom w:val="single" w:color="BFC8D2" w:sz="4"/>
-              <w:right w:val="single" w:color="BFC8D2" w:sz="4"/>
-            </w:tcBorders>
-            <w:tcMar>
-              <w:top w:type="dxa" w:w="50"/>
-              <w:left w:type="dxa" w:w="80"/>
-              <w:bottom w:type="dxa" w:w="50"/>
-              <w:right w:type="dxa" w:w="80"/>
-            </w:tcMar>
-          </w:tcPr>
-          <w:p>
-            <w:pPr>
-              <w:spacing w:after="0" w:line="240"/>
-              <w:jc w:val="center"/>
-            </w:pPr>
-            <w:r>
-              <w:rPr>
-                <w:rFonts w:ascii="Calibri" w:cs="Calibri" w:eastAsia="Calibri" w:hAnsi="Calibri"/>
-                <w:color w:val="1F2933"/>
-                <w:sz w:val="16"/>
-                <w:szCs w:val="16"/>
-              </w:rPr>
-              <w:t xml:space="preserve">Q17</w:t>
-            </w:r>
-          </w:p>
-        </w:tc>
-        <w:tc>
-          <w:tcPr>
-            <w:tcW w:type="dxa" w:w="1034"/>
-            <w:tcBorders>
-              <w:top w:val="single" w:color="BFC8D2" w:sz="4"/>
-              <w:left w:val="single" w:color="BFC8D2" w:sz="4"/>
-              <w:bottom w:val="single" w:color="BFC8D2" w:sz="4"/>
-              <w:right w:val="single" w:color="BFC8D2" w:sz="4"/>
-            </w:tcBorders>
-            <w:tcMar>
-              <w:top w:type="dxa" w:w="50"/>
-              <w:left w:type="dxa" w:w="80"/>
-              <w:bottom w:type="dxa" w:w="50"/>
-              <w:right w:type="dxa" w:w="80"/>
-            </w:tcMar>
-          </w:tcPr>
-          <w:p>
-            <w:pPr>
-              <w:spacing w:after="0" w:line="240"/>
-              <w:jc w:val="left"/>
-            </w:pPr>
-            <w:r>
-              <w:rPr>
-                <w:rFonts w:ascii="Calibri" w:cs="Calibri" w:eastAsia="Calibri" w:hAnsi="Calibri"/>
-                <w:color w:val="1F2933"/>
-                <w:sz w:val="16"/>
-                <w:szCs w:val="16"/>
-              </w:rPr>
-              <w:t xml:space="preserve">Schedule</w:t>
-            </w:r>
-          </w:p>
-        </w:tc>
-        <w:tc>
-          <w:tcPr>
-            <w:tcW w:type="dxa" w:w="4758"/>
-            <w:tcBorders>
-              <w:top w:val="single" w:color="BFC8D2" w:sz="4"/>
-              <w:left w:val="single" w:color="BFC8D2" w:sz="4"/>
-              <w:bottom w:val="single" w:color="BFC8D2" w:sz="4"/>
-              <w:right w:val="single" w:color="BFC8D2" w:sz="4"/>
-            </w:tcBorders>
-            <w:tcMar>
-              <w:top w:type="dxa" w:w="50"/>
-              <w:left w:type="dxa" w:w="80"/>
-              <w:bottom w:type="dxa" w:w="50"/>
-              <w:right w:type="dxa" w:w="80"/>
-            </w:tcMar>
-          </w:tcPr>
-          <w:p>
-            <w:pPr>
-              <w:spacing w:after="0" w:line="240"/>
-              <w:jc w:val="left"/>
-            </w:pPr>
-            <w:r>
-              <w:rPr>
-                <w:rFonts w:ascii="Calibri" w:cs="Calibri" w:eastAsia="Calibri" w:hAnsi="Calibri"/>
-                <w:color w:val="1F2933"/>
-                <w:sz w:val="16"/>
-                <w:szCs w:val="16"/>
-              </w:rPr>
-              <w:t xml:space="preserve">What is the last date to request course withdrawal in Semester I 2026-27?</w:t>
-            </w:r>
-          </w:p>
-        </w:tc>
-        <w:tc>
-          <w:tcPr>
-            <w:tcW w:type="dxa" w:w="776"/>
-            <w:tcBorders>
-              <w:top w:val="single" w:color="BFC8D2" w:sz="4"/>
-              <w:left w:val="single" w:color="BFC8D2" w:sz="4"/>
-              <w:bottom w:val="single" w:color="BFC8D2" w:sz="4"/>
-              <w:right w:val="single" w:color="BFC8D2" w:sz="4"/>
-            </w:tcBorders>
-            <w:tcMar>
-              <w:top w:type="dxa" w:w="50"/>
-              <w:left w:type="dxa" w:w="80"/>
-              <w:bottom w:type="dxa" w:w="50"/>
-              <w:right w:type="dxa" w:w="80"/>
-            </w:tcMar>
-          </w:tcPr>
-          <w:p>
-            <w:pPr>
-              <w:spacing w:after="0" w:line="240"/>
-              <w:jc w:val="center"/>
-            </w:pPr>
-            <w:r>
-              <w:rPr>
-                <w:rFonts w:ascii="Calibri" w:cs="Calibri" w:eastAsia="Calibri" w:hAnsi="Calibri"/>
-                <w:color w:val="1F2933"/>
-                <w:sz w:val="16"/>
-                <w:szCs w:val="16"/>
-              </w:rPr>
-              <w:t xml:space="preserve">1</w:t>
-            </w:r>
-          </w:p>
-        </w:tc>
-        <w:tc>
-          <w:tcPr>
-            <w:tcW w:type="dxa" w:w="776"/>
-            <w:tcBorders>
-              <w:top w:val="single" w:color="BFC8D2" w:sz="4"/>
-              <w:left w:val="single" w:color="BFC8D2" w:sz="4"/>
-              <w:bottom w:val="single" w:color="BFC8D2" w:sz="4"/>
-              <w:right w:val="single" w:color="BFC8D2" w:sz="4"/>
-            </w:tcBorders>
-            <w:tcMar>
-              <w:top w:type="dxa" w:w="50"/>
-              <w:left w:type="dxa" w:w="80"/>
-              <w:bottom w:type="dxa" w:w="50"/>
-              <w:right w:type="dxa" w:w="80"/>
-            </w:tcMar>
-          </w:tcPr>
-          <w:p>
-            <w:pPr>
-              <w:spacing w:after="0" w:line="240"/>
-              <w:jc w:val="center"/>
-            </w:pPr>
-            <w:r>
-              <w:rPr>
-                <w:rFonts w:ascii="Calibri" w:cs="Calibri" w:eastAsia="Calibri" w:hAnsi="Calibri"/>
-                <w:color w:val="1F2933"/>
-                <w:sz w:val="16"/>
-                <w:szCs w:val="16"/>
-              </w:rPr>
-              <w:t xml:space="preserve">1</w:t>
-            </w:r>
-          </w:p>
-        </w:tc>
-        <w:tc>
-          <w:tcPr>
-            <w:tcW w:type="dxa" w:w="776"/>
-            <w:tcBorders>
-              <w:top w:val="single" w:color="BFC8D2" w:sz="4"/>
-              <w:left w:val="single" w:color="BFC8D2" w:sz="4"/>
-              <w:bottom w:val="single" w:color="BFC8D2" w:sz="4"/>
-              <w:right w:val="single" w:color="BFC8D2" w:sz="4"/>
-            </w:tcBorders>
-            <w:tcMar>
-              <w:top w:type="dxa" w:w="50"/>
-              <w:left w:type="dxa" w:w="80"/>
-              <w:bottom w:type="dxa" w:w="50"/>
-              <w:right w:type="dxa" w:w="80"/>
-            </w:tcMar>
-          </w:tcPr>
-          <w:p>
-            <w:pPr>
-              <w:spacing w:after="0" w:line="240"/>
-              <w:jc w:val="center"/>
-            </w:pPr>
-            <w:r>
-              <w:rPr>
-                <w:rFonts w:ascii="Calibri" w:cs="Calibri" w:eastAsia="Calibri" w:hAnsi="Calibri"/>
-                <w:color w:val="1F2933"/>
-                <w:sz w:val="16"/>
-                <w:szCs w:val="16"/>
-              </w:rPr>
-              <w:t xml:space="preserve">1</w:t>
-            </w:r>
-          </w:p>
-        </w:tc>
-        <w:tc>
-          <w:tcPr>
-            <w:tcW w:type="dxa" w:w="775"/>
-            <w:tcBorders>
-              <w:top w:val="single" w:color="BFC8D2" w:sz="4"/>
-              <w:left w:val="single" w:color="BFC8D2" w:sz="4"/>
-              <w:bottom w:val="single" w:color="BFC8D2" w:sz="4"/>
-              <w:right w:val="single" w:color="BFC8D2" w:sz="4"/>
-            </w:tcBorders>
-            <w:tcMar>
-              <w:top w:type="dxa" w:w="50"/>
-              <w:left w:type="dxa" w:w="80"/>
-              <w:bottom w:type="dxa" w:w="50"/>
-              <w:right w:type="dxa" w:w="80"/>
-            </w:tcMar>
-          </w:tcPr>
-          <w:p>
-            <w:pPr>
-              <w:spacing w:after="0" w:line="240"/>
-              <w:jc w:val="center"/>
-            </w:pPr>
-            <w:r>
-              <w:rPr>
-                <w:rFonts w:ascii="Calibri" w:cs="Calibri" w:eastAsia="Calibri" w:hAnsi="Calibri"/>
-                <w:color w:val="1F2933"/>
-                <w:sz w:val="16"/>
-                <w:szCs w:val="16"/>
-              </w:rPr>
-              <w:t xml:space="preserve">1</w:t>
-            </w:r>
-          </w:p>
-        </w:tc>
-      </w:tr>
-      <w:tr>
-        <w:trPr>
-          <w:cantSplit/>
-        </w:trPr>
-        <w:tc>
-          <w:tcPr>
-            <w:tcW w:type="dxa" w:w="517"/>
-            <w:tcBorders>
-              <w:top w:val="single" w:color="BFC8D2" w:sz="4"/>
-              <w:left w:val="single" w:color="BFC8D2" w:sz="4"/>
-              <w:bottom w:val="single" w:color="BFC8D2" w:sz="4"/>
-              <w:right w:val="single" w:color="BFC8D2" w:sz="4"/>
-            </w:tcBorders>
-            <w:tcMar>
-              <w:top w:type="dxa" w:w="50"/>
-              <w:left w:type="dxa" w:w="80"/>
-              <w:bottom w:type="dxa" w:w="50"/>
-              <w:right w:type="dxa" w:w="80"/>
-            </w:tcMar>
-          </w:tcPr>
-          <w:p>
-            <w:pPr>
-              <w:spacing w:after="0" w:line="240"/>
-              <w:jc w:val="center"/>
-            </w:pPr>
-            <w:r>
-              <w:rPr>
-                <w:rFonts w:ascii="Calibri" w:cs="Calibri" w:eastAsia="Calibri" w:hAnsi="Calibri"/>
-                <w:color w:val="1F2933"/>
-                <w:sz w:val="16"/>
-                <w:szCs w:val="16"/>
-              </w:rPr>
-              <w:t xml:space="preserve">Q18</w:t>
-            </w:r>
-          </w:p>
-        </w:tc>
-        <w:tc>
-          <w:tcPr>
-            <w:tcW w:type="dxa" w:w="1034"/>
-            <w:tcBorders>
-              <w:top w:val="single" w:color="BFC8D2" w:sz="4"/>
-              <w:left w:val="single" w:color="BFC8D2" w:sz="4"/>
-              <w:bottom w:val="single" w:color="BFC8D2" w:sz="4"/>
-              <w:right w:val="single" w:color="BFC8D2" w:sz="4"/>
-            </w:tcBorders>
-            <w:tcMar>
-              <w:top w:type="dxa" w:w="50"/>
-              <w:left w:type="dxa" w:w="80"/>
-              <w:bottom w:type="dxa" w:w="50"/>
-              <w:right w:type="dxa" w:w="80"/>
-            </w:tcMar>
-          </w:tcPr>
-          <w:p>
-            <w:pPr>
-              <w:spacing w:after="0" w:line="240"/>
-              <w:jc w:val="left"/>
-            </w:pPr>
-            <w:r>
-              <w:rPr>
-                <w:rFonts w:ascii="Calibri" w:cs="Calibri" w:eastAsia="Calibri" w:hAnsi="Calibri"/>
-                <w:color w:val="1F2933"/>
-                <w:sz w:val="16"/>
-                <w:szCs w:val="16"/>
-              </w:rPr>
-              <w:t xml:space="preserve">Schedule</w:t>
-            </w:r>
-          </w:p>
-        </w:tc>
-        <w:tc>
-          <w:tcPr>
-            <w:tcW w:type="dxa" w:w="4758"/>
-            <w:tcBorders>
-              <w:top w:val="single" w:color="BFC8D2" w:sz="4"/>
-              <w:left w:val="single" w:color="BFC8D2" w:sz="4"/>
-              <w:bottom w:val="single" w:color="BFC8D2" w:sz="4"/>
-              <w:right w:val="single" w:color="BFC8D2" w:sz="4"/>
-            </w:tcBorders>
-            <w:tcMar>
-              <w:top w:type="dxa" w:w="50"/>
-              <w:left w:type="dxa" w:w="80"/>
-              <w:bottom w:type="dxa" w:w="50"/>
-              <w:right w:type="dxa" w:w="80"/>
-            </w:tcMar>
-          </w:tcPr>
-          <w:p>
-            <w:pPr>
-              <w:spacing w:after="0" w:line="240"/>
-              <w:jc w:val="left"/>
-            </w:pPr>
-            <w:r>
-              <w:rPr>
-                <w:rFonts w:ascii="Calibri" w:cs="Calibri" w:eastAsia="Calibri" w:hAnsi="Calibri"/>
-                <w:color w:val="1F2933"/>
-                <w:sz w:val="16"/>
-                <w:szCs w:val="16"/>
-              </w:rPr>
-              <w:t xml:space="preserve">How many 400 level electives have been floated by the Humanities department in this semester?</w:t>
-            </w:r>
-          </w:p>
-        </w:tc>
-        <w:tc>
-          <w:tcPr>
-            <w:tcW w:type="dxa" w:w="776"/>
-            <w:tcBorders>
-              <w:top w:val="single" w:color="BFC8D2" w:sz="4"/>
-              <w:left w:val="single" w:color="BFC8D2" w:sz="4"/>
-              <w:bottom w:val="single" w:color="BFC8D2" w:sz="4"/>
-              <w:right w:val="single" w:color="BFC8D2" w:sz="4"/>
-            </w:tcBorders>
-            <w:tcMar>
-              <w:top w:type="dxa" w:w="50"/>
-              <w:left w:type="dxa" w:w="80"/>
-              <w:bottom w:type="dxa" w:w="50"/>
-              <w:right w:type="dxa" w:w="80"/>
-            </w:tcMar>
-          </w:tcPr>
-          <w:p>
-            <w:pPr>
-              <w:spacing w:after="0" w:line="240"/>
-              <w:jc w:val="center"/>
-            </w:pPr>
-            <w:r>
-              <w:rPr>
-                <w:rFonts w:ascii="Calibri" w:cs="Calibri" w:eastAsia="Calibri" w:hAnsi="Calibri"/>
-                <w:color w:val="1F2933"/>
-                <w:sz w:val="16"/>
-                <w:szCs w:val="16"/>
-              </w:rPr>
-              <w:t xml:space="preserve">1</w:t>
-            </w:r>
-          </w:p>
-        </w:tc>
-        <w:tc>
-          <w:tcPr>
-            <w:tcW w:type="dxa" w:w="776"/>
-            <w:tcBorders>
-              <w:top w:val="single" w:color="BFC8D2" w:sz="4"/>
-              <w:left w:val="single" w:color="BFC8D2" w:sz="4"/>
-              <w:bottom w:val="single" w:color="BFC8D2" w:sz="4"/>
-              <w:right w:val="single" w:color="BFC8D2" w:sz="4"/>
-            </w:tcBorders>
-            <w:tcMar>
-              <w:top w:type="dxa" w:w="50"/>
-              <w:left w:type="dxa" w:w="80"/>
-              <w:bottom w:type="dxa" w:w="50"/>
-              <w:right w:type="dxa" w:w="80"/>
-            </w:tcMar>
-          </w:tcPr>
-          <w:p>
-            <w:pPr>
-              <w:spacing w:after="0" w:line="240"/>
-              <w:jc w:val="center"/>
-            </w:pPr>
-            <w:r>
-              <w:rPr>
-                <w:rFonts w:ascii="Calibri" w:cs="Calibri" w:eastAsia="Calibri" w:hAnsi="Calibri"/>
-                <w:color w:val="1F2933"/>
-                <w:sz w:val="16"/>
-                <w:szCs w:val="16"/>
-              </w:rPr>
-              <w:t xml:space="preserve">1</w:t>
-            </w:r>
-          </w:p>
-        </w:tc>
-        <w:tc>
-          <w:tcPr>
-            <w:tcW w:type="dxa" w:w="776"/>
-            <w:tcBorders>
-              <w:top w:val="single" w:color="BFC8D2" w:sz="4"/>
-              <w:left w:val="single" w:color="BFC8D2" w:sz="4"/>
-              <w:bottom w:val="single" w:color="BFC8D2" w:sz="4"/>
-              <w:right w:val="single" w:color="BFC8D2" w:sz="4"/>
-            </w:tcBorders>
-            <w:tcMar>
-              <w:top w:type="dxa" w:w="50"/>
-              <w:left w:type="dxa" w:w="80"/>
-              <w:bottom w:type="dxa" w:w="50"/>
-              <w:right w:type="dxa" w:w="80"/>
-            </w:tcMar>
-          </w:tcPr>
-          <w:p>
-            <w:pPr>
-              <w:spacing w:after="0" w:line="240"/>
-              <w:jc w:val="center"/>
-            </w:pPr>
-            <w:r>
-              <w:rPr>
-                <w:rFonts w:ascii="Calibri" w:cs="Calibri" w:eastAsia="Calibri" w:hAnsi="Calibri"/>
-                <w:color w:val="1F2933"/>
-                <w:sz w:val="16"/>
-                <w:szCs w:val="16"/>
-              </w:rPr>
-              <w:t xml:space="preserve">1</w:t>
-            </w:r>
-          </w:p>
-        </w:tc>
-        <w:tc>
-          <w:tcPr>
-            <w:tcW w:type="dxa" w:w="775"/>
-            <w:tcBorders>
-              <w:top w:val="single" w:color="BFC8D2" w:sz="4"/>
-              <w:left w:val="single" w:color="BFC8D2" w:sz="4"/>
-              <w:bottom w:val="single" w:color="BFC8D2" w:sz="4"/>
-              <w:right w:val="single" w:color="BFC8D2" w:sz="4"/>
-            </w:tcBorders>
-            <w:tcMar>
-              <w:top w:type="dxa" w:w="50"/>
-              <w:left w:type="dxa" w:w="80"/>
-              <w:bottom w:type="dxa" w:w="50"/>
-              <w:right w:type="dxa" w:w="80"/>
-            </w:tcMar>
-          </w:tcPr>
-          <w:p>
-            <w:pPr>
-              <w:spacing w:after="0" w:line="240"/>
-              <w:jc w:val="center"/>
-            </w:pPr>
-            <w:r>
-              <w:rPr>
-                <w:rFonts w:ascii="Calibri" w:cs="Calibri" w:eastAsia="Calibri" w:hAnsi="Calibri"/>
-                <w:color w:val="1F2933"/>
-                <w:sz w:val="16"/>
-                <w:szCs w:val="16"/>
-              </w:rPr>
-              <w:t xml:space="preserve">1</w:t>
-            </w:r>
-          </w:p>
-        </w:tc>
-      </w:tr>
-      <w:tr>
-        <w:trPr>
-          <w:cantSplit/>
-        </w:trPr>
-        <w:tc>
-          <w:tcPr>
-            <w:tcW w:type="dxa" w:w="517"/>
-            <w:tcBorders>
-              <w:top w:val="single" w:color="BFC8D2" w:sz="4"/>
-              <w:left w:val="single" w:color="BFC8D2" w:sz="4"/>
-              <w:bottom w:val="single" w:color="BFC8D2" w:sz="4"/>
-              <w:right w:val="single" w:color="BFC8D2" w:sz="4"/>
-            </w:tcBorders>
-            <w:tcMar>
-              <w:top w:type="dxa" w:w="50"/>
-              <w:left w:type="dxa" w:w="80"/>
-              <w:bottom w:type="dxa" w:w="50"/>
-              <w:right w:type="dxa" w:w="80"/>
-            </w:tcMar>
-          </w:tcPr>
-          <w:p>
-            <w:pPr>
-              <w:spacing w:after="0" w:line="240"/>
-              <w:jc w:val="center"/>
-            </w:pPr>
-            <w:r>
-              <w:rPr>
-                <w:rFonts w:ascii="Calibri" w:cs="Calibri" w:eastAsia="Calibri" w:hAnsi="Calibri"/>
-                <w:color w:val="1F2933"/>
-                <w:sz w:val="16"/>
-                <w:szCs w:val="16"/>
-              </w:rPr>
-              <w:t xml:space="preserve">Q19</w:t>
-            </w:r>
-          </w:p>
-        </w:tc>
-        <w:tc>
-          <w:tcPr>
-            <w:tcW w:type="dxa" w:w="1034"/>
-            <w:tcBorders>
-              <w:top w:val="single" w:color="BFC8D2" w:sz="4"/>
-              <w:left w:val="single" w:color="BFC8D2" w:sz="4"/>
-              <w:bottom w:val="single" w:color="BFC8D2" w:sz="4"/>
-              <w:right w:val="single" w:color="BFC8D2" w:sz="4"/>
-            </w:tcBorders>
-            <w:tcMar>
-              <w:top w:type="dxa" w:w="50"/>
-              <w:left w:type="dxa" w:w="80"/>
-              <w:bottom w:type="dxa" w:w="50"/>
-              <w:right w:type="dxa" w:w="80"/>
-            </w:tcMar>
-          </w:tcPr>
-          <w:p>
-            <w:pPr>
-              <w:spacing w:after="0" w:line="240"/>
-              <w:jc w:val="left"/>
-            </w:pPr>
-            <w:r>
-              <w:rPr>
-                <w:rFonts w:ascii="Calibri" w:cs="Calibri" w:eastAsia="Calibri" w:hAnsi="Calibri"/>
-                <w:color w:val="1F2933"/>
-                <w:sz w:val="16"/>
-                <w:szCs w:val="16"/>
-              </w:rPr>
-              <w:t xml:space="preserve">Schedule</w:t>
-            </w:r>
-          </w:p>
-        </w:tc>
-        <w:tc>
-          <w:tcPr>
-            <w:tcW w:type="dxa" w:w="4758"/>
-            <w:tcBorders>
-              <w:top w:val="single" w:color="BFC8D2" w:sz="4"/>
-              <w:left w:val="single" w:color="BFC8D2" w:sz="4"/>
-              <w:bottom w:val="single" w:color="BFC8D2" w:sz="4"/>
-              <w:right w:val="single" w:color="BFC8D2" w:sz="4"/>
-            </w:tcBorders>
-            <w:tcMar>
-              <w:top w:type="dxa" w:w="50"/>
-              <w:left w:type="dxa" w:w="80"/>
-              <w:bottom w:type="dxa" w:w="50"/>
-              <w:right w:type="dxa" w:w="80"/>
-            </w:tcMar>
-          </w:tcPr>
-          <w:p>
-            <w:pPr>
-              <w:spacing w:after="0" w:line="240"/>
-              <w:jc w:val="left"/>
-            </w:pPr>
-            <w:r>
-              <w:rPr>
-                <w:rFonts w:ascii="Calibri" w:cs="Calibri" w:eastAsia="Calibri" w:hAnsi="Calibri"/>
-                <w:color w:val="1F2933"/>
-                <w:sz w:val="16"/>
-                <w:szCs w:val="16"/>
-              </w:rPr>
-              <w:t xml:space="preserve">Who teaches Mathematics I (MAL1010) and what is its slot?</w:t>
-            </w:r>
-          </w:p>
-        </w:tc>
-        <w:tc>
-          <w:tcPr>
-            <w:tcW w:type="dxa" w:w="776"/>
-            <w:tcBorders>
-              <w:top w:val="single" w:color="BFC8D2" w:sz="4"/>
-              <w:left w:val="single" w:color="BFC8D2" w:sz="4"/>
-              <w:bottom w:val="single" w:color="BFC8D2" w:sz="4"/>
-              <w:right w:val="single" w:color="BFC8D2" w:sz="4"/>
-            </w:tcBorders>
-            <w:tcMar>
-              <w:top w:type="dxa" w:w="50"/>
-              <w:left w:type="dxa" w:w="80"/>
-              <w:bottom w:type="dxa" w:w="50"/>
-              <w:right w:type="dxa" w:w="80"/>
-            </w:tcMar>
-          </w:tcPr>
-          <w:p>
-            <w:pPr>
-              <w:spacing w:after="0" w:line="240"/>
-              <w:jc w:val="center"/>
-            </w:pPr>
-            <w:r>
-              <w:rPr>
-                <w:rFonts w:ascii="Calibri" w:cs="Calibri" w:eastAsia="Calibri" w:hAnsi="Calibri"/>
-                <w:color w:val="1F2933"/>
-                <w:sz w:val="16"/>
-                <w:szCs w:val="16"/>
-              </w:rPr>
-              <w:t xml:space="preserve">1</w:t>
-            </w:r>
-          </w:p>
-        </w:tc>
-        <w:tc>
-          <w:tcPr>
-            <w:tcW w:type="dxa" w:w="776"/>
-            <w:tcBorders>
-              <w:top w:val="single" w:color="BFC8D2" w:sz="4"/>
-              <w:left w:val="single" w:color="BFC8D2" w:sz="4"/>
-              <w:bottom w:val="single" w:color="BFC8D2" w:sz="4"/>
-              <w:right w:val="single" w:color="BFC8D2" w:sz="4"/>
-            </w:tcBorders>
-            <w:shd w:fill="FBEBEB" w:color="auto" w:val="clear"/>
-            <w:tcMar>
-              <w:top w:type="dxa" w:w="50"/>
-              <w:left w:type="dxa" w:w="80"/>
-              <w:bottom w:type="dxa" w:w="50"/>
-              <w:right w:type="dxa" w:w="80"/>
-            </w:tcMar>
-          </w:tcPr>
-          <w:p>
-            <w:pPr>
-              <w:spacing w:after="0" w:line="240"/>
-              <w:jc w:val="center"/>
-            </w:pPr>
-            <w:r>
-              <w:rPr>
-                <w:rFonts w:ascii="Calibri" w:cs="Calibri" w:eastAsia="Calibri" w:hAnsi="Calibri"/>
-                <w:color w:val="1F2933"/>
-                <w:sz w:val="16"/>
-                <w:szCs w:val="16"/>
-              </w:rPr>
-              <w:t xml:space="preserve">0</w:t>
-            </w:r>
-          </w:p>
-        </w:tc>
-        <w:tc>
-          <w:tcPr>
-            <w:tcW w:type="dxa" w:w="776"/>
-            <w:tcBorders>
-              <w:top w:val="single" w:color="BFC8D2" w:sz="4"/>
-              <w:left w:val="single" w:color="BFC8D2" w:sz="4"/>
-              <w:bottom w:val="single" w:color="BFC8D2" w:sz="4"/>
-              <w:right w:val="single" w:color="BFC8D2" w:sz="4"/>
-            </w:tcBorders>
-            <w:tcMar>
-              <w:top w:type="dxa" w:w="50"/>
-              <w:left w:type="dxa" w:w="80"/>
-              <w:bottom w:type="dxa" w:w="50"/>
-              <w:right w:type="dxa" w:w="80"/>
-            </w:tcMar>
-          </w:tcPr>
-          <w:p>
-            <w:pPr>
-              <w:spacing w:after="0" w:line="240"/>
-              <w:jc w:val="center"/>
-            </w:pPr>
-            <w:r>
-              <w:rPr>
-                <w:rFonts w:ascii="Calibri" w:cs="Calibri" w:eastAsia="Calibri" w:hAnsi="Calibri"/>
-                <w:color w:val="1F2933"/>
-                <w:sz w:val="16"/>
-                <w:szCs w:val="16"/>
-              </w:rPr>
-              <w:t xml:space="preserve">1</w:t>
-            </w:r>
-          </w:p>
-        </w:tc>
-        <w:tc>
-          <w:tcPr>
-            <w:tcW w:type="dxa" w:w="775"/>
-            <w:tcBorders>
-              <w:top w:val="single" w:color="BFC8D2" w:sz="4"/>
-              <w:left w:val="single" w:color="BFC8D2" w:sz="4"/>
-              <w:bottom w:val="single" w:color="BFC8D2" w:sz="4"/>
-              <w:right w:val="single" w:color="BFC8D2" w:sz="4"/>
-            </w:tcBorders>
-            <w:tcMar>
-              <w:top w:type="dxa" w:w="50"/>
-              <w:left w:type="dxa" w:w="80"/>
-              <w:bottom w:type="dxa" w:w="50"/>
-              <w:right w:type="dxa" w:w="80"/>
-            </w:tcMar>
-          </w:tcPr>
-          <w:p>
-            <w:pPr>
-              <w:spacing w:after="0" w:line="240"/>
-              <w:jc w:val="center"/>
-            </w:pPr>
-            <w:r>
-              <w:rPr>
-                <w:rFonts w:ascii="Calibri" w:cs="Calibri" w:eastAsia="Calibri" w:hAnsi="Calibri"/>
-                <w:color w:val="1F2933"/>
-                <w:sz w:val="16"/>
-                <w:szCs w:val="16"/>
-              </w:rPr>
-              <w:t xml:space="preserve">1</w:t>
-            </w:r>
-          </w:p>
-        </w:tc>
-      </w:tr>
-      <w:tr>
-        <w:trPr>
-          <w:cantSplit/>
-        </w:trPr>
-        <w:tc>
-          <w:tcPr>
-            <w:tcW w:type="dxa" w:w="517"/>
-            <w:tcBorders>
-              <w:top w:val="single" w:color="BFC8D2" w:sz="4"/>
-              <w:left w:val="single" w:color="BFC8D2" w:sz="4"/>
-              <w:bottom w:val="single" w:color="BFC8D2" w:sz="4"/>
-              <w:right w:val="single" w:color="BFC8D2" w:sz="4"/>
-            </w:tcBorders>
-            <w:tcMar>
-              <w:top w:type="dxa" w:w="50"/>
-              <w:left w:type="dxa" w:w="80"/>
-              <w:bottom w:type="dxa" w:w="50"/>
-              <w:right w:type="dxa" w:w="80"/>
-            </w:tcMar>
-          </w:tcPr>
-          <w:p>
-            <w:pPr>
-              <w:spacing w:after="0" w:line="240"/>
-              <w:jc w:val="center"/>
-            </w:pPr>
-            <w:r>
-              <w:rPr>
-                <w:rFonts w:ascii="Calibri" w:cs="Calibri" w:eastAsia="Calibri" w:hAnsi="Calibri"/>
-                <w:color w:val="1F2933"/>
-                <w:sz w:val="16"/>
-                <w:szCs w:val="16"/>
-              </w:rPr>
-              <w:t xml:space="preserve">Q20</w:t>
-            </w:r>
-          </w:p>
-        </w:tc>
-        <w:tc>
-          <w:tcPr>
-            <w:tcW w:type="dxa" w:w="1034"/>
-            <w:tcBorders>
-              <w:top w:val="single" w:color="BFC8D2" w:sz="4"/>
-              <w:left w:val="single" w:color="BFC8D2" w:sz="4"/>
-              <w:bottom w:val="single" w:color="BFC8D2" w:sz="4"/>
-              <w:right w:val="single" w:color="BFC8D2" w:sz="4"/>
-            </w:tcBorders>
-            <w:tcMar>
-              <w:top w:type="dxa" w:w="50"/>
-              <w:left w:type="dxa" w:w="80"/>
-              <w:bottom w:type="dxa" w:w="50"/>
-              <w:right w:type="dxa" w:w="80"/>
-            </w:tcMar>
-          </w:tcPr>
-          <w:p>
-            <w:pPr>
-              <w:spacing w:after="0" w:line="240"/>
-              <w:jc w:val="left"/>
-            </w:pPr>
-            <w:r>
-              <w:rPr>
-                <w:rFonts w:ascii="Calibri" w:cs="Calibri" w:eastAsia="Calibri" w:hAnsi="Calibri"/>
-                <w:color w:val="1F2933"/>
-                <w:sz w:val="16"/>
-                <w:szCs w:val="16"/>
-              </w:rPr>
-              <w:t xml:space="preserve">Schedule</w:t>
-            </w:r>
-          </w:p>
-        </w:tc>
-        <w:tc>
-          <w:tcPr>
-            <w:tcW w:type="dxa" w:w="4758"/>
-            <w:tcBorders>
-              <w:top w:val="single" w:color="BFC8D2" w:sz="4"/>
-              <w:left w:val="single" w:color="BFC8D2" w:sz="4"/>
-              <w:bottom w:val="single" w:color="BFC8D2" w:sz="4"/>
-              <w:right w:val="single" w:color="BFC8D2" w:sz="4"/>
-            </w:tcBorders>
-            <w:tcMar>
-              <w:top w:type="dxa" w:w="50"/>
-              <w:left w:type="dxa" w:w="80"/>
-              <w:bottom w:type="dxa" w:w="50"/>
-              <w:right w:type="dxa" w:w="80"/>
-            </w:tcMar>
-          </w:tcPr>
-          <w:p>
-            <w:pPr>
-              <w:spacing w:after="0" w:line="240"/>
-              <w:jc w:val="left"/>
-            </w:pPr>
-            <w:r>
-              <w:rPr>
-                <w:rFonts w:ascii="Calibri" w:cs="Calibri" w:eastAsia="Calibri" w:hAnsi="Calibri"/>
-                <w:color w:val="1F2933"/>
-                <w:sz w:val="16"/>
-                <w:szCs w:val="16"/>
-              </w:rPr>
-              <w:t xml:space="preserve">When is the semester break in Semester I 2026-27?</w:t>
-            </w:r>
-          </w:p>
-        </w:tc>
-        <w:tc>
-          <w:tcPr>
-            <w:tcW w:type="dxa" w:w="776"/>
-            <w:tcBorders>
-              <w:top w:val="single" w:color="BFC8D2" w:sz="4"/>
-              <w:left w:val="single" w:color="BFC8D2" w:sz="4"/>
-              <w:bottom w:val="single" w:color="BFC8D2" w:sz="4"/>
-              <w:right w:val="single" w:color="BFC8D2" w:sz="4"/>
-            </w:tcBorders>
-            <w:tcMar>
-              <w:top w:type="dxa" w:w="50"/>
-              <w:left w:type="dxa" w:w="80"/>
-              <w:bottom w:type="dxa" w:w="50"/>
-              <w:right w:type="dxa" w:w="80"/>
-            </w:tcMar>
-          </w:tcPr>
-          <w:p>
-            <w:pPr>
-              <w:spacing w:after="0" w:line="240"/>
-              <w:jc w:val="center"/>
-            </w:pPr>
-            <w:r>
-              <w:rPr>
-                <w:rFonts w:ascii="Calibri" w:cs="Calibri" w:eastAsia="Calibri" w:hAnsi="Calibri"/>
-                <w:color w:val="1F2933"/>
-                <w:sz w:val="16"/>
-                <w:szCs w:val="16"/>
-              </w:rPr>
-              <w:t xml:space="preserve">1</w:t>
-            </w:r>
-          </w:p>
-        </w:tc>
-        <w:tc>
-          <w:tcPr>
-            <w:tcW w:type="dxa" w:w="776"/>
-            <w:tcBorders>
-              <w:top w:val="single" w:color="BFC8D2" w:sz="4"/>
-              <w:left w:val="single" w:color="BFC8D2" w:sz="4"/>
-              <w:bottom w:val="single" w:color="BFC8D2" w:sz="4"/>
-              <w:right w:val="single" w:color="BFC8D2" w:sz="4"/>
-            </w:tcBorders>
-            <w:tcMar>
-              <w:top w:type="dxa" w:w="50"/>
-              <w:left w:type="dxa" w:w="80"/>
-              <w:bottom w:type="dxa" w:w="50"/>
-              <w:right w:type="dxa" w:w="80"/>
-            </w:tcMar>
-          </w:tcPr>
-          <w:p>
-            <w:pPr>
-              <w:spacing w:after="0" w:line="240"/>
-              <w:jc w:val="center"/>
-            </w:pPr>
-            <w:r>
-              <w:rPr>
-                <w:rFonts w:ascii="Calibri" w:cs="Calibri" w:eastAsia="Calibri" w:hAnsi="Calibri"/>
-                <w:color w:val="1F2933"/>
-                <w:sz w:val="16"/>
-                <w:szCs w:val="16"/>
-              </w:rPr>
-              <w:t xml:space="preserve">1</w:t>
-            </w:r>
-          </w:p>
-        </w:tc>
-        <w:tc>
-          <w:tcPr>
-            <w:tcW w:type="dxa" w:w="776"/>
-            <w:tcBorders>
-              <w:top w:val="single" w:color="BFC8D2" w:sz="4"/>
-              <w:left w:val="single" w:color="BFC8D2" w:sz="4"/>
-              <w:bottom w:val="single" w:color="BFC8D2" w:sz="4"/>
-              <w:right w:val="single" w:color="BFC8D2" w:sz="4"/>
-            </w:tcBorders>
-            <w:tcMar>
-              <w:top w:type="dxa" w:w="50"/>
-              <w:left w:type="dxa" w:w="80"/>
-              <w:bottom w:type="dxa" w:w="50"/>
-              <w:right w:type="dxa" w:w="80"/>
-            </w:tcMar>
-          </w:tcPr>
-          <w:p>
-            <w:pPr>
-              <w:spacing w:after="0" w:line="240"/>
-              <w:jc w:val="center"/>
-            </w:pPr>
-            <w:r>
-              <w:rPr>
-                <w:rFonts w:ascii="Calibri" w:cs="Calibri" w:eastAsia="Calibri" w:hAnsi="Calibri"/>
-                <w:color w:val="1F2933"/>
-                <w:sz w:val="16"/>
-                <w:szCs w:val="16"/>
-              </w:rPr>
-              <w:t xml:space="preserve">1</w:t>
-            </w:r>
-          </w:p>
-        </w:tc>
-        <w:tc>
-          <w:tcPr>
-            <w:tcW w:type="dxa" w:w="775"/>
-            <w:tcBorders>
-              <w:top w:val="single" w:color="BFC8D2" w:sz="4"/>
-              <w:left w:val="single" w:color="BFC8D2" w:sz="4"/>
-              <w:bottom w:val="single" w:color="BFC8D2" w:sz="4"/>
-              <w:right w:val="single" w:color="BFC8D2" w:sz="4"/>
-            </w:tcBorders>
-            <w:tcMar>
-              <w:top w:type="dxa" w:w="50"/>
-              <w:left w:type="dxa" w:w="80"/>
-              <w:bottom w:type="dxa" w:w="50"/>
-              <w:right w:type="dxa" w:w="80"/>
-            </w:tcMar>
-          </w:tcPr>
-          <w:p>
-            <w:pPr>
-              <w:spacing w:after="0" w:line="240"/>
-              <w:jc w:val="center"/>
-            </w:pPr>
-            <w:r>
-              <w:rPr>
-                <w:rFonts w:ascii="Calibri" w:cs="Calibri" w:eastAsia="Calibri" w:hAnsi="Calibri"/>
-                <w:color w:val="1F2933"/>
-                <w:sz w:val="16"/>
-                <w:szCs w:val="16"/>
-              </w:rPr>
-              <w:t xml:space="preserve">1</w:t>
-            </w:r>
-          </w:p>
-        </w:tc>
-      </w:tr>
-      <w:tr>
-        <w:trPr>
-          <w:cantSplit/>
-        </w:trPr>
-        <w:tc>
-          <w:tcPr>
-            <w:tcW w:type="dxa" w:w="517"/>
-            <w:tcBorders>
-              <w:top w:val="single" w:color="BFC8D2" w:sz="4"/>
-              <w:left w:val="single" w:color="BFC8D2" w:sz="4"/>
-              <w:bottom w:val="single" w:color="BFC8D2" w:sz="4"/>
-              <w:right w:val="single" w:color="BFC8D2" w:sz="4"/>
-            </w:tcBorders>
-            <w:tcMar>
-              <w:top w:type="dxa" w:w="50"/>
-              <w:left w:type="dxa" w:w="80"/>
-              <w:bottom w:type="dxa" w:w="50"/>
-              <w:right w:type="dxa" w:w="80"/>
-            </w:tcMar>
-          </w:tcPr>
-          <w:p>
-            <w:pPr>
-              <w:spacing w:after="0" w:line="240"/>
-              <w:jc w:val="center"/>
-            </w:pPr>
-            <w:r>
-              <w:rPr>
-                <w:rFonts w:ascii="Calibri" w:cs="Calibri" w:eastAsia="Calibri" w:hAnsi="Calibri"/>
-                <w:color w:val="1F2933"/>
-                <w:sz w:val="16"/>
-                <w:szCs w:val="16"/>
-              </w:rPr>
-              <w:t xml:space="preserve">Q21</w:t>
-            </w:r>
-          </w:p>
-        </w:tc>
-        <w:tc>
-          <w:tcPr>
-            <w:tcW w:type="dxa" w:w="1034"/>
-            <w:tcBorders>
-              <w:top w:val="single" w:color="BFC8D2" w:sz="4"/>
-              <w:left w:val="single" w:color="BFC8D2" w:sz="4"/>
-              <w:bottom w:val="single" w:color="BFC8D2" w:sz="4"/>
-              <w:right w:val="single" w:color="BFC8D2" w:sz="4"/>
-            </w:tcBorders>
-            <w:tcMar>
-              <w:top w:type="dxa" w:w="50"/>
-              <w:left w:type="dxa" w:w="80"/>
-              <w:bottom w:type="dxa" w:w="50"/>
-              <w:right w:type="dxa" w:w="80"/>
-            </w:tcMar>
-          </w:tcPr>
-          <w:p>
-            <w:pPr>
-              <w:spacing w:after="0" w:line="240"/>
-              <w:jc w:val="left"/>
-            </w:pPr>
-            <w:r>
-              <w:rPr>
-                <w:rFonts w:ascii="Calibri" w:cs="Calibri" w:eastAsia="Calibri" w:hAnsi="Calibri"/>
-                <w:color w:val="1F2933"/>
-                <w:sz w:val="16"/>
-                <w:szCs w:val="16"/>
-              </w:rPr>
-              <w:t xml:space="preserve">Email</w:t>
-            </w:r>
-          </w:p>
-        </w:tc>
-        <w:tc>
-          <w:tcPr>
-            <w:tcW w:type="dxa" w:w="4758"/>
-            <w:tcBorders>
-              <w:top w:val="single" w:color="BFC8D2" w:sz="4"/>
-              <w:left w:val="single" w:color="BFC8D2" w:sz="4"/>
-              <w:bottom w:val="single" w:color="BFC8D2" w:sz="4"/>
-              <w:right w:val="single" w:color="BFC8D2" w:sz="4"/>
-            </w:tcBorders>
-            <w:tcMar>
-              <w:top w:type="dxa" w:w="50"/>
-              <w:left w:type="dxa" w:w="80"/>
-              <w:bottom w:type="dxa" w:w="50"/>
-              <w:right w:type="dxa" w:w="80"/>
-            </w:tcMar>
-          </w:tcPr>
-          <w:p>
-            <w:pPr>
-              <w:spacing w:after="0" w:line="240"/>
-              <w:jc w:val="left"/>
-            </w:pPr>
-            <w:r>
-              <w:rPr>
-                <w:rFonts w:ascii="Calibri" w:cs="Calibri" w:eastAsia="Calibri" w:hAnsi="Calibri"/>
-                <w:color w:val="1F2933"/>
-                <w:sz w:val="16"/>
-                <w:szCs w:val="16"/>
-              </w:rPr>
-              <w:t xml:space="preserve">Write an email to the course instructor of CSL7570 that I need leave for 2 days.</w:t>
-            </w:r>
-          </w:p>
-        </w:tc>
-        <w:tc>
-          <w:tcPr>
-            <w:tcW w:type="dxa" w:w="776"/>
-            <w:tcBorders>
-              <w:top w:val="single" w:color="BFC8D2" w:sz="4"/>
-              <w:left w:val="single" w:color="BFC8D2" w:sz="4"/>
-              <w:bottom w:val="single" w:color="BFC8D2" w:sz="4"/>
-              <w:right w:val="single" w:color="BFC8D2" w:sz="4"/>
-            </w:tcBorders>
-            <w:tcMar>
-              <w:top w:type="dxa" w:w="50"/>
-              <w:left w:type="dxa" w:w="80"/>
-              <w:bottom w:type="dxa" w:w="50"/>
-              <w:right w:type="dxa" w:w="80"/>
-            </w:tcMar>
-          </w:tcPr>
-          <w:p>
-            <w:pPr>
-              <w:spacing w:after="0" w:line="240"/>
-              <w:jc w:val="center"/>
-            </w:pPr>
-            <w:r>
-              <w:rPr>
-                <w:rFonts w:ascii="Calibri" w:cs="Calibri" w:eastAsia="Calibri" w:hAnsi="Calibri"/>
-                <w:color w:val="1F2933"/>
-                <w:sz w:val="16"/>
-                <w:szCs w:val="16"/>
-              </w:rPr>
-              <w:t xml:space="preserve">1</w:t>
-            </w:r>
-          </w:p>
-        </w:tc>
-        <w:tc>
-          <w:tcPr>
-            <w:tcW w:type="dxa" w:w="776"/>
-            <w:tcBorders>
-              <w:top w:val="single" w:color="BFC8D2" w:sz="4"/>
-              <w:left w:val="single" w:color="BFC8D2" w:sz="4"/>
-              <w:bottom w:val="single" w:color="BFC8D2" w:sz="4"/>
-              <w:right w:val="single" w:color="BFC8D2" w:sz="4"/>
-            </w:tcBorders>
-            <w:tcMar>
-              <w:top w:type="dxa" w:w="50"/>
-              <w:left w:type="dxa" w:w="80"/>
-              <w:bottom w:type="dxa" w:w="50"/>
-              <w:right w:type="dxa" w:w="80"/>
-            </w:tcMar>
-          </w:tcPr>
-          <w:p>
-            <w:pPr>
-              <w:spacing w:after="0" w:line="240"/>
-              <w:jc w:val="center"/>
-            </w:pPr>
-            <w:r>
-              <w:rPr>
-                <w:rFonts w:ascii="Calibri" w:cs="Calibri" w:eastAsia="Calibri" w:hAnsi="Calibri"/>
-                <w:color w:val="1F2933"/>
-                <w:sz w:val="16"/>
-                <w:szCs w:val="16"/>
-              </w:rPr>
-              <w:t xml:space="preserve">1</w:t>
-            </w:r>
-          </w:p>
-        </w:tc>
-        <w:tc>
-          <w:tcPr>
-            <w:tcW w:type="dxa" w:w="776"/>
-            <w:tcBorders>
-              <w:top w:val="single" w:color="BFC8D2" w:sz="4"/>
-              <w:left w:val="single" w:color="BFC8D2" w:sz="4"/>
-              <w:bottom w:val="single" w:color="BFC8D2" w:sz="4"/>
-              <w:right w:val="single" w:color="BFC8D2" w:sz="4"/>
-            </w:tcBorders>
-            <w:tcMar>
-              <w:top w:type="dxa" w:w="50"/>
-              <w:left w:type="dxa" w:w="80"/>
-              <w:bottom w:type="dxa" w:w="50"/>
-              <w:right w:type="dxa" w:w="80"/>
-            </w:tcMar>
-          </w:tcPr>
-          <w:p>
-            <w:pPr>
-              <w:spacing w:after="0" w:line="240"/>
-              <w:jc w:val="center"/>
-            </w:pPr>
-            <w:r>
-              <w:rPr>
-                <w:rFonts w:ascii="Calibri" w:cs="Calibri" w:eastAsia="Calibri" w:hAnsi="Calibri"/>
-                <w:color w:val="1F2933"/>
-                <w:sz w:val="16"/>
-                <w:szCs w:val="16"/>
-              </w:rPr>
-              <w:t xml:space="preserve">1</w:t>
-            </w:r>
-          </w:p>
-        </w:tc>
-        <w:tc>
-          <w:tcPr>
-            <w:tcW w:type="dxa" w:w="775"/>
-            <w:tcBorders>
-              <w:top w:val="single" w:color="BFC8D2" w:sz="4"/>
-              <w:left w:val="single" w:color="BFC8D2" w:sz="4"/>
-              <w:bottom w:val="single" w:color="BFC8D2" w:sz="4"/>
-              <w:right w:val="single" w:color="BFC8D2" w:sz="4"/>
-            </w:tcBorders>
-            <w:shd w:fill="FBEBEB" w:color="auto" w:val="clear"/>
-            <w:tcMar>
-              <w:top w:type="dxa" w:w="50"/>
-              <w:left w:type="dxa" w:w="80"/>
-              <w:bottom w:type="dxa" w:w="50"/>
-              <w:right w:type="dxa" w:w="80"/>
-            </w:tcMar>
-          </w:tcPr>
-          <w:p>
-            <w:pPr>
-              <w:spacing w:after="0" w:line="240"/>
-              <w:jc w:val="center"/>
-            </w:pPr>
-            <w:r>
-              <w:rPr>
-                <w:rFonts w:ascii="Calibri" w:cs="Calibri" w:eastAsia="Calibri" w:hAnsi="Calibri"/>
-                <w:color w:val="1F2933"/>
-                <w:sz w:val="16"/>
-                <w:szCs w:val="16"/>
-              </w:rPr>
-              <w:t xml:space="preserve">0</w:t>
-            </w:r>
-          </w:p>
-        </w:tc>
-      </w:tr>
-      <w:tr>
-        <w:trPr>
-          <w:cantSplit/>
-        </w:trPr>
-        <w:tc>
-          <w:tcPr>
-            <w:tcW w:type="dxa" w:w="517"/>
-            <w:tcBorders>
-              <w:top w:val="single" w:color="BFC8D2" w:sz="4"/>
-              <w:left w:val="single" w:color="BFC8D2" w:sz="4"/>
-              <w:bottom w:val="single" w:color="BFC8D2" w:sz="4"/>
-              <w:right w:val="single" w:color="BFC8D2" w:sz="4"/>
-            </w:tcBorders>
-            <w:tcMar>
-              <w:top w:type="dxa" w:w="50"/>
-              <w:left w:type="dxa" w:w="80"/>
-              <w:bottom w:type="dxa" w:w="50"/>
-              <w:right w:type="dxa" w:w="80"/>
-            </w:tcMar>
-          </w:tcPr>
-          <w:p>
-            <w:pPr>
-              <w:spacing w:after="0" w:line="240"/>
-              <w:jc w:val="center"/>
-            </w:pPr>
-            <w:r>
-              <w:rPr>
-                <w:rFonts w:ascii="Calibri" w:cs="Calibri" w:eastAsia="Calibri" w:hAnsi="Calibri"/>
-                <w:color w:val="1F2933"/>
-                <w:sz w:val="16"/>
-                <w:szCs w:val="16"/>
-              </w:rPr>
-              <w:t xml:space="preserve">Q22</w:t>
-            </w:r>
-          </w:p>
-        </w:tc>
-        <w:tc>
-          <w:tcPr>
-            <w:tcW w:type="dxa" w:w="1034"/>
-            <w:tcBorders>
-              <w:top w:val="single" w:color="BFC8D2" w:sz="4"/>
-              <w:left w:val="single" w:color="BFC8D2" w:sz="4"/>
-              <w:bottom w:val="single" w:color="BFC8D2" w:sz="4"/>
-              <w:right w:val="single" w:color="BFC8D2" w:sz="4"/>
-            </w:tcBorders>
-            <w:tcMar>
-              <w:top w:type="dxa" w:w="50"/>
-              <w:left w:type="dxa" w:w="80"/>
-              <w:bottom w:type="dxa" w:w="50"/>
-              <w:right w:type="dxa" w:w="80"/>
-            </w:tcMar>
-          </w:tcPr>
-          <w:p>
-            <w:pPr>
-              <w:spacing w:after="0" w:line="240"/>
-              <w:jc w:val="left"/>
-            </w:pPr>
-            <w:r>
-              <w:rPr>
-                <w:rFonts w:ascii="Calibri" w:cs="Calibri" w:eastAsia="Calibri" w:hAnsi="Calibri"/>
-                <w:color w:val="1F2933"/>
-                <w:sz w:val="16"/>
-                <w:szCs w:val="16"/>
-              </w:rPr>
-              <w:t xml:space="preserve">Email</w:t>
-            </w:r>
-          </w:p>
-        </w:tc>
-        <w:tc>
-          <w:tcPr>
-            <w:tcW w:type="dxa" w:w="4758"/>
-            <w:tcBorders>
-              <w:top w:val="single" w:color="BFC8D2" w:sz="4"/>
-              <w:left w:val="single" w:color="BFC8D2" w:sz="4"/>
-              <w:bottom w:val="single" w:color="BFC8D2" w:sz="4"/>
-              <w:right w:val="single" w:color="BFC8D2" w:sz="4"/>
-            </w:tcBorders>
-            <w:tcMar>
-              <w:top w:type="dxa" w:w="50"/>
-              <w:left w:type="dxa" w:w="80"/>
-              <w:bottom w:type="dxa" w:w="50"/>
-              <w:right w:type="dxa" w:w="80"/>
-            </w:tcMar>
-          </w:tcPr>
-          <w:p>
-            <w:pPr>
-              <w:spacing w:after="0" w:line="240"/>
-              <w:jc w:val="left"/>
-            </w:pPr>
-            <w:r>
-              <w:rPr>
-                <w:rFonts w:ascii="Calibri" w:cs="Calibri" w:eastAsia="Calibri" w:hAnsi="Calibri"/>
-                <w:color w:val="1F2933"/>
-                <w:sz w:val="16"/>
-                <w:szCs w:val="16"/>
-              </w:rPr>
-              <w:t xml:space="preserve">Draft an email to the instructor of MAL1010 asking for permission to take the make-up exam for the Minor because I was hospitalised.</w:t>
-            </w:r>
-          </w:p>
-        </w:tc>
-        <w:tc>
-          <w:tcPr>
-            <w:tcW w:type="dxa" w:w="776"/>
-            <w:tcBorders>
-              <w:top w:val="single" w:color="BFC8D2" w:sz="4"/>
-              <w:left w:val="single" w:color="BFC8D2" w:sz="4"/>
-              <w:bottom w:val="single" w:color="BFC8D2" w:sz="4"/>
-              <w:right w:val="single" w:color="BFC8D2" w:sz="4"/>
-            </w:tcBorders>
-            <w:tcMar>
-              <w:top w:type="dxa" w:w="50"/>
-              <w:left w:type="dxa" w:w="80"/>
-              <w:bottom w:type="dxa" w:w="50"/>
-              <w:right w:type="dxa" w:w="80"/>
-            </w:tcMar>
-          </w:tcPr>
-          <w:p>
-            <w:pPr>
-              <w:spacing w:after="0" w:line="240"/>
-              <w:jc w:val="center"/>
-            </w:pPr>
-            <w:r>
-              <w:rPr>
-                <w:rFonts w:ascii="Calibri" w:cs="Calibri" w:eastAsia="Calibri" w:hAnsi="Calibri"/>
-                <w:color w:val="1F2933"/>
-                <w:sz w:val="16"/>
-                <w:szCs w:val="16"/>
-              </w:rPr>
-              <w:t xml:space="preserve">1</w:t>
-            </w:r>
-          </w:p>
-        </w:tc>
-        <w:tc>
-          <w:tcPr>
-            <w:tcW w:type="dxa" w:w="776"/>
-            <w:tcBorders>
-              <w:top w:val="single" w:color="BFC8D2" w:sz="4"/>
-              <w:left w:val="single" w:color="BFC8D2" w:sz="4"/>
-              <w:bottom w:val="single" w:color="BFC8D2" w:sz="4"/>
-              <w:right w:val="single" w:color="BFC8D2" w:sz="4"/>
-            </w:tcBorders>
-            <w:tcMar>
-              <w:top w:type="dxa" w:w="50"/>
-              <w:left w:type="dxa" w:w="80"/>
-              <w:bottom w:type="dxa" w:w="50"/>
-              <w:right w:type="dxa" w:w="80"/>
-            </w:tcMar>
-          </w:tcPr>
-          <w:p>
-            <w:pPr>
-              <w:spacing w:after="0" w:line="240"/>
-              <w:jc w:val="center"/>
-            </w:pPr>
-            <w:r>
-              <w:rPr>
-                <w:rFonts w:ascii="Calibri" w:cs="Calibri" w:eastAsia="Calibri" w:hAnsi="Calibri"/>
-                <w:color w:val="1F2933"/>
-                <w:sz w:val="16"/>
-                <w:szCs w:val="16"/>
-              </w:rPr>
-              <w:t xml:space="preserve">1</w:t>
-            </w:r>
-          </w:p>
-        </w:tc>
-        <w:tc>
-          <w:tcPr>
-            <w:tcW w:type="dxa" w:w="776"/>
-            <w:tcBorders>
-              <w:top w:val="single" w:color="BFC8D2" w:sz="4"/>
-              <w:left w:val="single" w:color="BFC8D2" w:sz="4"/>
-              <w:bottom w:val="single" w:color="BFC8D2" w:sz="4"/>
-              <w:right w:val="single" w:color="BFC8D2" w:sz="4"/>
-            </w:tcBorders>
-            <w:tcMar>
-              <w:top w:type="dxa" w:w="50"/>
-              <w:left w:type="dxa" w:w="80"/>
-              <w:bottom w:type="dxa" w:w="50"/>
-              <w:right w:type="dxa" w:w="80"/>
-            </w:tcMar>
-          </w:tcPr>
-          <w:p>
-            <w:pPr>
-              <w:spacing w:after="0" w:line="240"/>
-              <w:jc w:val="center"/>
-            </w:pPr>
-            <w:r>
-              <w:rPr>
-                <w:rFonts w:ascii="Calibri" w:cs="Calibri" w:eastAsia="Calibri" w:hAnsi="Calibri"/>
-                <w:color w:val="1F2933"/>
-                <w:sz w:val="16"/>
-                <w:szCs w:val="16"/>
-              </w:rPr>
-              <w:t xml:space="preserve">1</w:t>
-            </w:r>
-          </w:p>
-        </w:tc>
-        <w:tc>
-          <w:tcPr>
-            <w:tcW w:type="dxa" w:w="775"/>
-            <w:tcBorders>
-              <w:top w:val="single" w:color="BFC8D2" w:sz="4"/>
-              <w:left w:val="single" w:color="BFC8D2" w:sz="4"/>
-              <w:bottom w:val="single" w:color="BFC8D2" w:sz="4"/>
-              <w:right w:val="single" w:color="BFC8D2" w:sz="4"/>
-            </w:tcBorders>
-            <w:shd w:fill="FBEBEB" w:color="auto" w:val="clear"/>
-            <w:tcMar>
-              <w:top w:type="dxa" w:w="50"/>
-              <w:left w:type="dxa" w:w="80"/>
-              <w:bottom w:type="dxa" w:w="50"/>
-              <w:right w:type="dxa" w:w="80"/>
-            </w:tcMar>
-          </w:tcPr>
-          <w:p>
-            <w:pPr>
-              <w:spacing w:after="0" w:line="240"/>
-              <w:jc w:val="center"/>
-            </w:pPr>
-            <w:r>
-              <w:rPr>
-                <w:rFonts w:ascii="Calibri" w:cs="Calibri" w:eastAsia="Calibri" w:hAnsi="Calibri"/>
-                <w:color w:val="1F2933"/>
-                <w:sz w:val="16"/>
-                <w:szCs w:val="16"/>
-              </w:rPr>
-              <w:t xml:space="preserve">0</w:t>
-            </w:r>
-          </w:p>
-        </w:tc>
-      </w:tr>
-      <w:tr>
-        <w:trPr>
-          <w:cantSplit/>
-        </w:trPr>
-        <w:tc>
-          <w:tcPr>
-            <w:tcW w:type="dxa" w:w="517"/>
-            <w:tcBorders>
-              <w:top w:val="single" w:color="BFC8D2" w:sz="4"/>
-              <w:left w:val="single" w:color="BFC8D2" w:sz="4"/>
-              <w:bottom w:val="single" w:color="BFC8D2" w:sz="4"/>
-              <w:right w:val="single" w:color="BFC8D2" w:sz="4"/>
-            </w:tcBorders>
-            <w:tcMar>
-              <w:top w:type="dxa" w:w="50"/>
-              <w:left w:type="dxa" w:w="80"/>
-              <w:bottom w:type="dxa" w:w="50"/>
-              <w:right w:type="dxa" w:w="80"/>
-            </w:tcMar>
-          </w:tcPr>
-          <w:p>
-            <w:pPr>
-              <w:spacing w:after="0" w:line="240"/>
-              <w:jc w:val="center"/>
-            </w:pPr>
-            <w:r>
-              <w:rPr>
-                <w:rFonts w:ascii="Calibri" w:cs="Calibri" w:eastAsia="Calibri" w:hAnsi="Calibri"/>
-                <w:color w:val="1F2933"/>
-                <w:sz w:val="16"/>
-                <w:szCs w:val="16"/>
-              </w:rPr>
-              <w:t xml:space="preserve">Q23</w:t>
-            </w:r>
-          </w:p>
-        </w:tc>
-        <w:tc>
-          <w:tcPr>
-            <w:tcW w:type="dxa" w:w="1034"/>
-            <w:tcBorders>
-              <w:top w:val="single" w:color="BFC8D2" w:sz="4"/>
-              <w:left w:val="single" w:color="BFC8D2" w:sz="4"/>
-              <w:bottom w:val="single" w:color="BFC8D2" w:sz="4"/>
-              <w:right w:val="single" w:color="BFC8D2" w:sz="4"/>
-            </w:tcBorders>
-            <w:tcMar>
-              <w:top w:type="dxa" w:w="50"/>
-              <w:left w:type="dxa" w:w="80"/>
-              <w:bottom w:type="dxa" w:w="50"/>
-              <w:right w:type="dxa" w:w="80"/>
-            </w:tcMar>
-          </w:tcPr>
-          <w:p>
-            <w:pPr>
-              <w:spacing w:after="0" w:line="240"/>
-              <w:jc w:val="left"/>
-            </w:pPr>
-            <w:r>
-              <w:rPr>
-                <w:rFonts w:ascii="Calibri" w:cs="Calibri" w:eastAsia="Calibri" w:hAnsi="Calibri"/>
-                <w:color w:val="1F2933"/>
-                <w:sz w:val="16"/>
-                <w:szCs w:val="16"/>
-              </w:rPr>
-              <w:t xml:space="preserve">Email</w:t>
-            </w:r>
-          </w:p>
-        </w:tc>
-        <w:tc>
-          <w:tcPr>
-            <w:tcW w:type="dxa" w:w="4758"/>
-            <w:tcBorders>
-              <w:top w:val="single" w:color="BFC8D2" w:sz="4"/>
-              <w:left w:val="single" w:color="BFC8D2" w:sz="4"/>
-              <w:bottom w:val="single" w:color="BFC8D2" w:sz="4"/>
-              <w:right w:val="single" w:color="BFC8D2" w:sz="4"/>
-            </w:tcBorders>
-            <w:tcMar>
-              <w:top w:type="dxa" w:w="50"/>
-              <w:left w:type="dxa" w:w="80"/>
-              <w:bottom w:type="dxa" w:w="50"/>
-              <w:right w:type="dxa" w:w="80"/>
-            </w:tcMar>
-          </w:tcPr>
-          <w:p>
-            <w:pPr>
-              <w:spacing w:after="0" w:line="240"/>
-              <w:jc w:val="left"/>
-            </w:pPr>
-            <w:r>
-              <w:rPr>
-                <w:rFonts w:ascii="Calibri" w:cs="Calibri" w:eastAsia="Calibri" w:hAnsi="Calibri"/>
-                <w:color w:val="1F2933"/>
-                <w:sz w:val="16"/>
-                <w:szCs w:val="16"/>
-              </w:rPr>
-              <w:t xml:space="preserve">Write a sick leave email to the Chemometrics instructor for 3 days because of fever.</w:t>
-            </w:r>
-          </w:p>
-        </w:tc>
-        <w:tc>
-          <w:tcPr>
-            <w:tcW w:type="dxa" w:w="776"/>
-            <w:tcBorders>
-              <w:top w:val="single" w:color="BFC8D2" w:sz="4"/>
-              <w:left w:val="single" w:color="BFC8D2" w:sz="4"/>
-              <w:bottom w:val="single" w:color="BFC8D2" w:sz="4"/>
-              <w:right w:val="single" w:color="BFC8D2" w:sz="4"/>
-            </w:tcBorders>
-            <w:tcMar>
-              <w:top w:type="dxa" w:w="50"/>
-              <w:left w:type="dxa" w:w="80"/>
-              <w:bottom w:type="dxa" w:w="50"/>
-              <w:right w:type="dxa" w:w="80"/>
-            </w:tcMar>
-          </w:tcPr>
-          <w:p>
-            <w:pPr>
-              <w:spacing w:after="0" w:line="240"/>
-              <w:jc w:val="center"/>
-            </w:pPr>
-            <w:r>
-              <w:rPr>
-                <w:rFonts w:ascii="Calibri" w:cs="Calibri" w:eastAsia="Calibri" w:hAnsi="Calibri"/>
-                <w:color w:val="1F2933"/>
-                <w:sz w:val="16"/>
-                <w:szCs w:val="16"/>
-              </w:rPr>
-              <w:t xml:space="preserve">1</w:t>
-            </w:r>
-          </w:p>
-        </w:tc>
-        <w:tc>
-          <w:tcPr>
-            <w:tcW w:type="dxa" w:w="776"/>
-            <w:tcBorders>
-              <w:top w:val="single" w:color="BFC8D2" w:sz="4"/>
-              <w:left w:val="single" w:color="BFC8D2" w:sz="4"/>
-              <w:bottom w:val="single" w:color="BFC8D2" w:sz="4"/>
-              <w:right w:val="single" w:color="BFC8D2" w:sz="4"/>
-            </w:tcBorders>
-            <w:shd w:fill="FBEBEB" w:color="auto" w:val="clear"/>
-            <w:tcMar>
-              <w:top w:type="dxa" w:w="50"/>
-              <w:left w:type="dxa" w:w="80"/>
-              <w:bottom w:type="dxa" w:w="50"/>
-              <w:right w:type="dxa" w:w="80"/>
-            </w:tcMar>
-          </w:tcPr>
-          <w:p>
-            <w:pPr>
-              <w:spacing w:after="0" w:line="240"/>
-              <w:jc w:val="center"/>
-            </w:pPr>
-            <w:r>
-              <w:rPr>
-                <w:rFonts w:ascii="Calibri" w:cs="Calibri" w:eastAsia="Calibri" w:hAnsi="Calibri"/>
-                <w:color w:val="1F2933"/>
-                <w:sz w:val="16"/>
-                <w:szCs w:val="16"/>
-              </w:rPr>
-              <w:t xml:space="preserve">0</w:t>
-            </w:r>
-          </w:p>
-        </w:tc>
-        <w:tc>
-          <w:tcPr>
-            <w:tcW w:type="dxa" w:w="776"/>
-            <w:tcBorders>
-              <w:top w:val="single" w:color="BFC8D2" w:sz="4"/>
-              <w:left w:val="single" w:color="BFC8D2" w:sz="4"/>
-              <w:bottom w:val="single" w:color="BFC8D2" w:sz="4"/>
-              <w:right w:val="single" w:color="BFC8D2" w:sz="4"/>
-            </w:tcBorders>
-            <w:shd w:fill="FBEBEB" w:color="auto" w:val="clear"/>
-            <w:tcMar>
-              <w:top w:type="dxa" w:w="50"/>
-              <w:left w:type="dxa" w:w="80"/>
-              <w:bottom w:type="dxa" w:w="50"/>
-              <w:right w:type="dxa" w:w="80"/>
-            </w:tcMar>
-          </w:tcPr>
-          <w:p>
-            <w:pPr>
-              <w:spacing w:after="0" w:line="240"/>
-              <w:jc w:val="center"/>
-            </w:pPr>
-            <w:r>
-              <w:rPr>
-                <w:rFonts w:ascii="Calibri" w:cs="Calibri" w:eastAsia="Calibri" w:hAnsi="Calibri"/>
-                <w:color w:val="1F2933"/>
-                <w:sz w:val="16"/>
-                <w:szCs w:val="16"/>
-              </w:rPr>
-              <w:t xml:space="preserve">0</w:t>
-            </w:r>
-          </w:p>
-        </w:tc>
-        <w:tc>
-          <w:tcPr>
-            <w:tcW w:type="dxa" w:w="775"/>
-            <w:tcBorders>
-              <w:top w:val="single" w:color="BFC8D2" w:sz="4"/>
-              <w:left w:val="single" w:color="BFC8D2" w:sz="4"/>
-              <w:bottom w:val="single" w:color="BFC8D2" w:sz="4"/>
-              <w:right w:val="single" w:color="BFC8D2" w:sz="4"/>
-            </w:tcBorders>
-            <w:shd w:fill="FBEBEB" w:color="auto" w:val="clear"/>
-            <w:tcMar>
-              <w:top w:type="dxa" w:w="50"/>
-              <w:left w:type="dxa" w:w="80"/>
-              <w:bottom w:type="dxa" w:w="50"/>
-              <w:right w:type="dxa" w:w="80"/>
-            </w:tcMar>
-          </w:tcPr>
-          <w:p>
-            <w:pPr>
-              <w:spacing w:after="0" w:line="240"/>
-              <w:jc w:val="center"/>
-            </w:pPr>
-            <w:r>
-              <w:rPr>
-                <w:rFonts w:ascii="Calibri" w:cs="Calibri" w:eastAsia="Calibri" w:hAnsi="Calibri"/>
-                <w:color w:val="1F2933"/>
-                <w:sz w:val="16"/>
-                <w:szCs w:val="16"/>
-              </w:rPr>
-              <w:t xml:space="preserve">0</w:t>
-            </w:r>
-          </w:p>
-        </w:tc>
-      </w:tr>
-      <w:tr>
-        <w:trPr>
-          <w:cantSplit/>
-        </w:trPr>
-        <w:tc>
-          <w:tcPr>
-            <w:tcW w:type="dxa" w:w="517"/>
-            <w:tcBorders>
-              <w:top w:val="single" w:color="BFC8D2" w:sz="4"/>
-              <w:left w:val="single" w:color="BFC8D2" w:sz="4"/>
-              <w:bottom w:val="single" w:color="BFC8D2" w:sz="4"/>
-              <w:right w:val="single" w:color="BFC8D2" w:sz="4"/>
-            </w:tcBorders>
-            <w:tcMar>
-              <w:top w:type="dxa" w:w="50"/>
-              <w:left w:type="dxa" w:w="80"/>
-              <w:bottom w:type="dxa" w:w="50"/>
-              <w:right w:type="dxa" w:w="80"/>
-            </w:tcMar>
-          </w:tcPr>
-          <w:p>
-            <w:pPr>
-              <w:spacing w:after="0" w:line="240"/>
-              <w:jc w:val="center"/>
-            </w:pPr>
-            <w:r>
-              <w:rPr>
-                <w:rFonts w:ascii="Calibri" w:cs="Calibri" w:eastAsia="Calibri" w:hAnsi="Calibri"/>
-                <w:color w:val="1F2933"/>
-                <w:sz w:val="16"/>
-                <w:szCs w:val="16"/>
-              </w:rPr>
-              <w:t xml:space="preserve">Q24</w:t>
-            </w:r>
-          </w:p>
-        </w:tc>
-        <w:tc>
-          <w:tcPr>
-            <w:tcW w:type="dxa" w:w="1034"/>
-            <w:tcBorders>
-              <w:top w:val="single" w:color="BFC8D2" w:sz="4"/>
-              <w:left w:val="single" w:color="BFC8D2" w:sz="4"/>
-              <w:bottom w:val="single" w:color="BFC8D2" w:sz="4"/>
-              <w:right w:val="single" w:color="BFC8D2" w:sz="4"/>
-            </w:tcBorders>
-            <w:tcMar>
-              <w:top w:type="dxa" w:w="50"/>
-              <w:left w:type="dxa" w:w="80"/>
-              <w:bottom w:type="dxa" w:w="50"/>
-              <w:right w:type="dxa" w:w="80"/>
-            </w:tcMar>
-          </w:tcPr>
-          <w:p>
-            <w:pPr>
-              <w:spacing w:after="0" w:line="240"/>
-              <w:jc w:val="left"/>
-            </w:pPr>
-            <w:r>
-              <w:rPr>
-                <w:rFonts w:ascii="Calibri" w:cs="Calibri" w:eastAsia="Calibri" w:hAnsi="Calibri"/>
-                <w:color w:val="1F2933"/>
-                <w:sz w:val="16"/>
-                <w:szCs w:val="16"/>
-              </w:rPr>
-              <w:t xml:space="preserve">Email</w:t>
-            </w:r>
-          </w:p>
-        </w:tc>
-        <w:tc>
-          <w:tcPr>
-            <w:tcW w:type="dxa" w:w="4758"/>
-            <w:tcBorders>
-              <w:top w:val="single" w:color="BFC8D2" w:sz="4"/>
-              <w:left w:val="single" w:color="BFC8D2" w:sz="4"/>
-              <w:bottom w:val="single" w:color="BFC8D2" w:sz="4"/>
-              <w:right w:val="single" w:color="BFC8D2" w:sz="4"/>
-            </w:tcBorders>
-            <w:tcMar>
-              <w:top w:type="dxa" w:w="50"/>
-              <w:left w:type="dxa" w:w="80"/>
-              <w:bottom w:type="dxa" w:w="50"/>
-              <w:right w:type="dxa" w:w="80"/>
-            </w:tcMar>
-          </w:tcPr>
-          <w:p>
-            <w:pPr>
-              <w:spacing w:after="0" w:line="240"/>
-              <w:jc w:val="left"/>
-            </w:pPr>
-            <w:r>
-              <w:rPr>
-                <w:rFonts w:ascii="Calibri" w:cs="Calibri" w:eastAsia="Calibri" w:hAnsi="Calibri"/>
-                <w:color w:val="1F2933"/>
-                <w:sz w:val="16"/>
-                <w:szCs w:val="16"/>
-              </w:rPr>
-              <w:t xml:space="preserve">What is the email ID of the instructor of EEL1010?</w:t>
-            </w:r>
-          </w:p>
-        </w:tc>
-        <w:tc>
-          <w:tcPr>
-            <w:tcW w:type="dxa" w:w="776"/>
-            <w:tcBorders>
-              <w:top w:val="single" w:color="BFC8D2" w:sz="4"/>
-              <w:left w:val="single" w:color="BFC8D2" w:sz="4"/>
-              <w:bottom w:val="single" w:color="BFC8D2" w:sz="4"/>
-              <w:right w:val="single" w:color="BFC8D2" w:sz="4"/>
-            </w:tcBorders>
-            <w:tcMar>
-              <w:top w:type="dxa" w:w="50"/>
-              <w:left w:type="dxa" w:w="80"/>
-              <w:bottom w:type="dxa" w:w="50"/>
-              <w:right w:type="dxa" w:w="80"/>
-            </w:tcMar>
-          </w:tcPr>
-          <w:p>
-            <w:pPr>
-              <w:spacing w:after="0" w:line="240"/>
-              <w:jc w:val="center"/>
-            </w:pPr>
-            <w:r>
-              <w:rPr>
-                <w:rFonts w:ascii="Calibri" w:cs="Calibri" w:eastAsia="Calibri" w:hAnsi="Calibri"/>
-                <w:color w:val="1F2933"/>
-                <w:sz w:val="16"/>
-                <w:szCs w:val="16"/>
-              </w:rPr>
-              <w:t xml:space="preserve">1</w:t>
-            </w:r>
-          </w:p>
-        </w:tc>
-        <w:tc>
-          <w:tcPr>
-            <w:tcW w:type="dxa" w:w="776"/>
-            <w:tcBorders>
-              <w:top w:val="single" w:color="BFC8D2" w:sz="4"/>
-              <w:left w:val="single" w:color="BFC8D2" w:sz="4"/>
-              <w:bottom w:val="single" w:color="BFC8D2" w:sz="4"/>
-              <w:right w:val="single" w:color="BFC8D2" w:sz="4"/>
-            </w:tcBorders>
-            <w:tcMar>
-              <w:top w:type="dxa" w:w="50"/>
-              <w:left w:type="dxa" w:w="80"/>
-              <w:bottom w:type="dxa" w:w="50"/>
-              <w:right w:type="dxa" w:w="80"/>
-            </w:tcMar>
-          </w:tcPr>
-          <w:p>
-            <w:pPr>
-              <w:spacing w:after="0" w:line="240"/>
-              <w:jc w:val="center"/>
-            </w:pPr>
-            <w:r>
-              <w:rPr>
-                <w:rFonts w:ascii="Calibri" w:cs="Calibri" w:eastAsia="Calibri" w:hAnsi="Calibri"/>
-                <w:color w:val="1F2933"/>
-                <w:sz w:val="16"/>
-                <w:szCs w:val="16"/>
-              </w:rPr>
-              <w:t xml:space="preserve">1</w:t>
-            </w:r>
-          </w:p>
-        </w:tc>
-        <w:tc>
-          <w:tcPr>
-            <w:tcW w:type="dxa" w:w="776"/>
-            <w:tcBorders>
-              <w:top w:val="single" w:color="BFC8D2" w:sz="4"/>
-              <w:left w:val="single" w:color="BFC8D2" w:sz="4"/>
-              <w:bottom w:val="single" w:color="BFC8D2" w:sz="4"/>
-              <w:right w:val="single" w:color="BFC8D2" w:sz="4"/>
-            </w:tcBorders>
-            <w:shd w:fill="FBEBEB" w:color="auto" w:val="clear"/>
-            <w:tcMar>
-              <w:top w:type="dxa" w:w="50"/>
-              <w:left w:type="dxa" w:w="80"/>
-              <w:bottom w:type="dxa" w:w="50"/>
-              <w:right w:type="dxa" w:w="80"/>
-            </w:tcMar>
-          </w:tcPr>
-          <w:p>
-            <w:pPr>
-              <w:spacing w:after="0" w:line="240"/>
-              <w:jc w:val="center"/>
-            </w:pPr>
-            <w:r>
-              <w:rPr>
-                <w:rFonts w:ascii="Calibri" w:cs="Calibri" w:eastAsia="Calibri" w:hAnsi="Calibri"/>
-                <w:color w:val="1F2933"/>
-                <w:sz w:val="16"/>
-                <w:szCs w:val="16"/>
-              </w:rPr>
-              <w:t xml:space="preserve">0</w:t>
-            </w:r>
-          </w:p>
-        </w:tc>
-        <w:tc>
-          <w:tcPr>
-            <w:tcW w:type="dxa" w:w="775"/>
-            <w:tcBorders>
-              <w:top w:val="single" w:color="BFC8D2" w:sz="4"/>
-              <w:left w:val="single" w:color="BFC8D2" w:sz="4"/>
-              <w:bottom w:val="single" w:color="BFC8D2" w:sz="4"/>
-              <w:right w:val="single" w:color="BFC8D2" w:sz="4"/>
-            </w:tcBorders>
-            <w:shd w:fill="FBEBEB" w:color="auto" w:val="clear"/>
-            <w:tcMar>
-              <w:top w:type="dxa" w:w="50"/>
-              <w:left w:type="dxa" w:w="80"/>
-              <w:bottom w:type="dxa" w:w="50"/>
-              <w:right w:type="dxa" w:w="80"/>
-            </w:tcMar>
-          </w:tcPr>
-          <w:p>
-            <w:pPr>
-              <w:spacing w:after="0" w:line="240"/>
-              <w:jc w:val="center"/>
-            </w:pPr>
-            <w:r>
-              <w:rPr>
-                <w:rFonts w:ascii="Calibri" w:cs="Calibri" w:eastAsia="Calibri" w:hAnsi="Calibri"/>
-                <w:color w:val="1F2933"/>
-                <w:sz w:val="16"/>
-                <w:szCs w:val="16"/>
-              </w:rPr>
-              <w:t xml:space="preserve">0</w:t>
-            </w:r>
-          </w:p>
-        </w:tc>
-      </w:tr>
-      <w:tr>
-        <w:trPr>
-          <w:cantSplit/>
-        </w:trPr>
-        <w:tc>
-          <w:tcPr>
-            <w:tcW w:type="dxa" w:w="517"/>
-            <w:tcBorders>
-              <w:top w:val="single" w:color="BFC8D2" w:sz="4"/>
-              <w:left w:val="single" w:color="BFC8D2" w:sz="4"/>
-              <w:bottom w:val="single" w:color="BFC8D2" w:sz="4"/>
-              <w:right w:val="single" w:color="BFC8D2" w:sz="4"/>
-            </w:tcBorders>
-            <w:tcMar>
-              <w:top w:type="dxa" w:w="50"/>
-              <w:left w:type="dxa" w:w="80"/>
-              <w:bottom w:type="dxa" w:w="50"/>
-              <w:right w:type="dxa" w:w="80"/>
-            </w:tcMar>
-          </w:tcPr>
-          <w:p>
-            <w:pPr>
-              <w:spacing w:after="0" w:line="240"/>
-              <w:jc w:val="center"/>
-            </w:pPr>
-            <w:r>
-              <w:rPr>
-                <w:rFonts w:ascii="Calibri" w:cs="Calibri" w:eastAsia="Calibri" w:hAnsi="Calibri"/>
-                <w:color w:val="1F2933"/>
-                <w:sz w:val="16"/>
-                <w:szCs w:val="16"/>
-              </w:rPr>
-              <w:t xml:space="preserve">Q25</w:t>
-            </w:r>
-          </w:p>
-        </w:tc>
-        <w:tc>
-          <w:tcPr>
-            <w:tcW w:type="dxa" w:w="1034"/>
-            <w:tcBorders>
-              <w:top w:val="single" w:color="BFC8D2" w:sz="4"/>
-              <w:left w:val="single" w:color="BFC8D2" w:sz="4"/>
-              <w:bottom w:val="single" w:color="BFC8D2" w:sz="4"/>
-              <w:right w:val="single" w:color="BFC8D2" w:sz="4"/>
-            </w:tcBorders>
-            <w:tcMar>
-              <w:top w:type="dxa" w:w="50"/>
-              <w:left w:type="dxa" w:w="80"/>
-              <w:bottom w:type="dxa" w:w="50"/>
-              <w:right w:type="dxa" w:w="80"/>
-            </w:tcMar>
-          </w:tcPr>
-          <w:p>
-            <w:pPr>
-              <w:spacing w:after="0" w:line="240"/>
-              <w:jc w:val="left"/>
-            </w:pPr>
-            <w:r>
-              <w:rPr>
-                <w:rFonts w:ascii="Calibri" w:cs="Calibri" w:eastAsia="Calibri" w:hAnsi="Calibri"/>
-                <w:color w:val="1F2933"/>
-                <w:sz w:val="16"/>
-                <w:szCs w:val="16"/>
-              </w:rPr>
-              <w:t xml:space="preserve">Out of scope</w:t>
-            </w:r>
-          </w:p>
-        </w:tc>
-        <w:tc>
-          <w:tcPr>
-            <w:tcW w:type="dxa" w:w="4758"/>
-            <w:tcBorders>
-              <w:top w:val="single" w:color="BFC8D2" w:sz="4"/>
-              <w:left w:val="single" w:color="BFC8D2" w:sz="4"/>
-              <w:bottom w:val="single" w:color="BFC8D2" w:sz="4"/>
-              <w:right w:val="single" w:color="BFC8D2" w:sz="4"/>
-            </w:tcBorders>
-            <w:tcMar>
-              <w:top w:type="dxa" w:w="50"/>
-              <w:left w:type="dxa" w:w="80"/>
-              <w:bottom w:type="dxa" w:w="50"/>
-              <w:right w:type="dxa" w:w="80"/>
-            </w:tcMar>
-          </w:tcPr>
-          <w:p>
-            <w:pPr>
-              <w:spacing w:after="0" w:line="240"/>
-              <w:jc w:val="left"/>
-            </w:pPr>
-            <w:r>
-              <w:rPr>
-                <w:rFonts w:ascii="Calibri" w:cs="Calibri" w:eastAsia="Calibri" w:hAnsi="Calibri"/>
-                <w:color w:val="1F2933"/>
-                <w:sz w:val="16"/>
-                <w:szCs w:val="16"/>
-              </w:rPr>
-              <w:t xml:space="preserve">What are the available dining options on the campus?</w:t>
-            </w:r>
-          </w:p>
-        </w:tc>
-        <w:tc>
-          <w:tcPr>
-            <w:tcW w:type="dxa" w:w="776"/>
-            <w:tcBorders>
-              <w:top w:val="single" w:color="BFC8D2" w:sz="4"/>
-              <w:left w:val="single" w:color="BFC8D2" w:sz="4"/>
-              <w:bottom w:val="single" w:color="BFC8D2" w:sz="4"/>
-              <w:right w:val="single" w:color="BFC8D2" w:sz="4"/>
-            </w:tcBorders>
-            <w:tcMar>
-              <w:top w:type="dxa" w:w="50"/>
-              <w:left w:type="dxa" w:w="80"/>
-              <w:bottom w:type="dxa" w:w="50"/>
-              <w:right w:type="dxa" w:w="80"/>
-            </w:tcMar>
-          </w:tcPr>
-          <w:p>
-            <w:pPr>
-              <w:spacing w:after="0" w:line="240"/>
-              <w:jc w:val="center"/>
-            </w:pPr>
-            <w:r>
-              <w:rPr>
-                <w:rFonts w:ascii="Calibri" w:cs="Calibri" w:eastAsia="Calibri" w:hAnsi="Calibri"/>
-                <w:color w:val="1F2933"/>
-                <w:sz w:val="16"/>
-                <w:szCs w:val="16"/>
-              </w:rPr>
-              <w:t xml:space="preserve">1</w:t>
-            </w:r>
-          </w:p>
-        </w:tc>
-        <w:tc>
-          <w:tcPr>
-            <w:tcW w:type="dxa" w:w="776"/>
-            <w:tcBorders>
-              <w:top w:val="single" w:color="BFC8D2" w:sz="4"/>
-              <w:left w:val="single" w:color="BFC8D2" w:sz="4"/>
-              <w:bottom w:val="single" w:color="BFC8D2" w:sz="4"/>
-              <w:right w:val="single" w:color="BFC8D2" w:sz="4"/>
-            </w:tcBorders>
-            <w:tcMar>
-              <w:top w:type="dxa" w:w="50"/>
-              <w:left w:type="dxa" w:w="80"/>
-              <w:bottom w:type="dxa" w:w="50"/>
-              <w:right w:type="dxa" w:w="80"/>
-            </w:tcMar>
-          </w:tcPr>
-          <w:p>
-            <w:pPr>
-              <w:spacing w:after="0" w:line="240"/>
-              <w:jc w:val="center"/>
-            </w:pPr>
-            <w:r>
-              <w:rPr>
-                <w:rFonts w:ascii="Calibri" w:cs="Calibri" w:eastAsia="Calibri" w:hAnsi="Calibri"/>
-                <w:color w:val="1F2933"/>
-                <w:sz w:val="16"/>
-                <w:szCs w:val="16"/>
-              </w:rPr>
-              <w:t xml:space="preserve">1</w:t>
-            </w:r>
-          </w:p>
-        </w:tc>
-        <w:tc>
-          <w:tcPr>
-            <w:tcW w:type="dxa" w:w="776"/>
-            <w:tcBorders>
-              <w:top w:val="single" w:color="BFC8D2" w:sz="4"/>
-              <w:left w:val="single" w:color="BFC8D2" w:sz="4"/>
-              <w:bottom w:val="single" w:color="BFC8D2" w:sz="4"/>
-              <w:right w:val="single" w:color="BFC8D2" w:sz="4"/>
-            </w:tcBorders>
-            <w:tcMar>
-              <w:top w:type="dxa" w:w="50"/>
-              <w:left w:type="dxa" w:w="80"/>
-              <w:bottom w:type="dxa" w:w="50"/>
-              <w:right w:type="dxa" w:w="80"/>
-            </w:tcMar>
-          </w:tcPr>
-          <w:p>
-            <w:pPr>
-              <w:spacing w:after="0" w:line="240"/>
-              <w:jc w:val="center"/>
-            </w:pPr>
-            <w:r>
-              <w:rPr>
-                <w:rFonts w:ascii="Calibri" w:cs="Calibri" w:eastAsia="Calibri" w:hAnsi="Calibri"/>
-                <w:color w:val="1F2933"/>
-                <w:sz w:val="16"/>
-                <w:szCs w:val="16"/>
-              </w:rPr>
-              <w:t xml:space="preserve">1</w:t>
-            </w:r>
-          </w:p>
-        </w:tc>
-        <w:tc>
-          <w:tcPr>
-            <w:tcW w:type="dxa" w:w="775"/>
-            <w:tcBorders>
-              <w:top w:val="single" w:color="BFC8D2" w:sz="4"/>
-              <w:left w:val="single" w:color="BFC8D2" w:sz="4"/>
-              <w:bottom w:val="single" w:color="BFC8D2" w:sz="4"/>
-              <w:right w:val="single" w:color="BFC8D2" w:sz="4"/>
-            </w:tcBorders>
-            <w:tcMar>
-              <w:top w:type="dxa" w:w="50"/>
-              <w:left w:type="dxa" w:w="80"/>
-              <w:bottom w:type="dxa" w:w="50"/>
-              <w:right w:type="dxa" w:w="80"/>
-            </w:tcMar>
-          </w:tcPr>
-          <w:p>
-            <w:pPr>
-              <w:spacing w:after="0" w:line="240"/>
-              <w:jc w:val="center"/>
-            </w:pPr>
-            <w:r>
-              <w:rPr>
-                <w:rFonts w:ascii="Calibri" w:cs="Calibri" w:eastAsia="Calibri" w:hAnsi="Calibri"/>
-                <w:color w:val="1F2933"/>
-                <w:sz w:val="16"/>
-                <w:szCs w:val="16"/>
-              </w:rPr>
-              <w:t xml:space="preserve">1</w:t>
-            </w:r>
-          </w:p>
-        </w:tc>
-      </w:tr>
-      <w:tr>
-        <w:trPr>
-          <w:cantSplit/>
-        </w:trPr>
-        <w:tc>
-          <w:tcPr>
-            <w:tcW w:type="dxa" w:w="517"/>
-            <w:tcBorders>
-              <w:top w:val="single" w:color="BFC8D2" w:sz="4"/>
-              <w:left w:val="single" w:color="BFC8D2" w:sz="4"/>
-              <w:bottom w:val="single" w:color="BFC8D2" w:sz="4"/>
-              <w:right w:val="single" w:color="BFC8D2" w:sz="4"/>
-            </w:tcBorders>
-            <w:tcMar>
-              <w:top w:type="dxa" w:w="50"/>
-              <w:left w:type="dxa" w:w="80"/>
-              <w:bottom w:type="dxa" w:w="50"/>
-              <w:right w:type="dxa" w:w="80"/>
-            </w:tcMar>
-          </w:tcPr>
-          <w:p>
-            <w:pPr>
-              <w:spacing w:after="0" w:line="240"/>
-              <w:jc w:val="center"/>
-            </w:pPr>
-            <w:r>
-              <w:rPr>
-                <w:rFonts w:ascii="Calibri" w:cs="Calibri" w:eastAsia="Calibri" w:hAnsi="Calibri"/>
-                <w:color w:val="1F2933"/>
-                <w:sz w:val="16"/>
-                <w:szCs w:val="16"/>
-              </w:rPr>
-              <w:t xml:space="preserve">Q26</w:t>
-            </w:r>
-          </w:p>
-        </w:tc>
-        <w:tc>
-          <w:tcPr>
-            <w:tcW w:type="dxa" w:w="1034"/>
-            <w:tcBorders>
-              <w:top w:val="single" w:color="BFC8D2" w:sz="4"/>
-              <w:left w:val="single" w:color="BFC8D2" w:sz="4"/>
-              <w:bottom w:val="single" w:color="BFC8D2" w:sz="4"/>
-              <w:right w:val="single" w:color="BFC8D2" w:sz="4"/>
-            </w:tcBorders>
-            <w:tcMar>
-              <w:top w:type="dxa" w:w="50"/>
-              <w:left w:type="dxa" w:w="80"/>
-              <w:bottom w:type="dxa" w:w="50"/>
-              <w:right w:type="dxa" w:w="80"/>
-            </w:tcMar>
-          </w:tcPr>
-          <w:p>
-            <w:pPr>
-              <w:spacing w:after="0" w:line="240"/>
-              <w:jc w:val="left"/>
-            </w:pPr>
-            <w:r>
-              <w:rPr>
-                <w:rFonts w:ascii="Calibri" w:cs="Calibri" w:eastAsia="Calibri" w:hAnsi="Calibri"/>
-                <w:color w:val="1F2933"/>
-                <w:sz w:val="16"/>
-                <w:szCs w:val="16"/>
-              </w:rPr>
-              <w:t xml:space="preserve">Out of scope</w:t>
-            </w:r>
-          </w:p>
-        </w:tc>
-        <w:tc>
-          <w:tcPr>
-            <w:tcW w:type="dxa" w:w="4758"/>
-            <w:tcBorders>
-              <w:top w:val="single" w:color="BFC8D2" w:sz="4"/>
-              <w:left w:val="single" w:color="BFC8D2" w:sz="4"/>
-              <w:bottom w:val="single" w:color="BFC8D2" w:sz="4"/>
-              <w:right w:val="single" w:color="BFC8D2" w:sz="4"/>
-            </w:tcBorders>
-            <w:tcMar>
-              <w:top w:type="dxa" w:w="50"/>
-              <w:left w:type="dxa" w:w="80"/>
-              <w:bottom w:type="dxa" w:w="50"/>
-              <w:right w:type="dxa" w:w="80"/>
-            </w:tcMar>
-          </w:tcPr>
-          <w:p>
-            <w:pPr>
-              <w:spacing w:after="0" w:line="240"/>
-              <w:jc w:val="left"/>
-            </w:pPr>
-            <w:r>
-              <w:rPr>
-                <w:rFonts w:ascii="Calibri" w:cs="Calibri" w:eastAsia="Calibri" w:hAnsi="Calibri"/>
-                <w:color w:val="1F2933"/>
-                <w:sz w:val="16"/>
-                <w:szCs w:val="16"/>
-              </w:rPr>
-              <w:t xml:space="preserve">What is the best way to reach the campus from Jodhpur city center?</w:t>
-            </w:r>
-          </w:p>
-        </w:tc>
-        <w:tc>
-          <w:tcPr>
-            <w:tcW w:type="dxa" w:w="776"/>
-            <w:tcBorders>
-              <w:top w:val="single" w:color="BFC8D2" w:sz="4"/>
-              <w:left w:val="single" w:color="BFC8D2" w:sz="4"/>
-              <w:bottom w:val="single" w:color="BFC8D2" w:sz="4"/>
-              <w:right w:val="single" w:color="BFC8D2" w:sz="4"/>
-            </w:tcBorders>
-            <w:tcMar>
-              <w:top w:type="dxa" w:w="50"/>
-              <w:left w:type="dxa" w:w="80"/>
-              <w:bottom w:type="dxa" w:w="50"/>
-              <w:right w:type="dxa" w:w="80"/>
-            </w:tcMar>
-          </w:tcPr>
-          <w:p>
-            <w:pPr>
-              <w:spacing w:after="0" w:line="240"/>
-              <w:jc w:val="center"/>
-            </w:pPr>
-            <w:r>
-              <w:rPr>
-                <w:rFonts w:ascii="Calibri" w:cs="Calibri" w:eastAsia="Calibri" w:hAnsi="Calibri"/>
-                <w:color w:val="1F2933"/>
-                <w:sz w:val="16"/>
-                <w:szCs w:val="16"/>
-              </w:rPr>
-              <w:t xml:space="preserve">1</w:t>
-            </w:r>
-          </w:p>
-        </w:tc>
-        <w:tc>
-          <w:tcPr>
-            <w:tcW w:type="dxa" w:w="776"/>
-            <w:tcBorders>
-              <w:top w:val="single" w:color="BFC8D2" w:sz="4"/>
-              <w:left w:val="single" w:color="BFC8D2" w:sz="4"/>
-              <w:bottom w:val="single" w:color="BFC8D2" w:sz="4"/>
-              <w:right w:val="single" w:color="BFC8D2" w:sz="4"/>
-            </w:tcBorders>
-            <w:tcMar>
-              <w:top w:type="dxa" w:w="50"/>
-              <w:left w:type="dxa" w:w="80"/>
-              <w:bottom w:type="dxa" w:w="50"/>
-              <w:right w:type="dxa" w:w="80"/>
-            </w:tcMar>
-          </w:tcPr>
-          <w:p>
-            <w:pPr>
-              <w:spacing w:after="0" w:line="240"/>
-              <w:jc w:val="center"/>
-            </w:pPr>
-            <w:r>
-              <w:rPr>
-                <w:rFonts w:ascii="Calibri" w:cs="Calibri" w:eastAsia="Calibri" w:hAnsi="Calibri"/>
-                <w:color w:val="1F2933"/>
-                <w:sz w:val="16"/>
-                <w:szCs w:val="16"/>
-              </w:rPr>
-              <w:t xml:space="preserve">1</w:t>
-            </w:r>
-          </w:p>
-        </w:tc>
-        <w:tc>
-          <w:tcPr>
-            <w:tcW w:type="dxa" w:w="776"/>
-            <w:tcBorders>
-              <w:top w:val="single" w:color="BFC8D2" w:sz="4"/>
-              <w:left w:val="single" w:color="BFC8D2" w:sz="4"/>
-              <w:bottom w:val="single" w:color="BFC8D2" w:sz="4"/>
-              <w:right w:val="single" w:color="BFC8D2" w:sz="4"/>
-            </w:tcBorders>
-            <w:tcMar>
-              <w:top w:type="dxa" w:w="50"/>
-              <w:left w:type="dxa" w:w="80"/>
-              <w:bottom w:type="dxa" w:w="50"/>
-              <w:right w:type="dxa" w:w="80"/>
-            </w:tcMar>
-          </w:tcPr>
-          <w:p>
-            <w:pPr>
-              <w:spacing w:after="0" w:line="240"/>
-              <w:jc w:val="center"/>
-            </w:pPr>
-            <w:r>
-              <w:rPr>
-                <w:rFonts w:ascii="Calibri" w:cs="Calibri" w:eastAsia="Calibri" w:hAnsi="Calibri"/>
-                <w:color w:val="1F2933"/>
-                <w:sz w:val="16"/>
-                <w:szCs w:val="16"/>
-              </w:rPr>
-              <w:t xml:space="preserve">1</w:t>
-            </w:r>
-          </w:p>
-        </w:tc>
-        <w:tc>
-          <w:tcPr>
-            <w:tcW w:type="dxa" w:w="775"/>
-            <w:tcBorders>
-              <w:top w:val="single" w:color="BFC8D2" w:sz="4"/>
-              <w:left w:val="single" w:color="BFC8D2" w:sz="4"/>
-              <w:bottom w:val="single" w:color="BFC8D2" w:sz="4"/>
-              <w:right w:val="single" w:color="BFC8D2" w:sz="4"/>
-            </w:tcBorders>
-            <w:tcMar>
-              <w:top w:type="dxa" w:w="50"/>
-              <w:left w:type="dxa" w:w="80"/>
-              <w:bottom w:type="dxa" w:w="50"/>
-              <w:right w:type="dxa" w:w="80"/>
-            </w:tcMar>
-          </w:tcPr>
-          <w:p>
-            <w:pPr>
-              <w:spacing w:after="0" w:line="240"/>
-              <w:jc w:val="center"/>
-            </w:pPr>
-            <w:r>
-              <w:rPr>
-                <w:rFonts w:ascii="Calibri" w:cs="Calibri" w:eastAsia="Calibri" w:hAnsi="Calibri"/>
-                <w:color w:val="1F2933"/>
-                <w:sz w:val="16"/>
-                <w:szCs w:val="16"/>
-              </w:rPr>
-              <w:t xml:space="preserve">1</w:t>
-            </w:r>
-          </w:p>
-        </w:tc>
-      </w:tr>
-      <w:tr>
-        <w:trPr>
-          <w:cantSplit/>
-        </w:trPr>
-        <w:tc>
-          <w:tcPr>
-            <w:tcW w:type="dxa" w:w="517"/>
-            <w:tcBorders>
-              <w:top w:val="single" w:color="BFC8D2" w:sz="4"/>
-              <w:left w:val="single" w:color="BFC8D2" w:sz="4"/>
-              <w:bottom w:val="single" w:color="BFC8D2" w:sz="4"/>
-              <w:right w:val="single" w:color="BFC8D2" w:sz="4"/>
-            </w:tcBorders>
-            <w:tcMar>
-              <w:top w:type="dxa" w:w="50"/>
-              <w:left w:type="dxa" w:w="80"/>
-              <w:bottom w:type="dxa" w:w="50"/>
-              <w:right w:type="dxa" w:w="80"/>
-            </w:tcMar>
-          </w:tcPr>
-          <w:p>
-            <w:pPr>
-              <w:spacing w:after="0" w:line="240"/>
-              <w:jc w:val="center"/>
-            </w:pPr>
-            <w:r>
-              <w:rPr>
-                <w:rFonts w:ascii="Calibri" w:cs="Calibri" w:eastAsia="Calibri" w:hAnsi="Calibri"/>
-                <w:color w:val="1F2933"/>
-                <w:sz w:val="16"/>
-                <w:szCs w:val="16"/>
-              </w:rPr>
-              <w:t xml:space="preserve">Q27</w:t>
-            </w:r>
-          </w:p>
-        </w:tc>
-        <w:tc>
-          <w:tcPr>
-            <w:tcW w:type="dxa" w:w="1034"/>
-            <w:tcBorders>
-              <w:top w:val="single" w:color="BFC8D2" w:sz="4"/>
-              <w:left w:val="single" w:color="BFC8D2" w:sz="4"/>
-              <w:bottom w:val="single" w:color="BFC8D2" w:sz="4"/>
-              <w:right w:val="single" w:color="BFC8D2" w:sz="4"/>
-            </w:tcBorders>
-            <w:tcMar>
-              <w:top w:type="dxa" w:w="50"/>
-              <w:left w:type="dxa" w:w="80"/>
-              <w:bottom w:type="dxa" w:w="50"/>
-              <w:right w:type="dxa" w:w="80"/>
-            </w:tcMar>
-          </w:tcPr>
-          <w:p>
-            <w:pPr>
-              <w:spacing w:after="0" w:line="240"/>
-              <w:jc w:val="left"/>
-            </w:pPr>
-            <w:r>
-              <w:rPr>
-                <w:rFonts w:ascii="Calibri" w:cs="Calibri" w:eastAsia="Calibri" w:hAnsi="Calibri"/>
-                <w:color w:val="1F2933"/>
-                <w:sz w:val="16"/>
-                <w:szCs w:val="16"/>
-              </w:rPr>
-              <w:t xml:space="preserve">Out of scope</w:t>
-            </w:r>
-          </w:p>
-        </w:tc>
-        <w:tc>
-          <w:tcPr>
-            <w:tcW w:type="dxa" w:w="4758"/>
-            <w:tcBorders>
-              <w:top w:val="single" w:color="BFC8D2" w:sz="4"/>
-              <w:left w:val="single" w:color="BFC8D2" w:sz="4"/>
-              <w:bottom w:val="single" w:color="BFC8D2" w:sz="4"/>
-              <w:right w:val="single" w:color="BFC8D2" w:sz="4"/>
-            </w:tcBorders>
-            <w:tcMar>
-              <w:top w:type="dxa" w:w="50"/>
-              <w:left w:type="dxa" w:w="80"/>
-              <w:bottom w:type="dxa" w:w="50"/>
-              <w:right w:type="dxa" w:w="80"/>
-            </w:tcMar>
-          </w:tcPr>
-          <w:p>
-            <w:pPr>
-              <w:spacing w:after="0" w:line="240"/>
-              <w:jc w:val="left"/>
-            </w:pPr>
-            <w:r>
-              <w:rPr>
-                <w:rFonts w:ascii="Calibri" w:cs="Calibri" w:eastAsia="Calibri" w:hAnsi="Calibri"/>
-                <w:color w:val="1F2933"/>
-                <w:sz w:val="16"/>
-                <w:szCs w:val="16"/>
-              </w:rPr>
-              <w:t xml:space="preserve">What will the weather be like in Jodhpur tomorrow?</w:t>
-            </w:r>
-          </w:p>
-        </w:tc>
-        <w:tc>
-          <w:tcPr>
-            <w:tcW w:type="dxa" w:w="776"/>
-            <w:tcBorders>
-              <w:top w:val="single" w:color="BFC8D2" w:sz="4"/>
-              <w:left w:val="single" w:color="BFC8D2" w:sz="4"/>
-              <w:bottom w:val="single" w:color="BFC8D2" w:sz="4"/>
-              <w:right w:val="single" w:color="BFC8D2" w:sz="4"/>
-            </w:tcBorders>
-            <w:tcMar>
-              <w:top w:type="dxa" w:w="50"/>
-              <w:left w:type="dxa" w:w="80"/>
-              <w:bottom w:type="dxa" w:w="50"/>
-              <w:right w:type="dxa" w:w="80"/>
-            </w:tcMar>
-          </w:tcPr>
-          <w:p>
-            <w:pPr>
-              <w:spacing w:after="0" w:line="240"/>
-              <w:jc w:val="center"/>
-            </w:pPr>
-            <w:r>
-              <w:rPr>
-                <w:rFonts w:ascii="Calibri" w:cs="Calibri" w:eastAsia="Calibri" w:hAnsi="Calibri"/>
-                <w:color w:val="1F2933"/>
-                <w:sz w:val="16"/>
-                <w:szCs w:val="16"/>
-              </w:rPr>
-              <w:t xml:space="preserve">1</w:t>
-            </w:r>
-          </w:p>
-        </w:tc>
-        <w:tc>
-          <w:tcPr>
-            <w:tcW w:type="dxa" w:w="776"/>
-            <w:tcBorders>
-              <w:top w:val="single" w:color="BFC8D2" w:sz="4"/>
-              <w:left w:val="single" w:color="BFC8D2" w:sz="4"/>
-              <w:bottom w:val="single" w:color="BFC8D2" w:sz="4"/>
-              <w:right w:val="single" w:color="BFC8D2" w:sz="4"/>
-            </w:tcBorders>
-            <w:tcMar>
-              <w:top w:type="dxa" w:w="50"/>
-              <w:left w:type="dxa" w:w="80"/>
-              <w:bottom w:type="dxa" w:w="50"/>
-              <w:right w:type="dxa" w:w="80"/>
-            </w:tcMar>
-          </w:tcPr>
-          <w:p>
-            <w:pPr>
-              <w:spacing w:after="0" w:line="240"/>
-              <w:jc w:val="center"/>
-            </w:pPr>
-            <w:r>
-              <w:rPr>
-                <w:rFonts w:ascii="Calibri" w:cs="Calibri" w:eastAsia="Calibri" w:hAnsi="Calibri"/>
-                <w:color w:val="1F2933"/>
-                <w:sz w:val="16"/>
-                <w:szCs w:val="16"/>
-              </w:rPr>
-              <w:t xml:space="preserve">1</w:t>
-            </w:r>
-          </w:p>
-        </w:tc>
-        <w:tc>
-          <w:tcPr>
-            <w:tcW w:type="dxa" w:w="776"/>
-            <w:tcBorders>
-              <w:top w:val="single" w:color="BFC8D2" w:sz="4"/>
-              <w:left w:val="single" w:color="BFC8D2" w:sz="4"/>
-              <w:bottom w:val="single" w:color="BFC8D2" w:sz="4"/>
-              <w:right w:val="single" w:color="BFC8D2" w:sz="4"/>
-            </w:tcBorders>
-            <w:tcMar>
-              <w:top w:type="dxa" w:w="50"/>
-              <w:left w:type="dxa" w:w="80"/>
-              <w:bottom w:type="dxa" w:w="50"/>
-              <w:right w:type="dxa" w:w="80"/>
-            </w:tcMar>
-          </w:tcPr>
-          <w:p>
-            <w:pPr>
-              <w:spacing w:after="0" w:line="240"/>
-              <w:jc w:val="center"/>
-            </w:pPr>
-            <w:r>
-              <w:rPr>
-                <w:rFonts w:ascii="Calibri" w:cs="Calibri" w:eastAsia="Calibri" w:hAnsi="Calibri"/>
-                <w:color w:val="1F2933"/>
-                <w:sz w:val="16"/>
-                <w:szCs w:val="16"/>
-              </w:rPr>
-              <w:t xml:space="preserve">1</w:t>
-            </w:r>
-          </w:p>
-        </w:tc>
-        <w:tc>
-          <w:tcPr>
-            <w:tcW w:type="dxa" w:w="775"/>
-            <w:tcBorders>
-              <w:top w:val="single" w:color="BFC8D2" w:sz="4"/>
-              <w:left w:val="single" w:color="BFC8D2" w:sz="4"/>
-              <w:bottom w:val="single" w:color="BFC8D2" w:sz="4"/>
-              <w:right w:val="single" w:color="BFC8D2" w:sz="4"/>
-            </w:tcBorders>
-            <w:tcMar>
-              <w:top w:type="dxa" w:w="50"/>
-              <w:left w:type="dxa" w:w="80"/>
-              <w:bottom w:type="dxa" w:w="50"/>
-              <w:right w:type="dxa" w:w="80"/>
-            </w:tcMar>
-          </w:tcPr>
-          <w:p>
-            <w:pPr>
-              <w:spacing w:after="0" w:line="240"/>
-              <w:jc w:val="center"/>
-            </w:pPr>
-            <w:r>
-              <w:rPr>
-                <w:rFonts w:ascii="Calibri" w:cs="Calibri" w:eastAsia="Calibri" w:hAnsi="Calibri"/>
-                <w:color w:val="1F2933"/>
-                <w:sz w:val="16"/>
-                <w:szCs w:val="16"/>
-              </w:rPr>
-              <w:t xml:space="preserve">1</w:t>
-            </w:r>
-          </w:p>
-        </w:tc>
-      </w:tr>
-      <w:tr>
-        <w:trPr>
-          <w:cantSplit/>
-        </w:trPr>
-        <w:tc>
-          <w:tcPr>
-            <w:tcW w:type="dxa" w:w="517"/>
-            <w:tcBorders>
-              <w:top w:val="single" w:color="BFC8D2" w:sz="4"/>
-              <w:left w:val="single" w:color="BFC8D2" w:sz="4"/>
-              <w:bottom w:val="single" w:color="BFC8D2" w:sz="4"/>
-              <w:right w:val="single" w:color="BFC8D2" w:sz="4"/>
-            </w:tcBorders>
-            <w:tcMar>
-              <w:top w:type="dxa" w:w="50"/>
-              <w:left w:type="dxa" w:w="80"/>
-              <w:bottom w:type="dxa" w:w="50"/>
-              <w:right w:type="dxa" w:w="80"/>
-            </w:tcMar>
-          </w:tcPr>
-          <w:p>
-            <w:pPr>
-              <w:spacing w:after="0" w:line="240"/>
-              <w:jc w:val="center"/>
-            </w:pPr>
-            <w:r>
-              <w:rPr>
-                <w:rFonts w:ascii="Calibri" w:cs="Calibri" w:eastAsia="Calibri" w:hAnsi="Calibri"/>
-                <w:color w:val="1F2933"/>
-                <w:sz w:val="16"/>
-                <w:szCs w:val="16"/>
-              </w:rPr>
-              <w:t xml:space="preserve">Q28</w:t>
-            </w:r>
-          </w:p>
-        </w:tc>
-        <w:tc>
-          <w:tcPr>
-            <w:tcW w:type="dxa" w:w="1034"/>
-            <w:tcBorders>
-              <w:top w:val="single" w:color="BFC8D2" w:sz="4"/>
-              <w:left w:val="single" w:color="BFC8D2" w:sz="4"/>
-              <w:bottom w:val="single" w:color="BFC8D2" w:sz="4"/>
-              <w:right w:val="single" w:color="BFC8D2" w:sz="4"/>
-            </w:tcBorders>
-            <w:tcMar>
-              <w:top w:type="dxa" w:w="50"/>
-              <w:left w:type="dxa" w:w="80"/>
-              <w:bottom w:type="dxa" w:w="50"/>
-              <w:right w:type="dxa" w:w="80"/>
-            </w:tcMar>
-          </w:tcPr>
-          <w:p>
-            <w:pPr>
-              <w:spacing w:after="0" w:line="240"/>
-              <w:jc w:val="left"/>
-            </w:pPr>
-            <w:r>
-              <w:rPr>
-                <w:rFonts w:ascii="Calibri" w:cs="Calibri" w:eastAsia="Calibri" w:hAnsi="Calibri"/>
-                <w:color w:val="1F2933"/>
-                <w:sz w:val="16"/>
-                <w:szCs w:val="16"/>
-              </w:rPr>
-              <w:t xml:space="preserve">Out of scope</w:t>
-            </w:r>
-          </w:p>
-        </w:tc>
-        <w:tc>
-          <w:tcPr>
-            <w:tcW w:type="dxa" w:w="4758"/>
-            <w:tcBorders>
-              <w:top w:val="single" w:color="BFC8D2" w:sz="4"/>
-              <w:left w:val="single" w:color="BFC8D2" w:sz="4"/>
-              <w:bottom w:val="single" w:color="BFC8D2" w:sz="4"/>
-              <w:right w:val="single" w:color="BFC8D2" w:sz="4"/>
-            </w:tcBorders>
-            <w:tcMar>
-              <w:top w:type="dxa" w:w="50"/>
-              <w:left w:type="dxa" w:w="80"/>
-              <w:bottom w:type="dxa" w:w="50"/>
-              <w:right w:type="dxa" w:w="80"/>
-            </w:tcMar>
-          </w:tcPr>
-          <w:p>
-            <w:pPr>
-              <w:spacing w:after="0" w:line="240"/>
-              <w:jc w:val="left"/>
-            </w:pPr>
-            <w:r>
-              <w:rPr>
-                <w:rFonts w:ascii="Calibri" w:cs="Calibri" w:eastAsia="Calibri" w:hAnsi="Calibri"/>
-                <w:color w:val="1F2933"/>
-                <w:sz w:val="16"/>
-                <w:szCs w:val="16"/>
-              </w:rPr>
-              <w:t xml:space="preserve">How do I apply for a hostel room change?</w:t>
-            </w:r>
-          </w:p>
-        </w:tc>
-        <w:tc>
-          <w:tcPr>
-            <w:tcW w:type="dxa" w:w="776"/>
-            <w:tcBorders>
-              <w:top w:val="single" w:color="BFC8D2" w:sz="4"/>
-              <w:left w:val="single" w:color="BFC8D2" w:sz="4"/>
-              <w:bottom w:val="single" w:color="BFC8D2" w:sz="4"/>
-              <w:right w:val="single" w:color="BFC8D2" w:sz="4"/>
-            </w:tcBorders>
-            <w:tcMar>
-              <w:top w:type="dxa" w:w="50"/>
-              <w:left w:type="dxa" w:w="80"/>
-              <w:bottom w:type="dxa" w:w="50"/>
-              <w:right w:type="dxa" w:w="80"/>
-            </w:tcMar>
-          </w:tcPr>
-          <w:p>
-            <w:pPr>
-              <w:spacing w:after="0" w:line="240"/>
-              <w:jc w:val="center"/>
-            </w:pPr>
-            <w:r>
-              <w:rPr>
-                <w:rFonts w:ascii="Calibri" w:cs="Calibri" w:eastAsia="Calibri" w:hAnsi="Calibri"/>
-                <w:color w:val="1F2933"/>
-                <w:sz w:val="16"/>
-                <w:szCs w:val="16"/>
-              </w:rPr>
-              <w:t xml:space="preserve">1</w:t>
-            </w:r>
-          </w:p>
-        </w:tc>
-        <w:tc>
-          <w:tcPr>
-            <w:tcW w:type="dxa" w:w="776"/>
-            <w:tcBorders>
-              <w:top w:val="single" w:color="BFC8D2" w:sz="4"/>
-              <w:left w:val="single" w:color="BFC8D2" w:sz="4"/>
-              <w:bottom w:val="single" w:color="BFC8D2" w:sz="4"/>
-              <w:right w:val="single" w:color="BFC8D2" w:sz="4"/>
-            </w:tcBorders>
-            <w:tcMar>
-              <w:top w:type="dxa" w:w="50"/>
-              <w:left w:type="dxa" w:w="80"/>
-              <w:bottom w:type="dxa" w:w="50"/>
-              <w:right w:type="dxa" w:w="80"/>
-            </w:tcMar>
-          </w:tcPr>
-          <w:p>
-            <w:pPr>
-              <w:spacing w:after="0" w:line="240"/>
-              <w:jc w:val="center"/>
-            </w:pPr>
-            <w:r>
-              <w:rPr>
-                <w:rFonts w:ascii="Calibri" w:cs="Calibri" w:eastAsia="Calibri" w:hAnsi="Calibri"/>
-                <w:color w:val="1F2933"/>
-                <w:sz w:val="16"/>
-                <w:szCs w:val="16"/>
-              </w:rPr>
-              <w:t xml:space="preserve">1</w:t>
-            </w:r>
-          </w:p>
-        </w:tc>
-        <w:tc>
-          <w:tcPr>
-            <w:tcW w:type="dxa" w:w="776"/>
-            <w:tcBorders>
-              <w:top w:val="single" w:color="BFC8D2" w:sz="4"/>
-              <w:left w:val="single" w:color="BFC8D2" w:sz="4"/>
-              <w:bottom w:val="single" w:color="BFC8D2" w:sz="4"/>
-              <w:right w:val="single" w:color="BFC8D2" w:sz="4"/>
-            </w:tcBorders>
-            <w:tcMar>
-              <w:top w:type="dxa" w:w="50"/>
-              <w:left w:type="dxa" w:w="80"/>
-              <w:bottom w:type="dxa" w:w="50"/>
-              <w:right w:type="dxa" w:w="80"/>
-            </w:tcMar>
-          </w:tcPr>
-          <w:p>
-            <w:pPr>
-              <w:spacing w:after="0" w:line="240"/>
-              <w:jc w:val="center"/>
-            </w:pPr>
-            <w:r>
-              <w:rPr>
-                <w:rFonts w:ascii="Calibri" w:cs="Calibri" w:eastAsia="Calibri" w:hAnsi="Calibri"/>
-                <w:color w:val="1F2933"/>
-                <w:sz w:val="16"/>
-                <w:szCs w:val="16"/>
-              </w:rPr>
-              <w:t xml:space="preserve">1</w:t>
-            </w:r>
-          </w:p>
-        </w:tc>
-        <w:tc>
-          <w:tcPr>
-            <w:tcW w:type="dxa" w:w="775"/>
-            <w:tcBorders>
-              <w:top w:val="single" w:color="BFC8D2" w:sz="4"/>
-              <w:left w:val="single" w:color="BFC8D2" w:sz="4"/>
-              <w:bottom w:val="single" w:color="BFC8D2" w:sz="4"/>
-              <w:right w:val="single" w:color="BFC8D2" w:sz="4"/>
-            </w:tcBorders>
-            <w:tcMar>
-              <w:top w:type="dxa" w:w="50"/>
-              <w:left w:type="dxa" w:w="80"/>
-              <w:bottom w:type="dxa" w:w="50"/>
-              <w:right w:type="dxa" w:w="80"/>
-            </w:tcMar>
-          </w:tcPr>
-          <w:p>
-            <w:pPr>
-              <w:spacing w:after="0" w:line="240"/>
-              <w:jc w:val="center"/>
-            </w:pPr>
-            <w:r>
-              <w:rPr>
-                <w:rFonts w:ascii="Calibri" w:cs="Calibri" w:eastAsia="Calibri" w:hAnsi="Calibri"/>
-                <w:color w:val="1F2933"/>
-                <w:sz w:val="16"/>
-                <w:szCs w:val="16"/>
-              </w:rPr>
-              <w:t xml:space="preserve">1</w:t>
-            </w:r>
-          </w:p>
-        </w:tc>
-      </w:tr>
-      <w:tr>
-        <w:trPr>
-          <w:cantSplit/>
-        </w:trPr>
-        <w:tc>
-          <w:tcPr>
-            <w:tcW w:type="dxa" w:w="517"/>
-            <w:tcBorders>
-              <w:top w:val="single" w:color="BFC8D2" w:sz="4"/>
-              <w:left w:val="single" w:color="BFC8D2" w:sz="4"/>
-              <w:bottom w:val="single" w:color="BFC8D2" w:sz="4"/>
-              <w:right w:val="single" w:color="BFC8D2" w:sz="4"/>
-            </w:tcBorders>
-            <w:tcMar>
-              <w:top w:type="dxa" w:w="50"/>
-              <w:left w:type="dxa" w:w="80"/>
-              <w:bottom w:type="dxa" w:w="50"/>
-              <w:right w:type="dxa" w:w="80"/>
-            </w:tcMar>
-          </w:tcPr>
-          <w:p>
-            <w:pPr>
-              <w:spacing w:after="0" w:line="240"/>
-              <w:jc w:val="center"/>
-            </w:pPr>
-            <w:r>
-              <w:rPr>
-                <w:rFonts w:ascii="Calibri" w:cs="Calibri" w:eastAsia="Calibri" w:hAnsi="Calibri"/>
-                <w:color w:val="1F2933"/>
-                <w:sz w:val="16"/>
-                <w:szCs w:val="16"/>
-              </w:rPr>
-              <w:t xml:space="preserve">Q29</w:t>
-            </w:r>
-          </w:p>
-        </w:tc>
-        <w:tc>
-          <w:tcPr>
-            <w:tcW w:type="dxa" w:w="1034"/>
-            <w:tcBorders>
-              <w:top w:val="single" w:color="BFC8D2" w:sz="4"/>
-              <w:left w:val="single" w:color="BFC8D2" w:sz="4"/>
-              <w:bottom w:val="single" w:color="BFC8D2" w:sz="4"/>
-              <w:right w:val="single" w:color="BFC8D2" w:sz="4"/>
-            </w:tcBorders>
-            <w:tcMar>
-              <w:top w:type="dxa" w:w="50"/>
-              <w:left w:type="dxa" w:w="80"/>
-              <w:bottom w:type="dxa" w:w="50"/>
-              <w:right w:type="dxa" w:w="80"/>
-            </w:tcMar>
-          </w:tcPr>
-          <w:p>
-            <w:pPr>
-              <w:spacing w:after="0" w:line="240"/>
-              <w:jc w:val="left"/>
-            </w:pPr>
-            <w:r>
-              <w:rPr>
-                <w:rFonts w:ascii="Calibri" w:cs="Calibri" w:eastAsia="Calibri" w:hAnsi="Calibri"/>
-                <w:color w:val="1F2933"/>
-                <w:sz w:val="16"/>
-                <w:szCs w:val="16"/>
-              </w:rPr>
-              <w:t xml:space="preserve">Out of scope</w:t>
-            </w:r>
-          </w:p>
-        </w:tc>
-        <w:tc>
-          <w:tcPr>
-            <w:tcW w:type="dxa" w:w="4758"/>
-            <w:tcBorders>
-              <w:top w:val="single" w:color="BFC8D2" w:sz="4"/>
-              <w:left w:val="single" w:color="BFC8D2" w:sz="4"/>
-              <w:bottom w:val="single" w:color="BFC8D2" w:sz="4"/>
-              <w:right w:val="single" w:color="BFC8D2" w:sz="4"/>
-            </w:tcBorders>
-            <w:tcMar>
-              <w:top w:type="dxa" w:w="50"/>
-              <w:left w:type="dxa" w:w="80"/>
-              <w:bottom w:type="dxa" w:w="50"/>
-              <w:right w:type="dxa" w:w="80"/>
-            </w:tcMar>
-          </w:tcPr>
-          <w:p>
-            <w:pPr>
-              <w:spacing w:after="0" w:line="240"/>
-              <w:jc w:val="left"/>
-            </w:pPr>
-            <w:r>
-              <w:rPr>
-                <w:rFonts w:ascii="Calibri" w:cs="Calibri" w:eastAsia="Calibri" w:hAnsi="Calibri"/>
-                <w:color w:val="1F2933"/>
-                <w:sz w:val="16"/>
-                <w:szCs w:val="16"/>
-              </w:rPr>
-              <w:t xml:space="preserve">Who won the last IPL final?</w:t>
-            </w:r>
-          </w:p>
-        </w:tc>
-        <w:tc>
-          <w:tcPr>
-            <w:tcW w:type="dxa" w:w="776"/>
-            <w:tcBorders>
-              <w:top w:val="single" w:color="BFC8D2" w:sz="4"/>
-              <w:left w:val="single" w:color="BFC8D2" w:sz="4"/>
-              <w:bottom w:val="single" w:color="BFC8D2" w:sz="4"/>
-              <w:right w:val="single" w:color="BFC8D2" w:sz="4"/>
-            </w:tcBorders>
-            <w:tcMar>
-              <w:top w:type="dxa" w:w="50"/>
-              <w:left w:type="dxa" w:w="80"/>
-              <w:bottom w:type="dxa" w:w="50"/>
-              <w:right w:type="dxa" w:w="80"/>
-            </w:tcMar>
-          </w:tcPr>
-          <w:p>
-            <w:pPr>
-              <w:spacing w:after="0" w:line="240"/>
-              <w:jc w:val="center"/>
-            </w:pPr>
-            <w:r>
-              <w:rPr>
-                <w:rFonts w:ascii="Calibri" w:cs="Calibri" w:eastAsia="Calibri" w:hAnsi="Calibri"/>
-                <w:color w:val="1F2933"/>
-                <w:sz w:val="16"/>
-                <w:szCs w:val="16"/>
-              </w:rPr>
-              <w:t xml:space="preserve">1</w:t>
-            </w:r>
-          </w:p>
-        </w:tc>
-        <w:tc>
-          <w:tcPr>
-            <w:tcW w:type="dxa" w:w="776"/>
-            <w:tcBorders>
-              <w:top w:val="single" w:color="BFC8D2" w:sz="4"/>
-              <w:left w:val="single" w:color="BFC8D2" w:sz="4"/>
-              <w:bottom w:val="single" w:color="BFC8D2" w:sz="4"/>
-              <w:right w:val="single" w:color="BFC8D2" w:sz="4"/>
-            </w:tcBorders>
-            <w:tcMar>
-              <w:top w:type="dxa" w:w="50"/>
-              <w:left w:type="dxa" w:w="80"/>
-              <w:bottom w:type="dxa" w:w="50"/>
-              <w:right w:type="dxa" w:w="80"/>
-            </w:tcMar>
-          </w:tcPr>
-          <w:p>
-            <w:pPr>
-              <w:spacing w:after="0" w:line="240"/>
-              <w:jc w:val="center"/>
-            </w:pPr>
-            <w:r>
-              <w:rPr>
-                <w:rFonts w:ascii="Calibri" w:cs="Calibri" w:eastAsia="Calibri" w:hAnsi="Calibri"/>
-                <w:color w:val="1F2933"/>
-                <w:sz w:val="16"/>
-                <w:szCs w:val="16"/>
-              </w:rPr>
-              <w:t xml:space="preserve">1</w:t>
-            </w:r>
-          </w:p>
-        </w:tc>
-        <w:tc>
-          <w:tcPr>
-            <w:tcW w:type="dxa" w:w="776"/>
-            <w:tcBorders>
-              <w:top w:val="single" w:color="BFC8D2" w:sz="4"/>
-              <w:left w:val="single" w:color="BFC8D2" w:sz="4"/>
-              <w:bottom w:val="single" w:color="BFC8D2" w:sz="4"/>
-              <w:right w:val="single" w:color="BFC8D2" w:sz="4"/>
-            </w:tcBorders>
-            <w:tcMar>
-              <w:top w:type="dxa" w:w="50"/>
-              <w:left w:type="dxa" w:w="80"/>
-              <w:bottom w:type="dxa" w:w="50"/>
-              <w:right w:type="dxa" w:w="80"/>
-            </w:tcMar>
-          </w:tcPr>
-          <w:p>
-            <w:pPr>
-              <w:spacing w:after="0" w:line="240"/>
-              <w:jc w:val="center"/>
-            </w:pPr>
-            <w:r>
-              <w:rPr>
-                <w:rFonts w:ascii="Calibri" w:cs="Calibri" w:eastAsia="Calibri" w:hAnsi="Calibri"/>
-                <w:color w:val="1F2933"/>
-                <w:sz w:val="16"/>
-                <w:szCs w:val="16"/>
-              </w:rPr>
-              <w:t xml:space="preserve">1</w:t>
-            </w:r>
-          </w:p>
-        </w:tc>
-        <w:tc>
-          <w:tcPr>
-            <w:tcW w:type="dxa" w:w="775"/>
-            <w:tcBorders>
-              <w:top w:val="single" w:color="BFC8D2" w:sz="4"/>
-              <w:left w:val="single" w:color="BFC8D2" w:sz="4"/>
-              <w:bottom w:val="single" w:color="BFC8D2" w:sz="4"/>
-              <w:right w:val="single" w:color="BFC8D2" w:sz="4"/>
-            </w:tcBorders>
-            <w:tcMar>
-              <w:top w:type="dxa" w:w="50"/>
-              <w:left w:type="dxa" w:w="80"/>
-              <w:bottom w:type="dxa" w:w="50"/>
-              <w:right w:type="dxa" w:w="80"/>
-            </w:tcMar>
-          </w:tcPr>
-          <w:p>
-            <w:pPr>
-              <w:spacing w:after="0" w:line="240"/>
-              <w:jc w:val="center"/>
-            </w:pPr>
-            <w:r>
-              <w:rPr>
-                <w:rFonts w:ascii="Calibri" w:cs="Calibri" w:eastAsia="Calibri" w:hAnsi="Calibri"/>
-                <w:color w:val="1F2933"/>
-                <w:sz w:val="16"/>
-                <w:szCs w:val="16"/>
-              </w:rPr>
-              <w:t xml:space="preserve">1</w:t>
-            </w:r>
-          </w:p>
-        </w:tc>
-      </w:tr>
-      <w:tr>
-        <w:trPr>
-          <w:cantSplit/>
-        </w:trPr>
-        <w:tc>
-          <w:tcPr>
-            <w:tcW w:type="dxa" w:w="517"/>
-            <w:tcBorders>
-              <w:top w:val="single" w:color="BFC8D2" w:sz="4"/>
-              <w:left w:val="single" w:color="BFC8D2" w:sz="4"/>
-              <w:bottom w:val="single" w:color="BFC8D2" w:sz="4"/>
-              <w:right w:val="single" w:color="BFC8D2" w:sz="4"/>
-            </w:tcBorders>
-            <w:tcMar>
-              <w:top w:type="dxa" w:w="50"/>
-              <w:left w:type="dxa" w:w="80"/>
-              <w:bottom w:type="dxa" w:w="50"/>
-              <w:right w:type="dxa" w:w="80"/>
-            </w:tcMar>
-          </w:tcPr>
-          <w:p>
-            <w:pPr>
-              <w:spacing w:after="0" w:line="240"/>
-              <w:jc w:val="center"/>
-            </w:pPr>
-            <w:r>
-              <w:rPr>
-                <w:rFonts w:ascii="Calibri" w:cs="Calibri" w:eastAsia="Calibri" w:hAnsi="Calibri"/>
-                <w:color w:val="1F2933"/>
-                <w:sz w:val="16"/>
-                <w:szCs w:val="16"/>
-              </w:rPr>
-              <w:t xml:space="preserve">Q30</w:t>
-            </w:r>
-          </w:p>
-        </w:tc>
-        <w:tc>
-          <w:tcPr>
-            <w:tcW w:type="dxa" w:w="1034"/>
-            <w:tcBorders>
-              <w:top w:val="single" w:color="BFC8D2" w:sz="4"/>
-              <w:left w:val="single" w:color="BFC8D2" w:sz="4"/>
-              <w:bottom w:val="single" w:color="BFC8D2" w:sz="4"/>
-              <w:right w:val="single" w:color="BFC8D2" w:sz="4"/>
-            </w:tcBorders>
-            <w:tcMar>
-              <w:top w:type="dxa" w:w="50"/>
-              <w:left w:type="dxa" w:w="80"/>
-              <w:bottom w:type="dxa" w:w="50"/>
-              <w:right w:type="dxa" w:w="80"/>
-            </w:tcMar>
-          </w:tcPr>
-          <w:p>
-            <w:pPr>
-              <w:spacing w:after="0" w:line="240"/>
-              <w:jc w:val="left"/>
-            </w:pPr>
-            <w:r>
-              <w:rPr>
-                <w:rFonts w:ascii="Calibri" w:cs="Calibri" w:eastAsia="Calibri" w:hAnsi="Calibri"/>
-                <w:color w:val="1F2933"/>
-                <w:sz w:val="16"/>
-                <w:szCs w:val="16"/>
-              </w:rPr>
-              <w:t xml:space="preserve">Out of scope</w:t>
-            </w:r>
-          </w:p>
-        </w:tc>
-        <w:tc>
-          <w:tcPr>
-            <w:tcW w:type="dxa" w:w="4758"/>
-            <w:tcBorders>
-              <w:top w:val="single" w:color="BFC8D2" w:sz="4"/>
-              <w:left w:val="single" w:color="BFC8D2" w:sz="4"/>
-              <w:bottom w:val="single" w:color="BFC8D2" w:sz="4"/>
-              <w:right w:val="single" w:color="BFC8D2" w:sz="4"/>
-            </w:tcBorders>
-            <w:tcMar>
-              <w:top w:type="dxa" w:w="50"/>
-              <w:left w:type="dxa" w:w="80"/>
-              <w:bottom w:type="dxa" w:w="50"/>
-              <w:right w:type="dxa" w:w="80"/>
-            </w:tcMar>
-          </w:tcPr>
-          <w:p>
-            <w:pPr>
-              <w:spacing w:after="0" w:line="240"/>
-              <w:jc w:val="left"/>
-            </w:pPr>
-            <w:r>
-              <w:rPr>
-                <w:rFonts w:ascii="Calibri" w:cs="Calibri" w:eastAsia="Calibri" w:hAnsi="Calibri"/>
-                <w:color w:val="1F2933"/>
-                <w:sz w:val="16"/>
-                <w:szCs w:val="16"/>
-              </w:rPr>
-              <w:t xml:space="preserve">Can you write a Python program to sort a list?</w:t>
-            </w:r>
-          </w:p>
-        </w:tc>
-        <w:tc>
-          <w:tcPr>
-            <w:tcW w:type="dxa" w:w="776"/>
-            <w:tcBorders>
-              <w:top w:val="single" w:color="BFC8D2" w:sz="4"/>
-              <w:left w:val="single" w:color="BFC8D2" w:sz="4"/>
-              <w:bottom w:val="single" w:color="BFC8D2" w:sz="4"/>
-              <w:right w:val="single" w:color="BFC8D2" w:sz="4"/>
-            </w:tcBorders>
-            <w:tcMar>
-              <w:top w:type="dxa" w:w="50"/>
-              <w:left w:type="dxa" w:w="80"/>
-              <w:bottom w:type="dxa" w:w="50"/>
-              <w:right w:type="dxa" w:w="80"/>
-            </w:tcMar>
-          </w:tcPr>
-          <w:p>
-            <w:pPr>
-              <w:spacing w:after="0" w:line="240"/>
-              <w:jc w:val="center"/>
-            </w:pPr>
-            <w:r>
-              <w:rPr>
-                <w:rFonts w:ascii="Calibri" w:cs="Calibri" w:eastAsia="Calibri" w:hAnsi="Calibri"/>
-                <w:color w:val="1F2933"/>
-                <w:sz w:val="16"/>
-                <w:szCs w:val="16"/>
-              </w:rPr>
-              <w:t xml:space="preserve">1</w:t>
-            </w:r>
-          </w:p>
-        </w:tc>
-        <w:tc>
-          <w:tcPr>
-            <w:tcW w:type="dxa" w:w="776"/>
-            <w:tcBorders>
-              <w:top w:val="single" w:color="BFC8D2" w:sz="4"/>
-              <w:left w:val="single" w:color="BFC8D2" w:sz="4"/>
-              <w:bottom w:val="single" w:color="BFC8D2" w:sz="4"/>
-              <w:right w:val="single" w:color="BFC8D2" w:sz="4"/>
-            </w:tcBorders>
-            <w:tcMar>
-              <w:top w:type="dxa" w:w="50"/>
-              <w:left w:type="dxa" w:w="80"/>
-              <w:bottom w:type="dxa" w:w="50"/>
-              <w:right w:type="dxa" w:w="80"/>
-            </w:tcMar>
-          </w:tcPr>
-          <w:p>
-            <w:pPr>
-              <w:spacing w:after="0" w:line="240"/>
-              <w:jc w:val="center"/>
-            </w:pPr>
-            <w:r>
-              <w:rPr>
-                <w:rFonts w:ascii="Calibri" w:cs="Calibri" w:eastAsia="Calibri" w:hAnsi="Calibri"/>
-                <w:color w:val="1F2933"/>
-                <w:sz w:val="16"/>
-                <w:szCs w:val="16"/>
-              </w:rPr>
-              <w:t xml:space="preserve">1</w:t>
-            </w:r>
-          </w:p>
-        </w:tc>
-        <w:tc>
-          <w:tcPr>
-            <w:tcW w:type="dxa" w:w="776"/>
-            <w:tcBorders>
-              <w:top w:val="single" w:color="BFC8D2" w:sz="4"/>
-              <w:left w:val="single" w:color="BFC8D2" w:sz="4"/>
-              <w:bottom w:val="single" w:color="BFC8D2" w:sz="4"/>
-              <w:right w:val="single" w:color="BFC8D2" w:sz="4"/>
-            </w:tcBorders>
-            <w:tcMar>
-              <w:top w:type="dxa" w:w="50"/>
-              <w:left w:type="dxa" w:w="80"/>
-              <w:bottom w:type="dxa" w:w="50"/>
-              <w:right w:type="dxa" w:w="80"/>
-            </w:tcMar>
-          </w:tcPr>
-          <w:p>
-            <w:pPr>
-              <w:spacing w:after="0" w:line="240"/>
-              <w:jc w:val="center"/>
-            </w:pPr>
-            <w:r>
-              <w:rPr>
-                <w:rFonts w:ascii="Calibri" w:cs="Calibri" w:eastAsia="Calibri" w:hAnsi="Calibri"/>
-                <w:color w:val="1F2933"/>
-                <w:sz w:val="16"/>
-                <w:szCs w:val="16"/>
-              </w:rPr>
-              <w:t xml:space="preserve">1</w:t>
-            </w:r>
-          </w:p>
-        </w:tc>
-        <w:tc>
-          <w:tcPr>
-            <w:tcW w:type="dxa" w:w="775"/>
-            <w:tcBorders>
-              <w:top w:val="single" w:color="BFC8D2" w:sz="4"/>
-              <w:left w:val="single" w:color="BFC8D2" w:sz="4"/>
-              <w:bottom w:val="single" w:color="BFC8D2" w:sz="4"/>
-              <w:right w:val="single" w:color="BFC8D2" w:sz="4"/>
-            </w:tcBorders>
-            <w:tcMar>
-              <w:top w:type="dxa" w:w="50"/>
-              <w:left w:type="dxa" w:w="80"/>
-              <w:bottom w:type="dxa" w:w="50"/>
-              <w:right w:type="dxa" w:w="80"/>
-            </w:tcMar>
-          </w:tcPr>
-          <w:p>
-            <w:pPr>
-              <w:spacing w:after="0" w:line="240"/>
-              <w:jc w:val="center"/>
-            </w:pPr>
-            <w:r>
-              <w:rPr>
-                <w:rFonts w:ascii="Calibri" w:cs="Calibri" w:eastAsia="Calibri" w:hAnsi="Calibri"/>
-                <w:color w:val="1F2933"/>
-                <w:sz w:val="16"/>
-                <w:szCs w:val="16"/>
-              </w:rPr>
-              <w:t xml:space="preserve">1</w:t>
-            </w:r>
-          </w:p>
-        </w:tc>
-      </w:tr>
-      <w:tr>
-        <w:trPr>
-          <w:cantSplit/>
-        </w:trPr>
-        <w:tc>
-          <w:tcPr>
-            <w:tcW w:type="dxa" w:w="517"/>
-            <w:tcBorders>
-              <w:top w:val="single" w:color="BFC8D2" w:sz="4"/>
-              <w:left w:val="single" w:color="BFC8D2" w:sz="4"/>
-              <w:bottom w:val="single" w:color="BFC8D2" w:sz="4"/>
-              <w:right w:val="single" w:color="BFC8D2" w:sz="4"/>
-            </w:tcBorders>
-            <w:tcMar>
-              <w:top w:type="dxa" w:w="50"/>
-              <w:left w:type="dxa" w:w="80"/>
-              <w:bottom w:type="dxa" w:w="50"/>
-              <w:right w:type="dxa" w:w="80"/>
-            </w:tcMar>
-          </w:tcPr>
-          <w:p>
-            <w:pPr>
-              <w:spacing w:after="0" w:line="240"/>
-              <w:jc w:val="center"/>
-            </w:pPr>
-          </w:p>
-        </w:tc>
-        <w:tc>
-          <w:tcPr>
-            <w:tcW w:type="dxa" w:w="1034"/>
-            <w:tcBorders>
-              <w:top w:val="single" w:color="BFC8D2" w:sz="4"/>
-              <w:left w:val="single" w:color="BFC8D2" w:sz="4"/>
-              <w:bottom w:val="single" w:color="BFC8D2" w:sz="4"/>
-              <w:right w:val="single" w:color="BFC8D2" w:sz="4"/>
-            </w:tcBorders>
-            <w:tcMar>
-              <w:top w:type="dxa" w:w="50"/>
-              <w:left w:type="dxa" w:w="80"/>
-              <w:bottom w:type="dxa" w:w="50"/>
-              <w:right w:type="dxa" w:w="80"/>
-            </w:tcMar>
-          </w:tcPr>
-          <w:p>
-            <w:pPr>
-              <w:spacing w:after="0" w:line="240"/>
-              <w:jc w:val="left"/>
-            </w:pPr>
-          </w:p>
-        </w:tc>
-        <w:tc>
-          <w:tcPr>
-            <w:tcW w:type="dxa" w:w="4758"/>
-            <w:tcBorders>
-              <w:top w:val="single" w:color="BFC8D2" w:sz="4"/>
-              <w:left w:val="single" w:color="BFC8D2" w:sz="4"/>
-              <w:bottom w:val="single" w:color="BFC8D2" w:sz="4"/>
-              <w:right w:val="single" w:color="BFC8D2" w:sz="4"/>
-            </w:tcBorders>
-            <w:tcMar>
-              <w:top w:type="dxa" w:w="50"/>
-              <w:left w:type="dxa" w:w="80"/>
-              <w:bottom w:type="dxa" w:w="50"/>
-              <w:right w:type="dxa" w:w="80"/>
-            </w:tcMar>
-          </w:tcPr>
-          <w:p>
-            <w:pPr>
-              <w:spacing w:after="0" w:line="240"/>
-              <w:jc w:val="left"/>
-            </w:pPr>
-            <w:r>
-              <w:rPr>
-                <w:rFonts w:ascii="Calibri" w:cs="Calibri" w:eastAsia="Calibri" w:hAnsi="Calibri"/>
-                <w:b/>
-                <w:bCs/>
-                <w:color w:val="1F2933"/>
-                <w:sz w:val="16"/>
-                <w:szCs w:val="16"/>
-              </w:rPr>
-              <w:t xml:space="preserve">Total correct (of 30)</w:t>
-            </w:r>
-          </w:p>
-        </w:tc>
-        <w:tc>
-          <w:tcPr>
-            <w:tcW w:type="dxa" w:w="776"/>
-            <w:tcBorders>
-              <w:top w:val="single" w:color="BFC8D2" w:sz="4"/>
-              <w:left w:val="single" w:color="BFC8D2" w:sz="4"/>
-              <w:bottom w:val="single" w:color="BFC8D2" w:sz="4"/>
-              <w:right w:val="single" w:color="BFC8D2" w:sz="4"/>
-            </w:tcBorders>
-            <w:tcMar>
-              <w:top w:type="dxa" w:w="50"/>
-              <w:left w:type="dxa" w:w="80"/>
-              <w:bottom w:type="dxa" w:w="50"/>
-              <w:right w:type="dxa" w:w="80"/>
-            </w:tcMar>
-          </w:tcPr>
-          <w:p>
-            <w:pPr>
-              <w:spacing w:after="0" w:line="240"/>
-              <w:jc w:val="center"/>
-            </w:pPr>
-            <w:r>
-              <w:rPr>
-                <w:rFonts w:ascii="Calibri" w:cs="Calibri" w:eastAsia="Calibri" w:hAnsi="Calibri"/>
-                <w:b/>
-                <w:bCs/>
-                <w:color w:val="1F2933"/>
-                <w:sz w:val="16"/>
-                <w:szCs w:val="16"/>
-              </w:rPr>
-              <w:t xml:space="preserve">23</w:t>
-            </w:r>
-          </w:p>
-        </w:tc>
-        <w:tc>
-          <w:tcPr>
-            <w:tcW w:type="dxa" w:w="776"/>
-            <w:tcBorders>
-              <w:top w:val="single" w:color="BFC8D2" w:sz="4"/>
-              <w:left w:val="single" w:color="BFC8D2" w:sz="4"/>
-              <w:bottom w:val="single" w:color="BFC8D2" w:sz="4"/>
-              <w:right w:val="single" w:color="BFC8D2" w:sz="4"/>
-            </w:tcBorders>
-            <w:tcMar>
-              <w:top w:type="dxa" w:w="50"/>
-              <w:left w:type="dxa" w:w="80"/>
-              <w:bottom w:type="dxa" w:w="50"/>
-              <w:right w:type="dxa" w:w="80"/>
-            </w:tcMar>
-          </w:tcPr>
-          <w:p>
-            <w:pPr>
-              <w:spacing w:after="0" w:line="240"/>
-              <w:jc w:val="center"/>
-            </w:pPr>
-            <w:r>
-              <w:rPr>
-                <w:rFonts w:ascii="Calibri" w:cs="Calibri" w:eastAsia="Calibri" w:hAnsi="Calibri"/>
-                <w:b/>
-                <w:bCs/>
-                <w:color w:val="1F2933"/>
-                <w:sz w:val="16"/>
-                <w:szCs w:val="16"/>
-              </w:rPr>
-              <w:t xml:space="preserve">21</w:t>
-            </w:r>
-          </w:p>
-        </w:tc>
-        <w:tc>
-          <w:tcPr>
-            <w:tcW w:type="dxa" w:w="776"/>
-            <w:tcBorders>
-              <w:top w:val="single" w:color="BFC8D2" w:sz="4"/>
-              <w:left w:val="single" w:color="BFC8D2" w:sz="4"/>
-              <w:bottom w:val="single" w:color="BFC8D2" w:sz="4"/>
-              <w:right w:val="single" w:color="BFC8D2" w:sz="4"/>
-            </w:tcBorders>
-            <w:tcMar>
-              <w:top w:type="dxa" w:w="50"/>
-              <w:left w:type="dxa" w:w="80"/>
-              <w:bottom w:type="dxa" w:w="50"/>
-              <w:right w:type="dxa" w:w="80"/>
-            </w:tcMar>
-          </w:tcPr>
-          <w:p>
-            <w:pPr>
-              <w:spacing w:after="0" w:line="240"/>
-              <w:jc w:val="center"/>
-            </w:pPr>
-            <w:r>
-              <w:rPr>
-                <w:rFonts w:ascii="Calibri" w:cs="Calibri" w:eastAsia="Calibri" w:hAnsi="Calibri"/>
-                <w:b/>
-                <w:bCs/>
-                <w:color w:val="1F2933"/>
-                <w:sz w:val="16"/>
-                <w:szCs w:val="16"/>
-              </w:rPr>
-              <w:t xml:space="preserve">22</w:t>
-            </w:r>
-          </w:p>
-        </w:tc>
-        <w:tc>
-          <w:tcPr>
-            <w:tcW w:type="dxa" w:w="775"/>
-            <w:tcBorders>
-              <w:top w:val="single" w:color="BFC8D2" w:sz="4"/>
-              <w:left w:val="single" w:color="BFC8D2" w:sz="4"/>
-              <w:bottom w:val="single" w:color="BFC8D2" w:sz="4"/>
-              <w:right w:val="single" w:color="BFC8D2" w:sz="4"/>
-            </w:tcBorders>
-            <w:tcMar>
-              <w:top w:type="dxa" w:w="50"/>
-              <w:left w:type="dxa" w:w="80"/>
-              <w:bottom w:type="dxa" w:w="50"/>
-              <w:right w:type="dxa" w:w="80"/>
-            </w:tcMar>
-          </w:tcPr>
-          <w:p>
-            <w:pPr>
-              <w:spacing w:after="0" w:line="240"/>
-              <w:jc w:val="center"/>
-            </w:pPr>
-            <w:r>
-              <w:rPr>
-                <w:rFonts w:ascii="Calibri" w:cs="Calibri" w:eastAsia="Calibri" w:hAnsi="Calibri"/>
-                <w:b/>
-                <w:bCs/>
-                <w:color w:val="1F2933"/>
-                <w:sz w:val="16"/>
-                <w:szCs w:val="16"/>
-              </w:rPr>
-              <w:t xml:space="preserve">20</w:t>
-            </w:r>
-          </w:p>
-        </w:tc>
-      </w:tr>
-    </w:tbl>
     <w:sectPr>
       <w:footerReference w:type="default" r:id="rId6"/>
       <w:footerReference w:type="first" r:id="rId7"/>
